--- a/downloads/workbook/ai-7-week-17.docx
+++ b/downloads/workbook/ai-7-week-17.docx
@@ -997,6 +997,178 @@
         <w:t>Project connection: For the Reproducible AI Research Study, retain an annotated worked trace and the changed-case reasoning. Connect the claim to its records, units and assumptions so another investigator can challenge or reproduce it.</w:t>
       </w:r>
     </w:p>
+    <w:p>
+      <w:pPr>
+        <w:pStyle w:val="Heading1"/>
+      </w:pPr>
+      <w:r>
+        <w:t>13. Project portfolio milestone</w:t>
+      </w:r>
+    </w:p>
+    <w:p>
+      <w:r>
+        <w:t>Project: Reproducible AI Research Study</w:t>
+      </w:r>
+    </w:p>
+    <w:p>
+      <w:r>
+        <w:t>Current milestone: Test changed cases. Keep normal, boundary and failure cases; compare expected and observed results.</w:t>
+      </w:r>
+    </w:p>
+    <w:p>
+      <w:r>
+        <w:t>For the Reproducible AI Research Study, retain an annotated worked trace and the changed-case reasoning. Connect the claim to its records, units and assumptions so another investigator can challenge or reproduce it.</w:t>
+      </w:r>
+    </w:p>
+    <w:tbl>
+      <w:tblPr>
+        <w:tblStyle w:val="LightShading-Accent1"/>
+        <w:tblW w:type="auto" w:w="0"/>
+        <w:tblLook w:firstColumn="1" w:firstRow="1" w:lastColumn="0" w:lastRow="0" w:noHBand="0" w:noVBand="1" w:val="04A0"/>
+      </w:tblPr>
+      <w:tblGrid>
+        <w:gridCol w:w="5112"/>
+        <w:gridCol w:w="5112"/>
+      </w:tblGrid>
+      <w:tr>
+        <w:trPr>
+          <w:tblHeader/>
+        </w:trPr>
+        <w:tc>
+          <w:tcPr>
+            <w:tcW w:type="dxa" w:w="5112"/>
+          </w:tcPr>
+          <w:p>
+            <w:r>
+              <w:t>Evidence to keep</w:t>
+            </w:r>
+          </w:p>
+        </w:tc>
+        <w:tc>
+          <w:tcPr>
+            <w:tcW w:type="dxa" w:w="5112"/>
+          </w:tcPr>
+          <w:p>
+            <w:r>
+              <w:t>My record</w:t>
+            </w:r>
+          </w:p>
+        </w:tc>
+      </w:tr>
+      <w:tr>
+        <w:tc>
+          <w:tcPr>
+            <w:tcW w:type="dxa" w:w="5112"/>
+          </w:tcPr>
+          <w:p>
+            <w:r>
+              <w:t>This week’s input and deciding step</w:t>
+            </w:r>
+          </w:p>
+        </w:tc>
+        <w:tc>
+          <w:tcPr>
+            <w:tcW w:type="dxa" w:w="5112"/>
+          </w:tcPr>
+          <w:p>
+            <w:r/>
+          </w:p>
+        </w:tc>
+      </w:tr>
+      <w:tr>
+        <w:tc>
+          <w:tcPr>
+            <w:tcW w:type="dxa" w:w="5112"/>
+          </w:tcPr>
+          <w:p>
+            <w:r>
+              <w:t>Prediction and actual result (or labelled paper trace)</w:t>
+            </w:r>
+          </w:p>
+        </w:tc>
+        <w:tc>
+          <w:tcPr>
+            <w:tcW w:type="dxa" w:w="5112"/>
+          </w:tcPr>
+          <w:p>
+            <w:r/>
+          </w:p>
+        </w:tc>
+      </w:tr>
+      <w:tr>
+        <w:tc>
+          <w:tcPr>
+            <w:tcW w:type="dxa" w:w="5112"/>
+          </w:tcPr>
+          <w:p>
+            <w:r>
+              <w:t>One change since the previous checkpoint and why</w:t>
+            </w:r>
+          </w:p>
+        </w:tc>
+        <w:tc>
+          <w:tcPr>
+            <w:tcW w:type="dxa" w:w="5112"/>
+          </w:tcPr>
+          <w:p>
+            <w:r/>
+          </w:p>
+        </w:tc>
+      </w:tr>
+      <w:tr>
+        <w:tc>
+          <w:tcPr>
+            <w:tcW w:type="dxa" w:w="5112"/>
+          </w:tcPr>
+          <w:p>
+            <w:r>
+              <w:t>One error or limit and the next test</w:t>
+            </w:r>
+          </w:p>
+        </w:tc>
+        <w:tc>
+          <w:tcPr>
+            <w:tcW w:type="dxa" w:w="5112"/>
+          </w:tcPr>
+          <w:p>
+            <w:r/>
+          </w:p>
+        </w:tc>
+      </w:tr>
+    </w:tbl>
+    <w:p>
+      <w:pPr>
+        <w:pStyle w:val="Heading3"/>
+      </w:pPr>
+      <w:r>
+        <w:t>Explain what this week adds to your project. Reuse last week’s record rather than starting again.</w:t>
+      </w:r>
+    </w:p>
+    <w:p>
+      <w:r>
+        <w:t>________________________________________________________________</w:t>
+      </w:r>
+    </w:p>
+    <w:p>
+      <w:r>
+        <w:t>________________________________________________________________</w:t>
+      </w:r>
+    </w:p>
+    <w:p>
+      <w:r>
+        <w:t>________________________________________________________________</w:t>
+      </w:r>
+    </w:p>
+    <w:p>
+      <w:r>
+        <w:t>________________________________________________________________</w:t>
+      </w:r>
+    </w:p>
+    <w:p>
+      <w:r>
+        <w:t>________________________________________________________________</w:t>
+      </w:r>
+    </w:p>
     <w:sectPr>
       <w:pgSz w:w="12240" w:h="15840"/>
       <w:pgMar w:top="936" w:right="1008" w:bottom="936" w:left="1008" w:header="720" w:footer="720" w:gutter="0"/>

--- a/downloads/workbook/ai-7-week-17.docx
+++ b/downloads/workbook/ai-7-week-17.docx
@@ -1169,6 +1169,235 @@
         <w:t>________________________________________________________________</w:t>
       </w:r>
     </w:p>
+    <w:p>
+      <w:pPr>
+        <w:pStyle w:val="Heading1"/>
+      </w:pPr>
+      <w:r>
+        <w:t>14. Supported practice and learning evidence</w:t>
+      </w:r>
+    </w:p>
+    <w:p>
+      <w:r>
+        <w:t>Use this supported practice once, in the browser or on paper. Keep the reserved independent assessment for a separate first attempt before teacher feedback.</w:t>
+      </w:r>
+    </w:p>
+    <w:p>
+      <w:r>
+        <w:t>A decision sensitive to the cutoff. A toy score rule predicts positive when score is at least the chosen cutoff.</w:t>
+      </w:r>
+    </w:p>
+    <w:p>
+      <w:pPr>
+        <w:pStyle w:val="Heading3"/>
+      </w:pPr>
+      <w:r>
+        <w:t>Practice 1: explain the deciding evidence</w:t>
+      </w:r>
+    </w:p>
+    <w:p>
+      <w:r>
+        <w:t>Which labelled step matches this detail? Only 0.8 meets the new boundary.</w:t>
+      </w:r>
+    </w:p>
+    <w:p>
+      <w:r>
+        <w:t>1. Hold scores fixed</w:t>
+      </w:r>
+    </w:p>
+    <w:p>
+      <w:r>
+        <w:t>2. Apply cutoff 0.7</w:t>
+      </w:r>
+    </w:p>
+    <w:p>
+      <w:r>
+        <w:t>3. Apply cutoff 0.5</w:t>
+      </w:r>
+    </w:p>
+    <w:p>
+      <w:pPr>
+        <w:pStyle w:val="Heading3"/>
+      </w:pPr>
+      <w:r>
+        <w:t>My selected conclusion, deciding fact and explanation</w:t>
+      </w:r>
+    </w:p>
+    <w:p>
+      <w:r>
+        <w:t>________________________________________________________________</w:t>
+      </w:r>
+    </w:p>
+    <w:p>
+      <w:r>
+        <w:t>________________________________________________________________</w:t>
+      </w:r>
+    </w:p>
+    <w:p>
+      <w:r>
+        <w:t>________________________________________________________________</w:t>
+      </w:r>
+    </w:p>
+    <w:p>
+      <w:r>
+        <w:t>________________________________________________________________</w:t>
+      </w:r>
+    </w:p>
+    <w:p>
+      <w:r>
+        <w:t>________________________________________________________________</w:t>
+      </w:r>
+    </w:p>
+    <w:p>
+      <w:r>
+        <w:t>Hint if needed: Read the steps in the pictorial case. Match the supplied detail to the stage that performs or records it.</w:t>
+      </w:r>
+    </w:p>
+    <w:p>
+      <w:r>
+        <w:t>After your attempt, compare with the supported explanation: Apply cutoff 0.7 Only 0.8 meets the new boundary. Sensitivity analysis checks how conclusions change under plausible choices. Changing a cutoff changes the decision rule, not the recorded scores or their accuracy.</w:t>
+      </w:r>
+    </w:p>
+    <w:p>
+      <w:pPr>
+        <w:pStyle w:val="Heading3"/>
+      </w:pPr>
+      <w:r>
+        <w:t>Practice 2: explain the deciding evidence</w:t>
+      </w:r>
+    </w:p>
+    <w:p>
+      <w:r>
+        <w:t>Changed-case practice: Set the cutoff to exactly 0.6. Which conclusion is supported by the supplied facts?</w:t>
+      </w:r>
+    </w:p>
+    <w:p>
+      <w:r>
+        <w:t>1. We can decide the result without examining the changed input or the procedure.</w:t>
+      </w:r>
+    </w:p>
+    <w:p>
+      <w:r>
+        <w:t>2. This one example guarantees correct results for every future input.</w:t>
+      </w:r>
+    </w:p>
+    <w:p>
+      <w:r>
+        <w:t>3. 0.6 and 0.8 are positive because the rule includes equality.</w:t>
+      </w:r>
+    </w:p>
+    <w:p>
+      <w:pPr>
+        <w:pStyle w:val="Heading3"/>
+      </w:pPr>
+      <w:r>
+        <w:t>My selected conclusion, deciding fact and explanation</w:t>
+      </w:r>
+    </w:p>
+    <w:p>
+      <w:r>
+        <w:t>________________________________________________________________</w:t>
+      </w:r>
+    </w:p>
+    <w:p>
+      <w:r>
+        <w:t>________________________________________________________________</w:t>
+      </w:r>
+    </w:p>
+    <w:p>
+      <w:r>
+        <w:t>________________________________________________________________</w:t>
+      </w:r>
+    </w:p>
+    <w:p>
+      <w:r>
+        <w:t>________________________________________________________________</w:t>
+      </w:r>
+    </w:p>
+    <w:p>
+      <w:r>
+        <w:t>________________________________________________________________</w:t>
+      </w:r>
+    </w:p>
+    <w:p>
+      <w:r>
+        <w:t>Hint if needed: Use the changed condition and the deciding step in the pictorial trace. The answer must say what follows from those facts.</w:t>
+      </w:r>
+    </w:p>
+    <w:p>
+      <w:r>
+        <w:t>After your attempt, compare with the supported explanation: 0.6 and 0.8 are positive because the rule includes equality. The declared at-least boundary includes the threshold value.</w:t>
+      </w:r>
+    </w:p>
+    <w:p>
+      <w:pPr>
+        <w:pStyle w:val="Heading3"/>
+      </w:pPr>
+      <w:r>
+        <w:t>Repair a missing building block</w:t>
+      </w:r>
+    </w:p>
+    <w:p>
+      <w:r>
+        <w:t>Review Ablation studies (ai-7/16). Goal: Explain the mechanism and terminology of ablation studies. Short practice: Calculate the filter ablation’s two rates and count change. Which single component is altered, and why does also changing the model prevent isolating the filter?. Return to this week and explain what you changed.</w:t>
+      </w:r>
+    </w:p>
+    <w:p>
+      <w:r>
+        <w:t>Review Statistical tests and assumptions (ai-7/14). Goal: Explain the mechanism and terminology of statistical tests and assumptions. Short practice: Calculate each paired difference and the observed sum. Count null arrangements with absolute sum at least four, compute p, and explain the decision at threshold 0.05.. Return to this week and explain what you changed.</w:t>
+      </w:r>
+    </w:p>
+    <w:p>
+      <w:r>
+        <w:t>Review Sampling variability (ai-7/11). Goal: Explain the mechanism and terminology of sampling variability. Short practice: Calculate the two four-case rates and their difference. Explain how changed included cases can affect a fixed model, and why identical deterministic records should not differ on a rerun.. Return to this week and explain what you changed.</w:t>
+      </w:r>
+    </w:p>
+    <w:p>
+      <w:pPr>
+        <w:pStyle w:val="Heading3"/>
+      </w:pPr>
+      <w:r>
+        <w:t>Keep your completed work</w:t>
+      </w:r>
+    </w:p>
+    <w:p>
+      <w:r>
+        <w:t>Use Download completed work in the hosted lesson to export your answers, reflections, practice feedback and code-run evidence. Open the HTML copy to read or print it. Drafts stay in this browser when storage is available; clear drafts on a shared device.</w:t>
+      </w:r>
+    </w:p>
+    <w:p>
+      <w:pPr>
+        <w:pStyle w:val="Heading3"/>
+      </w:pPr>
+      <w:r>
+        <w:t>What I repaired, the evidence I kept and the next test</w:t>
+      </w:r>
+    </w:p>
+    <w:p>
+      <w:r>
+        <w:t>________________________________________________________________</w:t>
+      </w:r>
+    </w:p>
+    <w:p>
+      <w:r>
+        <w:t>________________________________________________________________</w:t>
+      </w:r>
+    </w:p>
+    <w:p>
+      <w:r>
+        <w:t>________________________________________________________________</w:t>
+      </w:r>
+    </w:p>
+    <w:p>
+      <w:r>
+        <w:t>________________________________________________________________</w:t>
+      </w:r>
+    </w:p>
+    <w:p>
+      <w:r>
+        <w:t>________________________________________________________________</w:t>
+      </w:r>
+    </w:p>
     <w:sectPr>
       <w:pgSz w:w="12240" w:h="15840"/>
       <w:pgMar w:top="936" w:right="1008" w:bottom="936" w:left="1008" w:header="720" w:footer="720" w:gutter="0"/>

--- a/downloads/workbook/ai-7-week-17.docx
+++ b/downloads/workbook/ai-7-week-17.docx
@@ -30,33 +30,45 @@
     </w:p>
     <w:p>
       <w:r>
-        <w:t>Try the recall before opening notes. Then use a different colour or a labelled second line to correct your explanation.</w:t>
+        <w:t>Record your starting explanation for Sensitivity analysis before opening notes. Show any later correction separately.</w:t>
       </w:r>
     </w:p>
     <w:p>
       <w:pPr>
-        <w:pStyle w:val="Heading3"/>
-      </w:pPr>
-      <w:r>
-        <w:t>Ablation studies</w:t>
+        <w:spacing w:line="336" w:lineRule="auto" w:after="180"/>
+      </w:pPr>
+      <w:r>
+        <w:rPr>
+          <w:b w:val="0"/>
+        </w:rPr>
+        <w:t>Try the recall before opening notes. Then use a different colour or a labelled second line to correct your explanation.</w:t>
       </w:r>
     </w:p>
     <w:p>
-      <w:r>
-        <w:t>Without opening the old lesson, explain one key idea from Ablation studies. Give an example and a mistake that the idea helps you avoid.</w:t>
+      <w:pPr>
+        <w:pStyle w:val="Heading3"/>
+      </w:pPr>
+      <w:r>
+        <w:t>Ablation studies</w:t>
       </w:r>
     </w:p>
     <w:p>
       <w:pPr>
-        <w:pStyle w:val="Heading3"/>
-      </w:pPr>
-      <w:r>
-        <w:t>My remembered idea, example and correction</w:t>
+        <w:spacing w:line="336" w:lineRule="auto" w:after="180"/>
+      </w:pPr>
+      <w:r>
+        <w:rPr>
+          <w:b w:val="0"/>
+        </w:rPr>
+        <w:t>Without opening the old lesson, explain one key idea from Ablation studies. Give an example and a mistake that the idea helps you avoid.</w:t>
       </w:r>
     </w:p>
     <w:p>
-      <w:r>
-        <w:t>________________________________________________________________</w:t>
+      <w:pPr>
+        <w:pStyle w:val="Heading3"/>
+      </w:pPr>
+      <w:r>
+        <w:t>My remembered idea, example and correction</w:t>
       </w:r>
     </w:p>
     <w:p>
@@ -70,29 +82,35 @@
       </w:r>
     </w:p>
     <w:p>
-      <w:pPr>
-        <w:pStyle w:val="Heading3"/>
-      </w:pPr>
-      <w:r>
-        <w:t>Statistical tests and assumptions</w:t>
+      <w:r>
+        <w:t>________________________________________________________________</w:t>
       </w:r>
     </w:p>
     <w:p>
-      <w:r>
-        <w:t>Without opening the old lesson, explain one key idea from Statistical tests and assumptions. Give an example and a mistake that the idea helps you avoid.</w:t>
+      <w:pPr>
+        <w:pStyle w:val="Heading3"/>
+      </w:pPr>
+      <w:r>
+        <w:t>Statistical tests and assumptions</w:t>
       </w:r>
     </w:p>
     <w:p>
       <w:pPr>
-        <w:pStyle w:val="Heading3"/>
-      </w:pPr>
-      <w:r>
-        <w:t>My remembered idea, example and correction</w:t>
+        <w:spacing w:line="336" w:lineRule="auto" w:after="180"/>
+      </w:pPr>
+      <w:r>
+        <w:rPr>
+          <w:b w:val="0"/>
+        </w:rPr>
+        <w:t>Without opening the old lesson, explain one key idea from Statistical tests and assumptions. Give an example and a mistake that the idea helps you avoid.</w:t>
       </w:r>
     </w:p>
     <w:p>
-      <w:r>
-        <w:t>________________________________________________________________</w:t>
+      <w:pPr>
+        <w:pStyle w:val="Heading3"/>
+      </w:pPr>
+      <w:r>
+        <w:t>My remembered idea, example and correction</w:t>
       </w:r>
     </w:p>
     <w:p>
@@ -106,29 +124,35 @@
       </w:r>
     </w:p>
     <w:p>
-      <w:pPr>
-        <w:pStyle w:val="Heading3"/>
-      </w:pPr>
-      <w:r>
-        <w:t>Sampling variability</w:t>
+      <w:r>
+        <w:t>________________________________________________________________</w:t>
       </w:r>
     </w:p>
     <w:p>
-      <w:r>
-        <w:t>Without opening the old lesson, explain one key idea from Sampling variability. Give an example and a mistake that the idea helps you avoid.</w:t>
+      <w:pPr>
+        <w:pStyle w:val="Heading3"/>
+      </w:pPr>
+      <w:r>
+        <w:t>Sampling variability</w:t>
       </w:r>
     </w:p>
     <w:p>
       <w:pPr>
-        <w:pStyle w:val="Heading3"/>
-      </w:pPr>
-      <w:r>
-        <w:t>My remembered idea, example and correction</w:t>
+        <w:spacing w:line="336" w:lineRule="auto" w:after="180"/>
+      </w:pPr>
+      <w:r>
+        <w:rPr>
+          <w:b w:val="0"/>
+        </w:rPr>
+        <w:t>Without opening the old lesson, explain one key idea from Sampling variability. Give an example and a mistake that the idea helps you avoid.</w:t>
       </w:r>
     </w:p>
     <w:p>
-      <w:r>
-        <w:t>________________________________________________________________</w:t>
+      <w:pPr>
+        <w:pStyle w:val="Heading3"/>
+      </w:pPr>
+      <w:r>
+        <w:t>My remembered idea, example and correction</w:t>
       </w:r>
     </w:p>
     <w:p>
@@ -142,16 +166,44 @@
       </w:r>
     </w:p>
     <w:p>
-      <w:pPr>
-        <w:pStyle w:val="Heading1"/>
-      </w:pPr>
-      <w:r>
-        <w:t>02. Practise with fading help</w:t>
+      <w:r>
+        <w:t>________________________________________________________________</w:t>
       </w:r>
     </w:p>
     <w:p>
-      <w:r>
-        <w:t>Use W2: Trace the worked case for Sensitivity analysis. Record the answer once; the lesson and workbook refer to the same attempt.</w:t>
+      <w:pPr>
+        <w:pStyle w:val="Heading1"/>
+      </w:pPr>
+      <w:r>
+        <w:t>02. Practise with fading help</w:t>
+      </w:r>
+    </w:p>
+    <w:p>
+      <w:r>
+        <w:t>Complete the supported Sensitivity analysis trace and record the first step you can explain without help.</w:t>
+      </w:r>
+    </w:p>
+    <w:p>
+      <w:pPr>
+        <w:spacing w:line="336" w:lineRule="auto" w:after="180"/>
+      </w:pPr>
+      <w:r>
+        <w:rPr>
+          <w:b w:val="0"/>
+        </w:rPr>
+        <w:t xml:space="preserve">Use W2: Trace the worked case for </w:t>
+      </w:r>
+      <w:r>
+        <w:rPr>
+          <w:b/>
+        </w:rPr>
+        <w:t>Sensitivity analysis</w:t>
+      </w:r>
+      <w:r>
+        <w:rPr>
+          <w:b w:val="0"/>
+        </w:rPr>
+        <w:t>. Record the answer once; the lesson and workbook refer to the same attempt.</w:t>
       </w:r>
     </w:p>
     <w:tbl>
@@ -279,25 +331,49 @@
     </w:p>
     <w:p>
       <w:r>
-        <w:t>Use the worked case for Sensitivity analysis. Proposed explanation: “The worked result establishes every future case”. Decide whether this explanation is supported. Point to the step or supplied fact that decides; explain your repair if needed.</w:t>
+        <w:t>Check the proposed Sensitivity analysis explanation against the supplied facts before discussing it.</w:t>
       </w:r>
     </w:p>
     <w:p>
       <w:pPr>
-        <w:pStyle w:val="Heading3"/>
-      </w:pPr>
-      <w:r>
-        <w:t>My explanation before partner discussion</w:t>
+        <w:spacing w:line="336" w:lineRule="auto" w:after="180"/>
+      </w:pPr>
+      <w:r>
+        <w:rPr>
+          <w:b w:val="0"/>
+        </w:rPr>
+        <w:t xml:space="preserve">Use the worked case for </w:t>
+      </w:r>
+      <w:r>
+        <w:rPr>
+          <w:b/>
+        </w:rPr>
+        <w:t>Sensitivity analysis</w:t>
+      </w:r>
+      <w:r>
+        <w:rPr>
+          <w:b w:val="0"/>
+        </w:rPr>
+        <w:t>. Proposed explanation: “The worked result establishes every future case”. Decide whether this explanation is supported.</w:t>
       </w:r>
     </w:p>
     <w:p>
-      <w:r>
-        <w:t>________________________________________________________________</w:t>
+      <w:pPr>
+        <w:spacing w:line="336" w:lineRule="auto" w:after="180"/>
+      </w:pPr>
+      <w:r>
+        <w:rPr>
+          <w:b w:val="0"/>
+        </w:rPr>
+        <w:t>Point to the step or supplied fact that decides; explain your repair if needed.</w:t>
       </w:r>
     </w:p>
     <w:p>
-      <w:r>
-        <w:t>________________________________________________________________</w:t>
+      <w:pPr>
+        <w:pStyle w:val="Heading3"/>
+      </w:pPr>
+      <w:r>
+        <w:t>My explanation before partner discussion</w:t>
       </w:r>
     </w:p>
     <w:p>
@@ -311,47 +387,53 @@
       </w:r>
     </w:p>
     <w:p>
-      <w:pPr>
-        <w:pStyle w:val="Heading1"/>
-      </w:pPr>
-      <w:r>
-        <w:t>04. Independent transfer case</w:t>
+      <w:r>
+        <w:t>________________________________________________________________</w:t>
       </w:r>
     </w:p>
     <w:p>
-      <w:pPr>
-        <w:pStyle w:val="Heading3"/>
-      </w:pPr>
-      <w:r>
-        <w:t>Independent case: Apply a new case independently</w:t>
+      <w:r>
+        <w:t>________________________________________________________________</w:t>
       </w:r>
     </w:p>
     <w:p>
-      <w:r>
-        <w:t>Thresholds .4, .5, .6 give passes8, 9, 7 out of10. Report range and a selection limit.</w:t>
+      <w:pPr>
+        <w:pStyle w:val="Heading1"/>
+      </w:pPr>
+      <w:r>
+        <w:t>04. Independent transfer case</w:t>
       </w:r>
     </w:p>
     <w:p>
-      <w:pPr>
-        <w:pStyle w:val="Heading3"/>
-      </w:pPr>
-      <w:r>
-        <w:t>My independent explanation, trace and limits</w:t>
+      <w:r>
+        <w:t>Write one first attempt at the reserved independent case before feedback. Repeated copies of that case refer to the same recorded attempt.</w:t>
       </w:r>
     </w:p>
     <w:p>
-      <w:r>
-        <w:t>________________________________________________________________</w:t>
+      <w:pPr>
+        <w:pStyle w:val="Heading3"/>
+      </w:pPr>
+      <w:r>
+        <w:t>Independent case: Apply a new case independently</w:t>
       </w:r>
     </w:p>
     <w:p>
-      <w:r>
-        <w:t>________________________________________________________________</w:t>
+      <w:pPr>
+        <w:spacing w:line="336" w:lineRule="auto" w:after="180"/>
+      </w:pPr>
+      <w:r>
+        <w:rPr>
+          <w:b w:val="0"/>
+        </w:rPr>
+        <w:t>Thresholds .4, .5, .6 give passes8, 9, 7 out of10. Report range and a selection limit.</w:t>
       </w:r>
     </w:p>
     <w:p>
-      <w:r>
-        <w:t>________________________________________________________________</w:t>
+      <w:pPr>
+        <w:pStyle w:val="Heading3"/>
+      </w:pPr>
+      <w:r>
+        <w:t>My independent explanation, trace and limits</w:t>
       </w:r>
     </w:p>
     <w:p>
@@ -376,48 +458,96 @@
     </w:p>
     <w:p>
       <w:r>
-        <w:t>Attempt this case before feedback. Record any help. Earlier examples below are further practice; a case already practised with feedback cannot establish fresh transfer.</w:t>
+        <w:t>________________________________________________________________</w:t>
       </w:r>
     </w:p>
     <w:p>
-      <w:pPr>
-        <w:pStyle w:val="Heading1"/>
-      </w:pPr>
-      <w:r>
-        <w:t>05. W1 Explain the mechanism</w:t>
+      <w:r>
+        <w:t>________________________________________________________________</w:t>
       </w:r>
     </w:p>
     <w:p>
       <w:r>
-        <w:t>Explain the weekly mechanism in your own words. Use the worked scenario to name its input, decision rule and output.</w:t>
+        <w:t>________________________________________________________________</w:t>
       </w:r>
     </w:p>
     <w:p>
       <w:pPr>
-        <w:pStyle w:val="Heading3"/>
-      </w:pPr>
-      <w:r>
-        <w:t>My reasoning and evidence</w:t>
+        <w:spacing w:line="336" w:lineRule="auto" w:after="180"/>
+      </w:pPr>
+      <w:r>
+        <w:rPr>
+          <w:b w:val="0"/>
+        </w:rPr>
+        <w:t>Attempt this case before feedback. Record any help. Earlier examples below are further practice; a case already practised with feedback cannot establish fresh transfer.</w:t>
       </w:r>
     </w:p>
     <w:p>
-      <w:r>
-        <w:t>________________________________________________________________</w:t>
+      <w:pPr>
+        <w:pStyle w:val="Heading1"/>
+      </w:pPr>
+      <w:r>
+        <w:t>05. W1 Explain the mechanism</w:t>
       </w:r>
     </w:p>
     <w:p>
       <w:r>
-        <w:t>________________________________________________________________</w:t>
+        <w:t>Explain the mechanism. Apply the supplied Sensitivity analysis facts and keep your reasoning.</w:t>
       </w:r>
     </w:p>
     <w:p>
-      <w:r>
-        <w:t>________________________________________________________________</w:t>
+      <w:pPr>
+        <w:spacing w:line="336" w:lineRule="auto" w:after="180"/>
+      </w:pPr>
+      <w:r>
+        <w:rPr>
+          <w:b w:val="0"/>
+        </w:rPr>
+        <w:t xml:space="preserve">Explain the weekly </w:t>
+      </w:r>
+      <w:r>
+        <w:rPr>
+          <w:b/>
+        </w:rPr>
+        <w:t>mechanism</w:t>
+      </w:r>
+      <w:r>
+        <w:rPr>
+          <w:b w:val="0"/>
+        </w:rPr>
+        <w:t xml:space="preserve"> in your own words. Use the worked scenario to name its </w:t>
+      </w:r>
+      <w:r>
+        <w:rPr>
+          <w:b/>
+        </w:rPr>
+        <w:t>input</w:t>
+      </w:r>
+      <w:r>
+        <w:rPr>
+          <w:b w:val="0"/>
+        </w:rPr>
+        <w:t xml:space="preserve">, decision rule and </w:t>
+      </w:r>
+      <w:r>
+        <w:rPr>
+          <w:b/>
+        </w:rPr>
+        <w:t>output</w:t>
+      </w:r>
+      <w:r>
+        <w:rPr>
+          <w:b w:val="0"/>
+        </w:rPr>
+        <w:t>.</w:t>
       </w:r>
     </w:p>
     <w:p>
-      <w:r>
-        <w:t>________________________________________________________________</w:t>
+      <w:pPr>
+        <w:pStyle w:val="Heading3"/>
+      </w:pPr>
+      <w:r>
+        <w:t>My reasoning and evidence</w:t>
       </w:r>
     </w:p>
     <w:p>
@@ -431,24 +561,18 @@
       </w:r>
     </w:p>
     <w:p>
-      <w:pPr>
-        <w:pStyle w:val="Heading1"/>
-      </w:pPr>
-      <w:r>
-        <w:t>06. W2 Trace the worked case</w:t>
+      <w:r>
+        <w:t>________________________________________________________________</w:t>
       </w:r>
     </w:p>
     <w:p>
       <w:r>
-        <w:t>Retrieval cutoffs1, 3, 5 yield recall .4, .7, .8 and precision .9, .7, .5. Show the intermediate steps and give the conclusion with its scope.</w:t>
+        <w:t>________________________________________________________________</w:t>
       </w:r>
     </w:p>
     <w:p>
-      <w:pPr>
-        <w:pStyle w:val="Heading3"/>
-      </w:pPr>
-      <w:r>
-        <w:t>My reasoning and evidence</w:t>
+      <w:r>
+        <w:t>________________________________________________________________</w:t>
       </w:r>
     </w:p>
     <w:p>
@@ -457,23 +581,35 @@
       </w:r>
     </w:p>
     <w:p>
-      <w:r>
-        <w:t>________________________________________________________________</w:t>
+      <w:pPr>
+        <w:pStyle w:val="Heading1"/>
+      </w:pPr>
+      <w:r>
+        <w:t>06. W2 Trace the worked case</w:t>
       </w:r>
     </w:p>
     <w:p>
       <w:r>
-        <w:t>________________________________________________________________</w:t>
+        <w:t>Trace the worked case. Apply the supplied Sensitivity analysis facts and keep your reasoning.</w:t>
       </w:r>
     </w:p>
     <w:p>
-      <w:r>
-        <w:t>________________________________________________________________</w:t>
+      <w:pPr>
+        <w:spacing w:line="336" w:lineRule="auto" w:after="180"/>
+      </w:pPr>
+      <w:r>
+        <w:rPr>
+          <w:b w:val="0"/>
+        </w:rPr>
+        <w:t>Retrieval cutoffs1, 3, 5 yield recall .4, .7, .8 and precision .9, .7, .5. Show the intermediate steps and give the conclusion with its scope.</w:t>
       </w:r>
     </w:p>
     <w:p>
-      <w:r>
-        <w:t>________________________________________________________________</w:t>
+      <w:pPr>
+        <w:pStyle w:val="Heading3"/>
+      </w:pPr>
+      <w:r>
+        <w:t>My reasoning and evidence</w:t>
       </w:r>
     </w:p>
     <w:p>
@@ -487,24 +623,18 @@
       </w:r>
     </w:p>
     <w:p>
-      <w:pPr>
-        <w:pStyle w:val="Heading1"/>
-      </w:pPr>
-      <w:r>
-        <w:t>07. W3 Audit the limit</w:t>
+      <w:r>
+        <w:t>________________________________________________________________</w:t>
       </w:r>
     </w:p>
     <w:p>
       <w:r>
-        <w:t>A report omits this qualification: A stable tested range does not establish stability under every parameter or dataset change. Explain how omitting it could change a reader's interpretation, and write an accurate replacement.</w:t>
+        <w:t>________________________________________________________________</w:t>
       </w:r>
     </w:p>
     <w:p>
-      <w:pPr>
-        <w:pStyle w:val="Heading3"/>
-      </w:pPr>
-      <w:r>
-        <w:t>My reasoning and evidence</w:t>
+      <w:r>
+        <w:t>________________________________________________________________</w:t>
       </w:r>
     </w:p>
     <w:p>
@@ -518,44 +648,50 @@
       </w:r>
     </w:p>
     <w:p>
-      <w:r>
-        <w:t>________________________________________________________________</w:t>
+      <w:pPr>
+        <w:pStyle w:val="Heading1"/>
+      </w:pPr>
+      <w:r>
+        <w:t>07. W3 Audit the limit</w:t>
       </w:r>
     </w:p>
     <w:p>
       <w:r>
-        <w:t>________________________________________________________________</w:t>
+        <w:t>Audit the limit. Apply the supplied Sensitivity analysis facts and keep your reasoning.</w:t>
       </w:r>
     </w:p>
     <w:p>
-      <w:r>
-        <w:t>________________________________________________________________</w:t>
+      <w:pPr>
+        <w:spacing w:line="336" w:lineRule="auto" w:after="180"/>
+      </w:pPr>
+      <w:r>
+        <w:rPr>
+          <w:b w:val="0"/>
+        </w:rPr>
+        <w:t>A report omits this qualification: A stable tested range does not establish stability under every parameter or dataset change. Explain how omitting it could change a reader's interpretation, and write an accurate replacement.</w:t>
       </w:r>
     </w:p>
     <w:p>
-      <w:r>
-        <w:t>________________________________________________________________</w:t>
+      <w:pPr>
+        <w:pStyle w:val="Heading3"/>
+      </w:pPr>
+      <w:r>
+        <w:t>My reasoning and evidence</w:t>
       </w:r>
     </w:p>
     <w:p>
-      <w:pPr>
-        <w:pStyle w:val="Heading1"/>
-      </w:pPr>
-      <w:r>
-        <w:t>08. W4 Apply a new case independently</w:t>
+      <w:r>
+        <w:t>________________________________________________________________</w:t>
       </w:r>
     </w:p>
     <w:p>
       <w:r>
-        <w:t>Thresholds .4, .5, .6 give passes8, 9, 7 out of10. Report range and a selection limit.</w:t>
+        <w:t>________________________________________________________________</w:t>
       </w:r>
     </w:p>
     <w:p>
-      <w:pPr>
-        <w:pStyle w:val="Heading3"/>
-      </w:pPr>
-      <w:r>
-        <w:t>My reasoning and evidence</w:t>
+      <w:r>
+        <w:t>________________________________________________________________</w:t>
       </w:r>
     </w:p>
     <w:p>
@@ -574,23 +710,35 @@
       </w:r>
     </w:p>
     <w:p>
-      <w:r>
-        <w:t>________________________________________________________________</w:t>
+      <w:pPr>
+        <w:pStyle w:val="Heading1"/>
+      </w:pPr>
+      <w:r>
+        <w:t>08. W4 Apply a new case independently</w:t>
       </w:r>
     </w:p>
     <w:p>
       <w:r>
-        <w:t>________________________________________________________________</w:t>
+        <w:t>Attempt before feedback. If this repeats the selected independent case, reuse that first attempt; otherwise keep a separate record. Apply a new case independently. Apply the supplied Sensitivity analysis facts and keep your reasoning.</w:t>
       </w:r>
     </w:p>
     <w:p>
-      <w:r>
-        <w:t>________________________________________________________________</w:t>
+      <w:pPr>
+        <w:spacing w:line="336" w:lineRule="auto" w:after="180"/>
+      </w:pPr>
+      <w:r>
+        <w:rPr>
+          <w:b w:val="0"/>
+        </w:rPr>
+        <w:t>Thresholds .4, .5, .6 give passes8, 9, 7 out of10. Report range and a selection limit.</w:t>
       </w:r>
     </w:p>
     <w:p>
-      <w:r>
-        <w:t>________________________________________________________________</w:t>
+      <w:pPr>
+        <w:pStyle w:val="Heading3"/>
+      </w:pPr>
+      <w:r>
+        <w:t>My reasoning and evidence</w:t>
       </w:r>
     </w:p>
     <w:p>
@@ -599,24 +747,18 @@
       </w:r>
     </w:p>
     <w:p>
-      <w:pPr>
-        <w:pStyle w:val="Heading1"/>
-      </w:pPr>
-      <w:r>
-        <w:t>09. W5 Design a revealing follow-up</w:t>
+      <w:r>
+        <w:t>________________________________________________________________</w:t>
       </w:r>
     </w:p>
     <w:p>
       <w:r>
-        <w:t>For the worked scenario, propose one additional case that could reveal a failure, describe its expected outcome before running it, and explain what would need to remain fixed for a fair comparison. Do not reuse W4 as a new final test after receiving feedback.</w:t>
+        <w:t>________________________________________________________________</w:t>
       </w:r>
     </w:p>
     <w:p>
-      <w:pPr>
-        <w:pStyle w:val="Heading3"/>
-      </w:pPr>
-      <w:r>
-        <w:t>My reasoning and evidence</w:t>
+      <w:r>
+        <w:t>________________________________________________________________</w:t>
       </w:r>
     </w:p>
     <w:p>
@@ -640,39 +782,51 @@
       </w:r>
     </w:p>
     <w:p>
-      <w:r>
-        <w:t>________________________________________________________________</w:t>
+      <w:pPr>
+        <w:pStyle w:val="Heading1"/>
+      </w:pPr>
+      <w:r>
+        <w:t>09. W5 Design a revealing follow-up</w:t>
       </w:r>
     </w:p>
     <w:p>
       <w:r>
-        <w:t>________________________________________________________________</w:t>
+        <w:t>Design a revealing follow-up. Apply the supplied Sensitivity analysis facts and keep your reasoning.</w:t>
       </w:r>
     </w:p>
     <w:p>
-      <w:r>
-        <w:t>________________________________________________________________</w:t>
+      <w:pPr>
+        <w:spacing w:line="336" w:lineRule="auto" w:after="180"/>
+      </w:pPr>
+      <w:r>
+        <w:rPr>
+          <w:b w:val="0"/>
+        </w:rPr>
+        <w:t>For the worked scenario, propose one additional case that could reveal a failure, describe its expected outcome before running it, and explain what would need to remain fixed for a fair comparison.</w:t>
       </w:r>
     </w:p>
     <w:p>
       <w:pPr>
-        <w:pStyle w:val="Heading1"/>
-      </w:pPr>
-      <w:r>
-        <w:t>10. Project checkpoint and reflection</w:t>
+        <w:spacing w:line="336" w:lineRule="auto" w:after="180"/>
+      </w:pPr>
+      <w:r>
+        <w:rPr>
+          <w:b w:val="0"/>
+        </w:rPr>
+        <w:t>Do not reuse W4 as a new final test after receiving feedback.</w:t>
       </w:r>
     </w:p>
     <w:p>
-      <w:r>
-        <w:t>Add a labelled sensitivity analysis evidence sheet to Reproducible AI Research Study. Show how you can explain the mechanism and terminology of sensitivity analysis. Use the supplied fictional case and keep its inputs, intermediate steps, calculation or prediction, and limitation. Connect this record to last week’s record; a matching answer without a trace is insufficient.</w:t>
+      <w:pPr>
+        <w:pStyle w:val="Heading3"/>
+      </w:pPr>
+      <w:r>
+        <w:t>My reasoning and evidence</w:t>
       </w:r>
     </w:p>
     <w:p>
-      <w:pPr>
-        <w:pStyle w:val="Heading3"/>
-      </w:pPr>
-      <w:r>
-        <w:t>My project change, supporting evidence and remaining limit</w:t>
+      <w:r>
+        <w:t>________________________________________________________________</w:t>
       </w:r>
     </w:p>
     <w:p>
@@ -710,7 +864,157 @@
         <w:pStyle w:val="Heading1"/>
       </w:pPr>
       <w:r>
+        <w:t>10. Project checkpoint and reflection</w:t>
+      </w:r>
+    </w:p>
+    <w:p>
+      <w:r>
+        <w:t>Connect Sensitivity analysis to Reproducible AI Research Study, identify a limit and choose the next useful test.</w:t>
+      </w:r>
+    </w:p>
+    <w:p>
+      <w:pPr>
+        <w:spacing w:line="336" w:lineRule="auto" w:after="180"/>
+      </w:pPr>
+      <w:r>
+        <w:rPr>
+          <w:b w:val="0"/>
+        </w:rPr>
+        <w:t xml:space="preserve">Add a labelled </w:t>
+      </w:r>
+      <w:r>
+        <w:rPr>
+          <w:b/>
+        </w:rPr>
+        <w:t>sensitivity analysis</w:t>
+      </w:r>
+      <w:r>
+        <w:rPr>
+          <w:b w:val="0"/>
+        </w:rPr>
+        <w:t xml:space="preserve"> </w:t>
+      </w:r>
+      <w:r>
+        <w:rPr>
+          <w:b/>
+        </w:rPr>
+        <w:t>evidence</w:t>
+      </w:r>
+      <w:r>
+        <w:rPr>
+          <w:b w:val="0"/>
+        </w:rPr>
+        <w:t xml:space="preserve"> sheet to Reproducible AI Research Study. Show how you can explain the </w:t>
+      </w:r>
+      <w:r>
+        <w:rPr>
+          <w:b/>
+        </w:rPr>
+        <w:t>mechanism</w:t>
+      </w:r>
+      <w:r>
+        <w:rPr>
+          <w:b w:val="0"/>
+        </w:rPr>
+        <w:t xml:space="preserve"> and terminology of </w:t>
+      </w:r>
+      <w:r>
+        <w:rPr>
+          <w:b/>
+        </w:rPr>
+        <w:t>sensitivity analysis</w:t>
+      </w:r>
+      <w:r>
+        <w:rPr>
+          <w:b w:val="0"/>
+        </w:rPr>
+        <w:t>.</w:t>
+      </w:r>
+    </w:p>
+    <w:p>
+      <w:pPr>
+        <w:spacing w:line="336" w:lineRule="auto" w:after="180"/>
+      </w:pPr>
+      <w:r>
+        <w:rPr>
+          <w:b w:val="0"/>
+        </w:rPr>
+        <w:t xml:space="preserve">Use the supplied fictional case and keep its </w:t>
+      </w:r>
+      <w:r>
+        <w:rPr>
+          <w:b/>
+        </w:rPr>
+        <w:t>input</w:t>
+      </w:r>
+      <w:r>
+        <w:rPr>
+          <w:b w:val="0"/>
+        </w:rPr>
+        <w:t xml:space="preserve">s, intermediate steps, calculation or </w:t>
+      </w:r>
+      <w:r>
+        <w:rPr>
+          <w:b/>
+        </w:rPr>
+        <w:t>prediction</w:t>
+      </w:r>
+      <w:r>
+        <w:rPr>
+          <w:b w:val="0"/>
+        </w:rPr>
+        <w:t>, and limitation. Connect this record to last week’s record; a matching answer without a trace is insufficient.</w:t>
+      </w:r>
+    </w:p>
+    <w:p>
+      <w:pPr>
+        <w:pStyle w:val="Heading3"/>
+      </w:pPr>
+      <w:r>
+        <w:t>My project change, supporting evidence and remaining limit</w:t>
+      </w:r>
+    </w:p>
+    <w:p>
+      <w:r>
+        <w:t>________________________________________________________________</w:t>
+      </w:r>
+    </w:p>
+    <w:p>
+      <w:r>
+        <w:t>________________________________________________________________</w:t>
+      </w:r>
+    </w:p>
+    <w:p>
+      <w:r>
+        <w:t>________________________________________________________________</w:t>
+      </w:r>
+    </w:p>
+    <w:p>
+      <w:r>
+        <w:t>________________________________________________________________</w:t>
+      </w:r>
+    </w:p>
+    <w:p>
+      <w:r>
+        <w:t>________________________________________________________________</w:t>
+      </w:r>
+    </w:p>
+    <w:p>
+      <w:r>
+        <w:t>________________________________________________________________</w:t>
+      </w:r>
+    </w:p>
+    <w:p>
+      <w:pPr>
+        <w:pStyle w:val="Heading1"/>
+      </w:pPr>
+      <w:r>
         <w:t>11. Feedback, return check and learning record</w:t>
+      </w:r>
+    </w:p>
+    <w:p>
+      <w:r>
+        <w:t>Record the first repaired step and a different case to revisit after a delay.</w:t>
       </w:r>
     </w:p>
     <w:tbl>
@@ -850,7 +1154,13 @@
       </w:tr>
     </w:tbl>
     <w:p>
-      <w:r>
+      <w:pPr>
+        <w:spacing w:line="336" w:lineRule="auto" w:after="180"/>
+      </w:pPr>
+      <w:r>
+        <w:rPr>
+          <w:b w:val="0"/>
+        </w:rPr>
         <w:t>Revisit this idea with your teacher after a delay. Familiarity is different from explaining and using it on a changed case.</w:t>
       </w:r>
     </w:p>
@@ -864,11 +1174,28 @@
     </w:p>
     <w:p>
       <w:r>
-        <w:t>A decision sensitive to the cutoff. A toy score rule predicts positive when score is at least the chosen cutoff.</w:t>
+        <w:t>A decision sensitive to the cutoff. A toy score rule predicts positive when score is at least the chosen cutoff. Explain the labelled step before checking the changed condition.</w:t>
       </w:r>
     </w:p>
     <w:p>
-      <w:r>
+      <w:pPr>
+        <w:spacing w:line="336" w:lineRule="auto" w:after="180"/>
+      </w:pPr>
+      <w:r>
+        <w:rPr>
+          <w:b w:val="0"/>
+        </w:rPr>
+        <w:t>A decision sensitive to the cutoff. A toy score rule predicts positive when score is at least the chosen cutoff.</w:t>
+      </w:r>
+    </w:p>
+    <w:p>
+      <w:pPr>
+        <w:spacing w:line="336" w:lineRule="auto" w:after="180"/>
+      </w:pPr>
+      <w:r>
+        <w:rPr>
+          <w:b w:val="0"/>
+        </w:rPr>
         <w:t>Scores are 0.4,0.6,0.8. Cutoff 0.5 marks the last two positive; cutoff 0.7 marks only 0.8 positive.</w:t>
       </w:r>
     </w:p>
@@ -945,7 +1272,14 @@
       </w:r>
     </w:p>
     <w:p>
-      <w:r>
+      <w:pPr>
+        <w:spacing w:line="336" w:lineRule="auto" w:after="180"/>
+        <w:shd w:fill="F5F1FB"/>
+      </w:pPr>
+      <w:r>
+        <w:rPr>
+          <w:b w:val="0"/>
+        </w:rPr>
         <w:t>Classify 0.4, 0.6 and 0.8 at cutoffs 0.5, 0.7 and exactly 0.6. Which equality rule decides the boundary, and can these unlabelled scores identify the best cutoff?</w:t>
       </w:r>
     </w:p>
@@ -988,35 +1322,102 @@
       </w:r>
     </w:p>
     <w:p>
-      <w:r>
-        <w:t>Support used: alone / hint / worked example. This record is practice evidence.</w:t>
+      <w:pPr>
+        <w:pStyle w:val="Heading3"/>
+      </w:pPr>
+      <w:r>
+        <w:t>Record the help used</w:t>
       </w:r>
     </w:p>
     <w:p>
-      <w:r>
-        <w:t>Project connection: For the Reproducible AI Research Study, retain an annotated worked trace and the changed-case reasoning. Connect the claim to its records, units and assumptions so another investigator can challenge or reproduce it.</w:t>
+      <w:pPr>
+        <w:spacing w:line="336" w:lineRule="auto" w:after="180"/>
+        <w:shd w:fill="F1F6F8"/>
+      </w:pPr>
+      <w:r>
+        <w:rPr>
+          <w:b w:val="0"/>
+        </w:rPr>
+        <w:t xml:space="preserve">Support used: alone / hint / worked example. This record is practice </w:t>
+      </w:r>
+      <w:r>
+        <w:rPr>
+          <w:b/>
+        </w:rPr>
+        <w:t>evidence</w:t>
+      </w:r>
+      <w:r>
+        <w:rPr>
+          <w:b w:val="0"/>
+        </w:rPr>
+        <w:t>.</w:t>
       </w:r>
     </w:p>
     <w:p>
       <w:pPr>
-        <w:pStyle w:val="Heading1"/>
-      </w:pPr>
-      <w:r>
-        <w:t>13. Project portfolio milestone</w:t>
+        <w:spacing w:line="336" w:lineRule="auto" w:after="180"/>
+      </w:pPr>
+      <w:r>
+        <w:rPr>
+          <w:b w:val="0"/>
+        </w:rPr>
+        <w:t>Project connection: For the Reproducible AI Research Study, retain an annotated worked trace and the changed-case reasoning.</w:t>
       </w:r>
     </w:p>
     <w:p>
-      <w:r>
-        <w:t>Project: Reproducible AI Research Study</w:t>
+      <w:pPr>
+        <w:spacing w:line="336" w:lineRule="auto" w:after="180"/>
+      </w:pPr>
+      <w:r>
+        <w:rPr>
+          <w:b w:val="0"/>
+        </w:rPr>
+        <w:t>Connect the claim to its records, units and assumptions so another investigator can challenge or reproduce it.</w:t>
       </w:r>
     </w:p>
     <w:p>
-      <w:r>
-        <w:t>Current milestone: Test changed cases. Keep normal, boundary and failure cases; compare expected and observed results.</w:t>
+      <w:pPr>
+        <w:pStyle w:val="Heading1"/>
+      </w:pPr>
+      <w:r>
+        <w:t>13. Project portfolio milestone</w:t>
       </w:r>
     </w:p>
     <w:p>
       <w:r>
+        <w:t>Keep this week’s input, deciding step, result and limit together in the Reproducible AI Research Study record.</w:t>
+      </w:r>
+    </w:p>
+    <w:p>
+      <w:pPr>
+        <w:spacing w:line="336" w:lineRule="auto" w:after="180"/>
+      </w:pPr>
+      <w:r>
+        <w:rPr>
+          <w:b w:val="0"/>
+        </w:rPr>
+        <w:t>Project: Reproducible AI Research Study</w:t>
+      </w:r>
+    </w:p>
+    <w:p>
+      <w:pPr>
+        <w:spacing w:line="336" w:lineRule="auto" w:after="180"/>
+      </w:pPr>
+      <w:r>
+        <w:rPr>
+          <w:b w:val="0"/>
+        </w:rPr>
+        <w:t>Current milestone: Test changed cases. Keep normal, boundary and failure cases; compare expected and observed results.</w:t>
+      </w:r>
+    </w:p>
+    <w:p>
+      <w:pPr>
+        <w:spacing w:line="336" w:lineRule="auto" w:after="180"/>
+      </w:pPr>
+      <w:r>
+        <w:rPr>
+          <w:b w:val="0"/>
+        </w:rPr>
         <w:t>For the Reproducible AI Research Study, retain an annotated worked trace and the changed-case reasoning. Connect the claim to its records, units and assumptions so another investigator can challenge or reproduce it.</w:t>
       </w:r>
     </w:p>
@@ -1179,53 +1580,92 @@
     </w:p>
     <w:p>
       <w:r>
-        <w:t>Use this supported practice once, in the browser or on paper. Keep the reserved independent assessment for a separate first attempt before teacher feedback.</w:t>
+        <w:t>Try the supported questions before comparing with hints and feedback. Record what you repaired and the evidence you retained.</w:t>
       </w:r>
     </w:p>
     <w:p>
-      <w:r>
-        <w:t>A decision sensitive to the cutoff. A toy score rule predicts positive when score is at least the chosen cutoff.</w:t>
+      <w:pPr>
+        <w:spacing w:line="336" w:lineRule="auto" w:after="180"/>
+      </w:pPr>
+      <w:r>
+        <w:rPr>
+          <w:b w:val="0"/>
+        </w:rPr>
+        <w:t>Use this supported practice once, in the browser or on paper. Keep the reserved independent assessment for a separate first attempt before teacher feedback.</w:t>
       </w:r>
     </w:p>
     <w:p>
       <w:pPr>
-        <w:pStyle w:val="Heading3"/>
-      </w:pPr>
-      <w:r>
-        <w:t>Practice 1: explain the deciding evidence</w:t>
+        <w:spacing w:line="336" w:lineRule="auto" w:after="180"/>
+      </w:pPr>
+      <w:r>
+        <w:rPr>
+          <w:b w:val="0"/>
+        </w:rPr>
+        <w:t>A decision sensitive to the cutoff. A toy score rule predicts positive when score is at least the chosen cutoff.</w:t>
       </w:r>
     </w:p>
     <w:p>
-      <w:r>
-        <w:t>Which labelled step matches this detail? Only 0.8 meets the new boundary.</w:t>
+      <w:pPr>
+        <w:pStyle w:val="Heading3"/>
+      </w:pPr>
+      <w:r>
+        <w:t>Practice 1: explain the deciding evidence</w:t>
       </w:r>
     </w:p>
     <w:p>
-      <w:r>
-        <w:t>1. Hold scores fixed</w:t>
+      <w:pPr>
+        <w:spacing w:line="336" w:lineRule="auto" w:after="180"/>
+      </w:pPr>
+      <w:r>
+        <w:rPr>
+          <w:b w:val="0"/>
+        </w:rPr>
+        <w:t>Which labelled step matches this detail? Only 0.8 meets the new boundary.</w:t>
       </w:r>
     </w:p>
     <w:p>
-      <w:r>
-        <w:t>2. Apply cutoff 0.7</w:t>
+      <w:pPr>
+        <w:spacing w:line="336" w:lineRule="auto" w:after="180"/>
+        <w:shd w:fill="F4F9FC"/>
+      </w:pPr>
+      <w:r>
+        <w:rPr>
+          <w:b w:val="0"/>
+        </w:rPr>
+        <w:t>1. Hold scores fixed</w:t>
       </w:r>
     </w:p>
     <w:p>
-      <w:r>
-        <w:t>3. Apply cutoff 0.5</w:t>
+      <w:pPr>
+        <w:spacing w:line="336" w:lineRule="auto" w:after="180"/>
+        <w:shd w:fill="F4F9FC"/>
+      </w:pPr>
+      <w:r>
+        <w:rPr>
+          <w:b w:val="0"/>
+        </w:rPr>
+        <w:t>2. Apply cutoff 0.7</w:t>
       </w:r>
     </w:p>
     <w:p>
       <w:pPr>
-        <w:pStyle w:val="Heading3"/>
-      </w:pPr>
-      <w:r>
-        <w:t>My selected conclusion, deciding fact and explanation</w:t>
+        <w:spacing w:line="336" w:lineRule="auto" w:after="180"/>
+        <w:shd w:fill="F4F9FC"/>
+      </w:pPr>
+      <w:r>
+        <w:rPr>
+          <w:b w:val="0"/>
+        </w:rPr>
+        <w:t>3. Apply cutoff 0.5</w:t>
       </w:r>
     </w:p>
     <w:p>
-      <w:r>
-        <w:t>________________________________________________________________</w:t>
+      <w:pPr>
+        <w:pStyle w:val="Heading3"/>
+      </w:pPr>
+      <w:r>
+        <w:t>My selected conclusion, deciding fact and explanation</w:t>
       </w:r>
     </w:p>
     <w:p>
@@ -1250,40 +1690,79 @@
     </w:p>
     <w:p>
       <w:r>
-        <w:t>Hint if needed: Read the steps in the pictorial case. Match the supplied detail to the stage that performs or records it.</w:t>
+        <w:t>________________________________________________________________</w:t>
       </w:r>
     </w:p>
     <w:p>
-      <w:r>
-        <w:t>After your attempt, compare with the supported explanation: Apply cutoff 0.7 Only 0.8 meets the new boundary. Sensitivity analysis checks how conclusions change under plausible choices. Changing a cutoff changes the decision rule, not the recorded scores or their accuracy.</w:t>
+      <w:pPr>
+        <w:pStyle w:val="Heading3"/>
+      </w:pPr>
+      <w:r>
+        <w:t>Hint · try first</w:t>
       </w:r>
     </w:p>
     <w:p>
       <w:pPr>
-        <w:pStyle w:val="Heading3"/>
-      </w:pPr>
-      <w:r>
-        <w:t>Practice 2: explain the deciding evidence</w:t>
+        <w:spacing w:line="336" w:lineRule="auto" w:after="180"/>
+        <w:shd w:fill="F1F6F8"/>
+      </w:pPr>
+      <w:r>
+        <w:rPr>
+          <w:b w:val="0"/>
+        </w:rPr>
+        <w:t>Hint if needed: Read the steps in the pictorial case. Match the supplied detail to the stage that performs or records it.</w:t>
       </w:r>
     </w:p>
     <w:p>
-      <w:r>
-        <w:t>Changed-case practice: Set the cutoff to exactly 0.6. Which conclusion is supported by the supplied facts?</w:t>
+      <w:pPr>
+        <w:pStyle w:val="Heading3"/>
+      </w:pPr>
+      <w:r>
+        <w:t>Feedback · compare after trying</w:t>
       </w:r>
     </w:p>
     <w:p>
-      <w:r>
-        <w:t>1. We can decide the result without examining the changed input or the procedure.</w:t>
+      <w:pPr>
+        <w:spacing w:line="336" w:lineRule="auto" w:after="180"/>
+        <w:shd w:fill="F1F6FC"/>
+      </w:pPr>
+      <w:r>
+        <w:rPr>
+          <w:b w:val="0"/>
+        </w:rPr>
+        <w:t xml:space="preserve">After your attempt, compare with the supported explanation: Apply cutoff 0.7 Only 0.8 meets the new boundary. </w:t>
+      </w:r>
+      <w:r>
+        <w:rPr>
+          <w:b/>
+        </w:rPr>
+        <w:t>Sensitivity analysis</w:t>
+      </w:r>
+      <w:r>
+        <w:rPr>
+          <w:b w:val="0"/>
+        </w:rPr>
+        <w:t xml:space="preserve"> checks how conclusions change under plausible choices.</w:t>
       </w:r>
     </w:p>
     <w:p>
-      <w:r>
-        <w:t>2. This one example guarantees correct results for every future input.</w:t>
+      <w:pPr>
+        <w:spacing w:line="336" w:lineRule="auto" w:after="180"/>
+        <w:shd w:fill="F1F6FC"/>
+      </w:pPr>
+      <w:r>
+        <w:rPr>
+          <w:b w:val="0"/>
+        </w:rPr>
+        <w:t>Changing a cutoff changes the decision rule, not the recorded scores or their accuracy.</w:t>
       </w:r>
     </w:p>
     <w:p>
-      <w:r>
-        <w:t>3. 0.6 and 0.8 are positive because the rule includes equality.</w:t>
+      <w:pPr>
+        <w:pStyle w:val="Heading3"/>
+      </w:pPr>
+      <w:r>
+        <w:t>Practice 2: explain the deciding evidence</w:t>
       </w:r>
     </w:p>
     <w:p>
@@ -1291,91 +1770,997 @@
         <w:pStyle w:val="Heading3"/>
       </w:pPr>
       <w:r>
-        <w:t>My selected conclusion, deciding fact and explanation</w:t>
+        <w:t>Changed case · predict first</w:t>
       </w:r>
     </w:p>
     <w:p>
-      <w:r>
-        <w:t>________________________________________________________________</w:t>
+      <w:pPr>
+        <w:spacing w:line="336" w:lineRule="auto" w:after="180"/>
+        <w:shd w:fill="F5F1FB"/>
+      </w:pPr>
+      <w:r>
+        <w:rPr>
+          <w:b w:val="0"/>
+        </w:rPr>
+        <w:t>Changed-case practice: Set the cutoff to exactly 0.6. Which conclusion is supported by the supplied facts?</w:t>
       </w:r>
     </w:p>
     <w:p>
-      <w:r>
-        <w:t>________________________________________________________________</w:t>
+      <w:pPr>
+        <w:spacing w:line="336" w:lineRule="auto" w:after="180"/>
+        <w:shd w:fill="F4F9FC"/>
+      </w:pPr>
+      <w:r>
+        <w:rPr>
+          <w:b w:val="0"/>
+        </w:rPr>
+        <w:t xml:space="preserve">1. We can decide the result without examining the changed </w:t>
+      </w:r>
+      <w:r>
+        <w:rPr>
+          <w:b/>
+        </w:rPr>
+        <w:t>input</w:t>
+      </w:r>
+      <w:r>
+        <w:rPr>
+          <w:b w:val="0"/>
+        </w:rPr>
+        <w:t xml:space="preserve"> or the procedure.</w:t>
       </w:r>
     </w:p>
     <w:p>
-      <w:r>
-        <w:t>________________________________________________________________</w:t>
+      <w:pPr>
+        <w:spacing w:line="336" w:lineRule="auto" w:after="180"/>
+        <w:shd w:fill="F4F9FC"/>
+      </w:pPr>
+      <w:r>
+        <w:rPr>
+          <w:b w:val="0"/>
+        </w:rPr>
+        <w:t xml:space="preserve">2. This one example guarantees correct results for every future </w:t>
+      </w:r>
+      <w:r>
+        <w:rPr>
+          <w:b/>
+        </w:rPr>
+        <w:t>input</w:t>
+      </w:r>
+      <w:r>
+        <w:rPr>
+          <w:b w:val="0"/>
+        </w:rPr>
+        <w:t>.</w:t>
       </w:r>
     </w:p>
     <w:p>
-      <w:r>
-        <w:t>________________________________________________________________</w:t>
+      <w:pPr>
+        <w:spacing w:line="336" w:lineRule="auto" w:after="180"/>
+        <w:shd w:fill="F4F9FC"/>
+      </w:pPr>
+      <w:r>
+        <w:rPr>
+          <w:b w:val="0"/>
+        </w:rPr>
+        <w:t>3. 0.6 and 0.8 are positive because the rule includes equality.</w:t>
       </w:r>
     </w:p>
     <w:p>
-      <w:r>
-        <w:t>________________________________________________________________</w:t>
+      <w:pPr>
+        <w:pStyle w:val="Heading3"/>
+      </w:pPr>
+      <w:r>
+        <w:t>My selected conclusion, deciding fact and explanation</w:t>
       </w:r>
     </w:p>
     <w:p>
       <w:r>
-        <w:t>Hint if needed: Use the changed condition and the deciding step in the pictorial trace. The answer must say what follows from those facts.</w:t>
+        <w:t>________________________________________________________________</w:t>
       </w:r>
     </w:p>
     <w:p>
       <w:r>
-        <w:t>After your attempt, compare with the supported explanation: 0.6 and 0.8 are positive because the rule includes equality. The declared at-least boundary includes the threshold value.</w:t>
+        <w:t>________________________________________________________________</w:t>
       </w:r>
     </w:p>
     <w:p>
-      <w:pPr>
-        <w:pStyle w:val="Heading3"/>
-      </w:pPr>
-      <w:r>
-        <w:t>Repair a missing building block</w:t>
+      <w:r>
+        <w:t>________________________________________________________________</w:t>
       </w:r>
     </w:p>
     <w:p>
       <w:r>
-        <w:t>Review Ablation studies (ai-7/16). Goal: Explain the mechanism and terminology of ablation studies. Short practice: Calculate the filter ablation’s two rates and count change. Which single component is altered, and why does also changing the model prevent isolating the filter?. Return to this week and explain what you changed.</w:t>
+        <w:t>________________________________________________________________</w:t>
       </w:r>
     </w:p>
     <w:p>
       <w:r>
-        <w:t>Review Statistical tests and assumptions (ai-7/14). Goal: Explain the mechanism and terminology of statistical tests and assumptions. Short practice: Calculate each paired difference and the observed sum. Count null arrangements with absolute sum at least four, compute p, and explain the decision at threshold 0.05.. Return to this week and explain what you changed.</w:t>
+        <w:t>________________________________________________________________</w:t>
       </w:r>
     </w:p>
     <w:p>
-      <w:r>
-        <w:t>Review Sampling variability (ai-7/11). Goal: Explain the mechanism and terminology of sampling variability. Short practice: Calculate the two four-case rates and their difference. Explain how changed included cases can affect a fixed model, and why identical deterministic records should not differ on a rerun.. Return to this week and explain what you changed.</w:t>
+      <w:pPr>
+        <w:pStyle w:val="Heading3"/>
+      </w:pPr>
+      <w:r>
+        <w:t>Hint · try first</w:t>
       </w:r>
     </w:p>
     <w:p>
       <w:pPr>
-        <w:pStyle w:val="Heading3"/>
-      </w:pPr>
-      <w:r>
-        <w:t>Keep your completed work</w:t>
+        <w:spacing w:line="336" w:lineRule="auto" w:after="180"/>
+        <w:shd w:fill="F1F6F8"/>
+      </w:pPr>
+      <w:r>
+        <w:rPr>
+          <w:b w:val="0"/>
+        </w:rPr>
+        <w:t>Hint if needed: Use the changed condition and the deciding step in the pictorial trace. The answer must say what follows from those facts.</w:t>
       </w:r>
     </w:p>
     <w:p>
-      <w:r>
-        <w:t>Use Download completed work in the hosted lesson to export your answers, reflections, practice feedback and code-run evidence. Open the HTML copy to read or print it. Drafts stay in this browser when storage is available; clear drafts on a shared device.</w:t>
+      <w:pPr>
+        <w:pStyle w:val="Heading3"/>
+      </w:pPr>
+      <w:r>
+        <w:t>Feedback · compare after trying</w:t>
       </w:r>
     </w:p>
     <w:p>
       <w:pPr>
-        <w:pStyle w:val="Heading3"/>
-      </w:pPr>
-      <w:r>
-        <w:t>What I repaired, the evidence I kept and the next test</w:t>
+        <w:spacing w:line="336" w:lineRule="auto" w:after="180"/>
+        <w:shd w:fill="F1F6FC"/>
+      </w:pPr>
+      <w:r>
+        <w:rPr>
+          <w:b w:val="0"/>
+        </w:rPr>
+        <w:t>After your attempt, compare with the supported explanation: 0.6 and 0.8 are positive because the rule includes equality. The declared at-least boundary includes the threshold value.</w:t>
       </w:r>
     </w:p>
     <w:p>
+      <w:pPr>
+        <w:pStyle w:val="Heading3"/>
+      </w:pPr>
+      <w:r>
+        <w:t>Repair a missing building block</w:t>
+      </w:r>
+    </w:p>
+    <w:p>
+      <w:pPr>
+        <w:spacing w:line="336" w:lineRule="auto" w:after="180"/>
+      </w:pPr>
+      <w:r>
+        <w:rPr>
+          <w:b w:val="0"/>
+        </w:rPr>
+        <w:t xml:space="preserve">Review Ablation studies (ai-7/16). Goal: Explain the </w:t>
+      </w:r>
+      <w:r>
+        <w:rPr>
+          <w:b/>
+        </w:rPr>
+        <w:t>mechanism</w:t>
+      </w:r>
+      <w:r>
+        <w:rPr>
+          <w:b w:val="0"/>
+        </w:rPr>
+        <w:t xml:space="preserve"> and terminology of ablation studies. Short practice: Calculate the filter ablation’s two rates and count change.</w:t>
+      </w:r>
+    </w:p>
+    <w:p>
+      <w:pPr>
+        <w:spacing w:line="336" w:lineRule="auto" w:after="180"/>
+      </w:pPr>
+      <w:r>
+        <w:rPr>
+          <w:b w:val="0"/>
+        </w:rPr>
+        <w:t>Which single component is altered, and why does also changing the model prevent isolating the filter?. Return to this week and explain what you changed.</w:t>
+      </w:r>
+    </w:p>
+    <w:p>
+      <w:pPr>
+        <w:spacing w:line="336" w:lineRule="auto" w:after="180"/>
+      </w:pPr>
+      <w:r>
+        <w:rPr>
+          <w:b w:val="0"/>
+        </w:rPr>
+        <w:t xml:space="preserve">Review Statistical tests and assumptions (ai-7/14). Goal: Explain the </w:t>
+      </w:r>
+      <w:r>
+        <w:rPr>
+          <w:b/>
+        </w:rPr>
+        <w:t>mechanism</w:t>
+      </w:r>
+      <w:r>
+        <w:rPr>
+          <w:b w:val="0"/>
+        </w:rPr>
+        <w:t xml:space="preserve"> and terminology of statistical tests and assumptions. Short practice: Calculate each paired difference and the observed sum.</w:t>
+      </w:r>
+    </w:p>
+    <w:p>
+      <w:pPr>
+        <w:spacing w:line="336" w:lineRule="auto" w:after="180"/>
+      </w:pPr>
+      <w:r>
+        <w:rPr>
+          <w:b w:val="0"/>
+        </w:rPr>
+        <w:t>Count null arrangements with absolute sum at least four, compute p, and explain the decision at threshold 0.05.. Return to this week and explain what you changed.</w:t>
+      </w:r>
+    </w:p>
+    <w:p>
+      <w:pPr>
+        <w:spacing w:line="336" w:lineRule="auto" w:after="180"/>
+      </w:pPr>
+      <w:r>
+        <w:rPr>
+          <w:b w:val="0"/>
+        </w:rPr>
+        <w:t xml:space="preserve">Review Sampling variability (ai-7/11). Goal: Explain the </w:t>
+      </w:r>
+      <w:r>
+        <w:rPr>
+          <w:b/>
+        </w:rPr>
+        <w:t>mechanism</w:t>
+      </w:r>
+      <w:r>
+        <w:rPr>
+          <w:b w:val="0"/>
+        </w:rPr>
+        <w:t xml:space="preserve"> and terminology of sampling variability. Short practice: Calculate the two four-case rates and their difference.</w:t>
+      </w:r>
+    </w:p>
+    <w:p>
+      <w:pPr>
+        <w:spacing w:line="336" w:lineRule="auto" w:after="180"/>
+      </w:pPr>
+      <w:r>
+        <w:rPr>
+          <w:b w:val="0"/>
+        </w:rPr>
+        <w:t>Explain how changed included cases can affect a fixed model, and why identical deterministic records should not differ on a rerun.. Return to this week and explain what you changed.</w:t>
+      </w:r>
+    </w:p>
+    <w:p>
+      <w:pPr>
+        <w:pStyle w:val="Heading3"/>
+      </w:pPr>
+      <w:r>
+        <w:t>Keep your completed work</w:t>
+      </w:r>
+    </w:p>
+    <w:p>
+      <w:pPr>
+        <w:spacing w:line="336" w:lineRule="auto" w:after="180"/>
+      </w:pPr>
+      <w:r>
+        <w:rPr>
+          <w:b w:val="0"/>
+        </w:rPr>
+        <w:t xml:space="preserve">Use Download completed work in the hosted lesson to export your answers, reflections, practice feedback and code-run </w:t>
+      </w:r>
+      <w:r>
+        <w:rPr>
+          <w:b/>
+        </w:rPr>
+        <w:t>evidence</w:t>
+      </w:r>
+      <w:r>
+        <w:rPr>
+          <w:b w:val="0"/>
+        </w:rPr>
+        <w:t>. Open the HTML copy to read or print it.</w:t>
+      </w:r>
+    </w:p>
+    <w:p>
+      <w:pPr>
+        <w:spacing w:line="336" w:lineRule="auto" w:after="180"/>
+      </w:pPr>
+      <w:r>
+        <w:rPr>
+          <w:b w:val="0"/>
+        </w:rPr>
+        <w:t>Drafts stay in this browser when storage is available; clear drafts on a shared device.</w:t>
+      </w:r>
+    </w:p>
+    <w:p>
+      <w:pPr>
+        <w:pStyle w:val="Heading3"/>
+      </w:pPr>
+      <w:r>
+        <w:t>What I repaired, the evidence I kept and the next test</w:t>
+      </w:r>
+    </w:p>
+    <w:p>
       <w:r>
         <w:t>________________________________________________________________</w:t>
+      </w:r>
+    </w:p>
+    <w:p>
+      <w:r>
+        <w:t>________________________________________________________________</w:t>
+      </w:r>
+    </w:p>
+    <w:p>
+      <w:r>
+        <w:t>________________________________________________________________</w:t>
+      </w:r>
+    </w:p>
+    <w:p>
+      <w:r>
+        <w:t>________________________________________________________________</w:t>
+      </w:r>
+    </w:p>
+    <w:p>
+      <w:r>
+        <w:t>________________________________________________________________</w:t>
+      </w:r>
+    </w:p>
+    <w:p>
+      <w:pPr>
+        <w:pStyle w:val="Heading1"/>
+      </w:pPr>
+      <w:r>
+        <w:t>15. Visual concept journey</w:t>
+      </w:r>
+    </w:p>
+    <w:p>
+      <w:r>
+        <w:t>Explain each Sensitivity analysis picture from its labels, then record a relevant limit.</w:t>
+      </w:r>
+    </w:p>
+    <w:p>
+      <w:pPr>
+        <w:pStyle w:val="Heading3"/>
+      </w:pPr>
+      <w:r>
+        <w:t>01. Sensitivity analysis: the case</w:t>
+      </w:r>
+    </w:p>
+    <w:p>
+      <w:r>
+        <w:drawing>
+          <wp:inline xmlns:a="http://schemas.openxmlformats.org/drawingml/2006/main" xmlns:pic="http://schemas.openxmlformats.org/drawingml/2006/picture">
+            <wp:extent cx="5486400" cy="2834640"/>
+            <wp:docPr id="3" name="Picture 3" descr="A decision sensitive to the cutoff. A toy score rule predicts positive when score is at least the chosen cutoff. Supplied facts: Scores are 0.4,0.6,0.8. Cutoff 0.5 marks the last two positive; cutoff 0.7 marks only 0.8 positive."/>
+            <wp:cNvGraphicFramePr>
+              <a:graphicFrameLocks noChangeAspect="1"/>
+            </wp:cNvGraphicFramePr>
+            <a:graphic>
+              <a:graphicData uri="http://schemas.openxmlformats.org/drawingml/2006/picture">
+                <pic:pic>
+                  <pic:nvPicPr>
+                    <pic:cNvPr id="0" name="academy-story-ai-7-17-01.png"/>
+                    <pic:cNvPicPr/>
+                  </pic:nvPicPr>
+                  <pic:blipFill>
+                    <a:blip r:embed="rId11"/>
+                    <a:stretch>
+                      <a:fillRect/>
+                    </a:stretch>
+                  </pic:blipFill>
+                  <pic:spPr>
+                    <a:xfrm>
+                      <a:off x="0" y="0"/>
+                      <a:ext cx="5486400" cy="2834640"/>
+                    </a:xfrm>
+                    <a:prstGeom prst="rect"/>
+                  </pic:spPr>
+                </pic:pic>
+              </a:graphicData>
+            </a:graphic>
+          </wp:inline>
+        </w:drawing>
+      </w:r>
+    </w:p>
+    <w:p>
+      <w:pPr>
+        <w:spacing w:line="336" w:lineRule="auto" w:after="180"/>
+      </w:pPr>
+      <w:r>
+        <w:rPr>
+          <w:b w:val="0"/>
+        </w:rPr>
+        <w:t>A decision sensitive to the cutoff. A toy score rule predicts positive when score is at least the chosen cutoff. Supplied facts: Scores are 0.4,0.6,0.8.</w:t>
+      </w:r>
+    </w:p>
+    <w:p>
+      <w:pPr>
+        <w:spacing w:line="336" w:lineRule="auto" w:after="180"/>
+      </w:pPr>
+      <w:r>
+        <w:rPr>
+          <w:b w:val="0"/>
+        </w:rPr>
+        <w:t>Cutoff 0.5 marks the last two positive; cutoff 0.7 marks only 0.8 positive.</w:t>
+      </w:r>
+    </w:p>
+    <w:p>
+      <w:pPr>
+        <w:spacing w:line="336" w:lineRule="auto" w:after="180"/>
+        <w:shd w:fill="F5F1FB"/>
+      </w:pPr>
+      <w:r>
+        <w:rPr>
+          <w:b w:val="0"/>
+        </w:rPr>
+        <w:t>Point to the given fact that matters most. Explain why it matters.</w:t>
+      </w:r>
+    </w:p>
+    <w:p>
+      <w:pPr>
+        <w:pStyle w:val="Heading3"/>
+      </w:pPr>
+      <w:r>
+        <w:t>My picture explanation, deciding evidence and one limit</w:t>
+      </w:r>
+    </w:p>
+    <w:p>
+      <w:r>
+        <w:t>________________________________________________________________</w:t>
+      </w:r>
+    </w:p>
+    <w:p>
+      <w:r>
+        <w:t>________________________________________________________________</w:t>
+      </w:r>
+    </w:p>
+    <w:p>
+      <w:r>
+        <w:t>________________________________________________________________</w:t>
+      </w:r>
+    </w:p>
+    <w:p>
+      <w:r>
+        <w:t>________________________________________________________________</w:t>
+      </w:r>
+    </w:p>
+    <w:p>
+      <w:pPr>
+        <w:pStyle w:val="Heading3"/>
+      </w:pPr>
+      <w:r>
+        <w:t>02. Follow the deciding steps</w:t>
+      </w:r>
+    </w:p>
+    <w:p>
+      <w:r>
+        <w:drawing>
+          <wp:inline xmlns:a="http://schemas.openxmlformats.org/drawingml/2006/main" xmlns:pic="http://schemas.openxmlformats.org/drawingml/2006/picture">
+            <wp:extent cx="5486400" cy="3182112"/>
+            <wp:docPr id="4" name="Picture 4" descr="Hold scores fixed: Keep the same three supplied scores. → Apply cutoff 0.5: 0.6 and 0.8 meet the boundary. → Apply cutoff 0.7: Only 0.8 meets the new boundary."/>
+            <wp:cNvGraphicFramePr>
+              <a:graphicFrameLocks noChangeAspect="1"/>
+            </wp:cNvGraphicFramePr>
+            <a:graphic>
+              <a:graphicData uri="http://schemas.openxmlformats.org/drawingml/2006/picture">
+                <pic:pic>
+                  <pic:nvPicPr>
+                    <pic:cNvPr id="0" name="academy-story-ai-7-17-02.png"/>
+                    <pic:cNvPicPr/>
+                  </pic:nvPicPr>
+                  <pic:blipFill>
+                    <a:blip r:embed="rId12"/>
+                    <a:stretch>
+                      <a:fillRect/>
+                    </a:stretch>
+                  </pic:blipFill>
+                  <pic:spPr>
+                    <a:xfrm>
+                      <a:off x="0" y="0"/>
+                      <a:ext cx="5486400" cy="3182112"/>
+                    </a:xfrm>
+                    <a:prstGeom prst="rect"/>
+                  </pic:spPr>
+                </pic:pic>
+              </a:graphicData>
+            </a:graphic>
+          </wp:inline>
+        </w:drawing>
+      </w:r>
+    </w:p>
+    <w:p>
+      <w:pPr>
+        <w:spacing w:line="336" w:lineRule="auto" w:after="180"/>
+      </w:pPr>
+      <w:r>
+        <w:rPr>
+          <w:b w:val="0"/>
+        </w:rPr>
+        <w:t>Hold scores fixed: Keep the same three supplied scores. → Apply cutoff 0.5: 0.6 and 0.8 meet the boundary. → Apply cutoff 0.7: Only 0.8 meets the new boundary.</w:t>
+      </w:r>
+    </w:p>
+    <w:p>
+      <w:pPr>
+        <w:spacing w:line="336" w:lineRule="auto" w:after="180"/>
+        <w:shd w:fill="F5F1FB"/>
+      </w:pPr>
+      <w:r>
+        <w:rPr>
+          <w:b w:val="0"/>
+        </w:rPr>
+        <w:t xml:space="preserve">Point to each numbered stage and explain which recorded </w:t>
+      </w:r>
+      <w:r>
+        <w:rPr>
+          <w:b/>
+        </w:rPr>
+        <w:t>input</w:t>
+      </w:r>
+      <w:r>
+        <w:rPr>
+          <w:b w:val="0"/>
+        </w:rPr>
+        <w:t xml:space="preserve"> it uses.</w:t>
+      </w:r>
+    </w:p>
+    <w:p>
+      <w:pPr>
+        <w:pStyle w:val="Heading3"/>
+      </w:pPr>
+      <w:r>
+        <w:t>My picture explanation, deciding evidence and one limit</w:t>
+      </w:r>
+    </w:p>
+    <w:p>
+      <w:r>
+        <w:t>________________________________________________________________</w:t>
+      </w:r>
+    </w:p>
+    <w:p>
+      <w:r>
+        <w:t>________________________________________________________________</w:t>
+      </w:r>
+    </w:p>
+    <w:p>
+      <w:r>
+        <w:t>________________________________________________________________</w:t>
+      </w:r>
+    </w:p>
+    <w:p>
+      <w:r>
+        <w:t>________________________________________________________________</w:t>
+      </w:r>
+    </w:p>
+    <w:p>
+      <w:pPr>
+        <w:pStyle w:val="Heading3"/>
+      </w:pPr>
+      <w:r>
+        <w:t>03. Score decisions under inclusive cutoffs</w:t>
+      </w:r>
+    </w:p>
+    <w:p>
+      <w:r>
+        <w:drawing>
+          <wp:inline xmlns:a="http://schemas.openxmlformats.org/drawingml/2006/main" xmlns:pic="http://schemas.openxmlformats.org/drawingml/2006/picture">
+            <wp:extent cx="5486400" cy="3617976"/>
+            <wp:docPr id="5" name="Picture 5" descr="Score decisions under inclusive cutoffs. Cutoff 0.5: Score 0.4 = No, Score 0.6 = Yes, Score 0.8 = Yes. Cutoff 0.7: Score 0.4 = No, Score 0.6 = No, Score 0.8 = Yes. Cutoff 0.6: Score 0.4 = No, Score 0.6 = Yes, Score 0.8 = Yes."/>
+            <wp:cNvGraphicFramePr>
+              <a:graphicFrameLocks noChangeAspect="1"/>
+            </wp:cNvGraphicFramePr>
+            <a:graphic>
+              <a:graphicData uri="http://schemas.openxmlformats.org/drawingml/2006/picture">
+                <pic:pic>
+                  <pic:nvPicPr>
+                    <pic:cNvPr id="0" name="academy-story-ai-7-17-03.png"/>
+                    <pic:cNvPicPr/>
+                  </pic:nvPicPr>
+                  <pic:blipFill>
+                    <a:blip r:embed="rId13"/>
+                    <a:stretch>
+                      <a:fillRect/>
+                    </a:stretch>
+                  </pic:blipFill>
+                  <pic:spPr>
+                    <a:xfrm>
+                      <a:off x="0" y="0"/>
+                      <a:ext cx="5486400" cy="3617976"/>
+                    </a:xfrm>
+                    <a:prstGeom prst="rect"/>
+                  </pic:spPr>
+                </pic:pic>
+              </a:graphicData>
+            </a:graphic>
+          </wp:inline>
+        </w:drawing>
+      </w:r>
+    </w:p>
+    <w:p>
+      <w:pPr>
+        <w:spacing w:line="336" w:lineRule="auto" w:after="180"/>
+      </w:pPr>
+      <w:r>
+        <w:rPr>
+          <w:b w:val="0"/>
+        </w:rPr>
+        <w:t>Score decisions under inclusive cutoffs. Cutoff 0.5: Score 0.4 = No, Score 0.6 = Yes, Score 0.8 = Yes. Cutoff 0.7: Score 0.4 = No, Score 0.6 = No, Score 0.8 = Yes. Cutoff 0.6: Score 0.4 = No, Score 0.6 = Yes, Score 0.8 = Yes.</w:t>
+      </w:r>
+    </w:p>
+    <w:p>
+      <w:pPr>
+        <w:spacing w:line="336" w:lineRule="auto" w:after="180"/>
+        <w:shd w:fill="F5F1FB"/>
+      </w:pPr>
+      <w:r>
+        <w:rPr>
+          <w:b w:val="0"/>
+        </w:rPr>
+        <w:t>Read the labels and values. Explain the relationship the model shows.</w:t>
+      </w:r>
+    </w:p>
+    <w:p>
+      <w:pPr>
+        <w:pStyle w:val="Heading3"/>
+      </w:pPr>
+      <w:r>
+        <w:t>My picture explanation, deciding evidence and one limit</w:t>
+      </w:r>
+    </w:p>
+    <w:p>
+      <w:r>
+        <w:t>________________________________________________________________</w:t>
+      </w:r>
+    </w:p>
+    <w:p>
+      <w:r>
+        <w:t>________________________________________________________________</w:t>
+      </w:r>
+    </w:p>
+    <w:p>
+      <w:r>
+        <w:t>________________________________________________________________</w:t>
+      </w:r>
+    </w:p>
+    <w:p>
+      <w:r>
+        <w:t>________________________________________________________________</w:t>
+      </w:r>
+    </w:p>
+    <w:p>
+      <w:pPr>
+        <w:pStyle w:val="Heading3"/>
+      </w:pPr>
+      <w:r>
+        <w:t>04. Change one thing. Trace what follows.</w:t>
+      </w:r>
+    </w:p>
+    <w:p>
+      <w:r>
+        <w:drawing>
+          <wp:inline xmlns:a="http://schemas.openxmlformats.org/drawingml/2006/main" xmlns:pic="http://schemas.openxmlformats.org/drawingml/2006/picture">
+            <wp:extent cx="5486400" cy="3026664"/>
+            <wp:docPr id="6" name="Picture 6" descr="Original case: Only 0.8 meets the new boundary. Changed condition: Set the cutoff to exactly 0.6. Expected result: 0.6 and 0.8 are positive because the rule includes equality. Reason: The declared at-least boundary includes the threshold value."/>
+            <wp:cNvGraphicFramePr>
+              <a:graphicFrameLocks noChangeAspect="1"/>
+            </wp:cNvGraphicFramePr>
+            <a:graphic>
+              <a:graphicData uri="http://schemas.openxmlformats.org/drawingml/2006/picture">
+                <pic:pic>
+                  <pic:nvPicPr>
+                    <pic:cNvPr id="0" name="academy-story-ai-7-17-04.png"/>
+                    <pic:cNvPicPr/>
+                  </pic:nvPicPr>
+                  <pic:blipFill>
+                    <a:blip r:embed="rId14"/>
+                    <a:stretch>
+                      <a:fillRect/>
+                    </a:stretch>
+                  </pic:blipFill>
+                  <pic:spPr>
+                    <a:xfrm>
+                      <a:off x="0" y="0"/>
+                      <a:ext cx="5486400" cy="3026664"/>
+                    </a:xfrm>
+                    <a:prstGeom prst="rect"/>
+                  </pic:spPr>
+                </pic:pic>
+              </a:graphicData>
+            </a:graphic>
+          </wp:inline>
+        </w:drawing>
+      </w:r>
+    </w:p>
+    <w:p>
+      <w:pPr>
+        <w:spacing w:line="336" w:lineRule="auto" w:after="180"/>
+      </w:pPr>
+      <w:r>
+        <w:rPr>
+          <w:b w:val="0"/>
+        </w:rPr>
+        <w:t>Original case: Only 0.8 meets the new boundary. Changed condition: Set the cutoff to exactly 0.6. Expected result: 0.6 and 0.8 are positive because the rule includes equality.</w:t>
+      </w:r>
+    </w:p>
+    <w:p>
+      <w:pPr>
+        <w:spacing w:line="336" w:lineRule="auto" w:after="180"/>
+      </w:pPr>
+      <w:r>
+        <w:rPr>
+          <w:b w:val="0"/>
+        </w:rPr>
+        <w:t>Reason: The declared at-least boundary includes the threshold value.</w:t>
+      </w:r>
+    </w:p>
+    <w:p>
+      <w:pPr>
+        <w:spacing w:line="336" w:lineRule="auto" w:after="180"/>
+        <w:shd w:fill="F5F1FB"/>
+      </w:pPr>
+      <w:r>
+        <w:rPr>
+          <w:b w:val="0"/>
+        </w:rPr>
+        <w:t>Predict before checking the worked changed-case result. Name what changed and what the supplied facts allow you to conclude.</w:t>
+      </w:r>
+    </w:p>
+    <w:p>
+      <w:pPr>
+        <w:pStyle w:val="Heading3"/>
+      </w:pPr>
+      <w:r>
+        <w:t>My picture explanation, deciding evidence and one limit</w:t>
+      </w:r>
+    </w:p>
+    <w:p>
+      <w:r>
+        <w:t>________________________________________________________________</w:t>
+      </w:r>
+    </w:p>
+    <w:p>
+      <w:r>
+        <w:t>________________________________________________________________</w:t>
+      </w:r>
+    </w:p>
+    <w:p>
+      <w:r>
+        <w:t>________________________________________________________________</w:t>
+      </w:r>
+    </w:p>
+    <w:p>
+      <w:r>
+        <w:t>________________________________________________________________</w:t>
+      </w:r>
+    </w:p>
+    <w:p>
+      <w:pPr>
+        <w:pStyle w:val="Heading3"/>
+      </w:pPr>
+      <w:r>
+        <w:t>05. Connect the explanation to its limit</w:t>
+      </w:r>
+    </w:p>
+    <w:p>
+      <w:r>
+        <w:drawing>
+          <wp:inline xmlns:a="http://schemas.openxmlformats.org/drawingml/2006/main" xmlns:pic="http://schemas.openxmlformats.org/drawingml/2006/picture">
+            <wp:extent cx="5486400" cy="2834640"/>
+            <wp:docPr id="7" name="Picture 7" descr="Sensitivity analysis checks how conclusions change under plausible choices. Changing a cutoff changes the decision rule, not the recorded scores or their accuracy. Limit: Without reference labels, these counts do not identify the best cutoff or establish correctness."/>
+            <wp:cNvGraphicFramePr>
+              <a:graphicFrameLocks noChangeAspect="1"/>
+            </wp:cNvGraphicFramePr>
+            <a:graphic>
+              <a:graphicData uri="http://schemas.openxmlformats.org/drawingml/2006/picture">
+                <pic:pic>
+                  <pic:nvPicPr>
+                    <pic:cNvPr id="0" name="academy-story-ai-7-17-05.png"/>
+                    <pic:cNvPicPr/>
+                  </pic:nvPicPr>
+                  <pic:blipFill>
+                    <a:blip r:embed="rId15"/>
+                    <a:stretch>
+                      <a:fillRect/>
+                    </a:stretch>
+                  </pic:blipFill>
+                  <pic:spPr>
+                    <a:xfrm>
+                      <a:off x="0" y="0"/>
+                      <a:ext cx="5486400" cy="2834640"/>
+                    </a:xfrm>
+                    <a:prstGeom prst="rect"/>
+                  </pic:spPr>
+                </pic:pic>
+              </a:graphicData>
+            </a:graphic>
+          </wp:inline>
+        </w:drawing>
+      </w:r>
+    </w:p>
+    <w:p>
+      <w:pPr>
+        <w:spacing w:line="336" w:lineRule="auto" w:after="180"/>
+      </w:pPr>
+      <w:r>
+        <w:rPr>
+          <w:b/>
+        </w:rPr>
+        <w:t>Sensitivity analysis</w:t>
+      </w:r>
+      <w:r>
+        <w:rPr>
+          <w:b w:val="0"/>
+        </w:rPr>
+        <w:t xml:space="preserve"> checks how conclusions change under plausible choices. Changing a cutoff changes the decision rule, not the recorded scores or their accuracy.</w:t>
+      </w:r>
+    </w:p>
+    <w:p>
+      <w:pPr>
+        <w:spacing w:line="336" w:lineRule="auto" w:after="180"/>
+      </w:pPr>
+      <w:r>
+        <w:rPr>
+          <w:b w:val="0"/>
+        </w:rPr>
+        <w:t>Limit: Without reference labels, these counts do not identify the best cutoff or establish correctness.</w:t>
+      </w:r>
+    </w:p>
+    <w:p>
+      <w:pPr>
+        <w:spacing w:line="336" w:lineRule="auto" w:after="180"/>
+        <w:shd w:fill="F5F1FB"/>
+      </w:pPr>
+      <w:r>
+        <w:rPr>
+          <w:b w:val="0"/>
+        </w:rPr>
+        <w:t>Explain the case, then point to a limit on the claim.</w:t>
+      </w:r>
+    </w:p>
+    <w:p>
+      <w:pPr>
+        <w:pStyle w:val="Heading3"/>
+      </w:pPr>
+      <w:r>
+        <w:t>My picture explanation, deciding evidence and one limit</w:t>
+      </w:r>
+    </w:p>
+    <w:p>
+      <w:r>
+        <w:t>________________________________________________________________</w:t>
+      </w:r>
+    </w:p>
+    <w:p>
+      <w:r>
+        <w:t>________________________________________________________________</w:t>
+      </w:r>
+    </w:p>
+    <w:p>
+      <w:r>
+        <w:t>________________________________________________________________</w:t>
+      </w:r>
+    </w:p>
+    <w:p>
+      <w:r>
+        <w:t>________________________________________________________________</w:t>
+      </w:r>
+    </w:p>
+    <w:p>
+      <w:pPr>
+        <w:pStyle w:val="Heading3"/>
+      </w:pPr>
+      <w:r>
+        <w:t>06. Make the idea visible in your project</w:t>
+      </w:r>
+    </w:p>
+    <w:p>
+      <w:r>
+        <w:drawing>
+          <wp:inline xmlns:a="http://schemas.openxmlformats.org/drawingml/2006/main" xmlns:pic="http://schemas.openxmlformats.org/drawingml/2006/picture">
+            <wp:extent cx="5486400" cy="3681984"/>
+            <wp:docPr id="8" name="Picture 8" descr="For the Reproducible AI Research Study, retain an annotated worked trace and the changed-case reasoning. Connect the claim to its records, units and assumptions so another investigator can challenge or reproduce it. Draw your input, deciding step, result and limit. Supported question: Classify 0.4, 0.6 and 0.8 at cutoffs 0.5, 0.7 and exactly 0.6. Which equality rule decides the boundary, and can these unlabelled scores identify the best cutoff?"/>
+            <wp:cNvGraphicFramePr>
+              <a:graphicFrameLocks noChangeAspect="1"/>
+            </wp:cNvGraphicFramePr>
+            <a:graphic>
+              <a:graphicData uri="http://schemas.openxmlformats.org/drawingml/2006/picture">
+                <pic:pic>
+                  <pic:nvPicPr>
+                    <pic:cNvPr id="0" name="academy-story-ai-7-17-06.png"/>
+                    <pic:cNvPicPr/>
+                  </pic:nvPicPr>
+                  <pic:blipFill>
+                    <a:blip r:embed="rId16"/>
+                    <a:stretch>
+                      <a:fillRect/>
+                    </a:stretch>
+                  </pic:blipFill>
+                  <pic:spPr>
+                    <a:xfrm>
+                      <a:off x="0" y="0"/>
+                      <a:ext cx="5486400" cy="3681984"/>
+                    </a:xfrm>
+                    <a:prstGeom prst="rect"/>
+                  </pic:spPr>
+                </pic:pic>
+              </a:graphicData>
+            </a:graphic>
+          </wp:inline>
+        </w:drawing>
+      </w:r>
+    </w:p>
+    <w:p>
+      <w:pPr>
+        <w:spacing w:line="336" w:lineRule="auto" w:after="180"/>
+      </w:pPr>
+      <w:r>
+        <w:rPr>
+          <w:b w:val="0"/>
+        </w:rPr>
+        <w:t>For the Reproducible AI Research Study, retain an annotated worked trace and the changed-case reasoning. Connect the claim to its records, units and assumptions so another investigator can challenge or reproduce it.</w:t>
+      </w:r>
+    </w:p>
+    <w:p>
+      <w:pPr>
+        <w:spacing w:line="336" w:lineRule="auto" w:after="180"/>
+      </w:pPr>
+      <w:r>
+        <w:rPr>
+          <w:b w:val="0"/>
+        </w:rPr>
+        <w:t xml:space="preserve">Draw your </w:t>
+      </w:r>
+      <w:r>
+        <w:rPr>
+          <w:b/>
+        </w:rPr>
+        <w:t>input</w:t>
+      </w:r>
+      <w:r>
+        <w:rPr>
+          <w:b w:val="0"/>
+        </w:rPr>
+        <w:t>, deciding step, result and limit. Supported question: Classify 0.4, 0.6 and 0.8 at cutoffs 0.5, 0.7 and exactly 0.6.</w:t>
+      </w:r>
+    </w:p>
+    <w:p>
+      <w:pPr>
+        <w:spacing w:line="336" w:lineRule="auto" w:after="180"/>
+      </w:pPr>
+      <w:r>
+        <w:rPr>
+          <w:b w:val="0"/>
+        </w:rPr>
+        <w:t>Which equality rule decides the boundary, and can these unlabelled scores identify the best cutoff?</w:t>
+      </w:r>
+    </w:p>
+    <w:p>
+      <w:pPr>
+        <w:spacing w:line="336" w:lineRule="auto" w:after="180"/>
+        <w:shd w:fill="F5F1FB"/>
+      </w:pPr>
+      <w:r>
+        <w:rPr>
+          <w:b w:val="0"/>
+        </w:rPr>
+        <w:t xml:space="preserve">Draw your project trace and justify the deciding step using </w:t>
+      </w:r>
+      <w:r>
+        <w:rPr>
+          <w:b/>
+        </w:rPr>
+        <w:t>evidence</w:t>
+      </w:r>
+      <w:r>
+        <w:rPr>
+          <w:b w:val="0"/>
+        </w:rPr>
+        <w:t>.</w:t>
+      </w:r>
+    </w:p>
+    <w:p>
+      <w:pPr>
+        <w:pStyle w:val="Heading3"/>
+      </w:pPr>
+      <w:r>
+        <w:t>My picture explanation, deciding evidence and one limit</w:t>
       </w:r>
     </w:p>
     <w:p>

--- a/downloads/workbook/ai-7-week-17.docx
+++ b/downloads/workbook/ai-7-week-17.docx
@@ -25,22 +25,45 @@
         <w:pStyle w:val="Heading1"/>
       </w:pPr>
       <w:r>
-        <w:t>01. Recall and choose your starting point</w:t>
-      </w:r>
-    </w:p>
-    <w:p>
-      <w:r>
-        <w:t>Record your starting explanation for Sensitivity analysis before opening notes. Show any later correction separately.</w:t>
-      </w:r>
-    </w:p>
-    <w:p>
-      <w:pPr>
-        <w:spacing w:line="336" w:lineRule="auto" w:after="180"/>
-      </w:pPr>
-      <w:r>
-        <w:rPr>
-          <w:b w:val="0"/>
-        </w:rPr>
+        <w:t>One complete sensitivity range and evidence record.</w:t>
+      </w:r>
+    </w:p>
+    <w:p>
+      <w:r>
+        <w:t>Keep controls, settings, outcomes, missing labels and selection disclosures together.</w:t>
+      </w:r>
+    </w:p>
+    <w:p>
+      <w:r>
+        <w:t>Recall → W1–W3/W5 → independent pass-count comparison → research project → delayed return.</w:t>
+      </w:r>
+    </w:p>
+    <w:p>
+      <w:pPr>
+        <w:pStyle w:val="Heading1"/>
+      </w:pPr>
+      <w:r>
+        <w:t>01. Recall · Retrieve before notes</w:t>
+      </w:r>
+    </w:p>
+    <w:p>
+      <w:r>
+        <w:t>Keep this task’s inputs,rule and response together.</w:t>
+      </w:r>
+    </w:p>
+    <w:p>
+      <w:pPr>
+        <w:pStyle w:val="Heading2"/>
+      </w:pPr>
+      <w:r>
+        <w:t>Complete task and evidence</w:t>
+      </w:r>
+    </w:p>
+    <w:p>
+      <w:pPr>
+        <w:pStyle w:val="ListBullet"/>
+      </w:pPr>
+      <w:r>
         <w:t>Try the recall before opening notes. Then use a different colour or a labelled second line to correct your explanation.</w:t>
       </w:r>
     </w:p>
@@ -54,12 +77,9 @@
     </w:p>
     <w:p>
       <w:pPr>
-        <w:spacing w:line="336" w:lineRule="auto" w:after="180"/>
-      </w:pPr>
-      <w:r>
-        <w:rPr>
-          <w:b w:val="0"/>
-        </w:rPr>
+        <w:pStyle w:val="ListBullet"/>
+      </w:pPr>
+      <w:r>
         <w:t>Without opening the old lesson, explain one key idea from Ablation studies. Give an example and a mistake that the idea helps you avoid.</w:t>
       </w:r>
     </w:p>
@@ -96,12 +116,9 @@
     </w:p>
     <w:p>
       <w:pPr>
-        <w:spacing w:line="336" w:lineRule="auto" w:after="180"/>
-      </w:pPr>
-      <w:r>
-        <w:rPr>
-          <w:b w:val="0"/>
-        </w:rPr>
+        <w:pStyle w:val="ListBullet"/>
+      </w:pPr>
+      <w:r>
         <w:t>Without opening the old lesson, explain one key idea from Statistical tests and assumptions. Give an example and a mistake that the idea helps you avoid.</w:t>
       </w:r>
     </w:p>
@@ -138,12 +155,9 @@
     </w:p>
     <w:p>
       <w:pPr>
-        <w:spacing w:line="336" w:lineRule="auto" w:after="180"/>
-      </w:pPr>
-      <w:r>
-        <w:rPr>
-          <w:b w:val="0"/>
-        </w:rPr>
+        <w:pStyle w:val="ListBullet"/>
+      </w:pPr>
+      <w:r>
         <w:t>Without opening the old lesson, explain one key idea from Sampling variability. Give an example and a mistake that the idea helps you avoid.</w:t>
       </w:r>
     </w:p>
@@ -175,35 +189,95 @@
         <w:pStyle w:val="Heading1"/>
       </w:pPr>
       <w:r>
-        <w:t>02. Practise with fading help</w:t>
-      </w:r>
-    </w:p>
-    <w:p>
-      <w:r>
-        <w:t>Complete the supported Sensitivity analysis trace and record the first step you can explain without help.</w:t>
-      </w:r>
-    </w:p>
-    <w:p>
-      <w:pPr>
-        <w:spacing w:line="336" w:lineRule="auto" w:after="180"/>
-      </w:pPr>
-      <w:r>
-        <w:rPr>
-          <w:b w:val="0"/>
-        </w:rPr>
-        <w:t xml:space="preserve">Use W2: Trace the worked case for </w:t>
-      </w:r>
-      <w:r>
-        <w:rPr>
-          <w:b/>
-        </w:rPr>
-        <w:t>Sensitivity analysis</w:t>
-      </w:r>
-      <w:r>
-        <w:rPr>
-          <w:b w:val="0"/>
-        </w:rPr>
-        <w:t>. Record the answer once; the lesson and workbook refer to the same attempt.</w:t>
+        <w:t>05. W1 · Explain the current example</w:t>
+      </w:r>
+    </w:p>
+    <w:p>
+      <w:r>
+        <w:t>Keep this task’s inputs,rule and response together.</w:t>
+      </w:r>
+    </w:p>
+    <w:p>
+      <w:pPr>
+        <w:pStyle w:val="Heading2"/>
+      </w:pPr>
+      <w:r>
+        <w:t>Complete task and evidence</w:t>
+      </w:r>
+    </w:p>
+    <w:p>
+      <w:pPr>
+        <w:pStyle w:val="ListBullet"/>
+      </w:pPr>
+      <w:r>
+        <w:t>Sensitivity analysis varies plausible choices across a declared range and preserves all results. It describes dependence on choices; choosing the best result becomes tuning and needs separately reserved evaluation for a fresh performance claim. Main retrieval depths 1, 3, 5 have stipulated recall 0.4, 0.7, 0.8 and precision 0.9, 0.7, 0.5. Recall rises and precision falls across this tested range; no universal best follows without an objective. Raw labels, counts and averaging convention are not supplied. Separate picture scores 0.4, 0.6, 0.8 stay fixed. Positive means score at least cutoff. Cutoffs 0.5 and 0.6 give negative/positive/positive, while 0.7 gives negative/negative/positive. Equality is included. Positive counts are two, two and one respectively, not correctness counts. No reference labels are supplied. Hypothetical alternative labels can favor either rule and must not be recorded as observed truth. Keep data roles and all tested settings visible; no actual model study, significance result or guarantee outside this range is supplied.</w:t>
+      </w:r>
+    </w:p>
+    <w:p>
+      <w:pPr>
+        <w:pStyle w:val="ListBullet"/>
+      </w:pPr>
+      <w:r>
+        <w:t>Explain the weekly mechanism in your own words. Use the worked scenario to name its input, decision rule and output.</w:t>
+      </w:r>
+    </w:p>
+    <w:p>
+      <w:pPr>
+        <w:pStyle w:val="Heading3"/>
+      </w:pPr>
+      <w:r>
+        <w:t>My reasoning and evidence</w:t>
+      </w:r>
+    </w:p>
+    <w:p>
+      <w:r>
+        <w:t>________________________________________________________________</w:t>
+      </w:r>
+    </w:p>
+    <w:p>
+      <w:r>
+        <w:t>________________________________________________________________</w:t>
+      </w:r>
+    </w:p>
+    <w:p>
+      <w:r>
+        <w:t>________________________________________________________________</w:t>
+      </w:r>
+    </w:p>
+    <w:p>
+      <w:r>
+        <w:t>________________________________________________________________</w:t>
+      </w:r>
+    </w:p>
+    <w:p>
+      <w:r>
+        <w:t>________________________________________________________________</w:t>
+      </w:r>
+    </w:p>
+    <w:p>
+      <w:r>
+        <w:t>________________________________________________________________</w:t>
+      </w:r>
+    </w:p>
+    <w:p>
+      <w:pPr>
+        <w:pStyle w:val="Heading1"/>
+      </w:pPr>
+      <w:r>
+        <w:t>06. W2 · Trace the worked case</w:t>
+      </w:r>
+    </w:p>
+    <w:p>
+      <w:r>
+        <w:t>Keep the supplied inputs, comparison rule and evidence together.</w:t>
+      </w:r>
+    </w:p>
+    <w:p>
+      <w:pPr>
+        <w:pStyle w:val="Heading2"/>
+      </w:pPr>
+      <w:r>
+        <w:t>Complete task and evidence</w:t>
       </w:r>
     </w:p>
     <w:tbl>
@@ -228,7 +302,7 @@
           </w:tcPr>
           <w:p>
             <w:r>
-              <w:t>Given inputs</w:t>
+              <w:t>Retrieved items k</w:t>
             </w:r>
           </w:p>
         </w:tc>
@@ -238,7 +312,7 @@
           </w:tcPr>
           <w:p>
             <w:r>
-              <w:t>Procedure I chose</w:t>
+              <w:t>Supplied recall</w:t>
             </w:r>
           </w:p>
         </w:tc>
@@ -248,7 +322,7 @@
           </w:tcPr>
           <w:p>
             <w:r>
-              <w:t>Middle steps</w:t>
+              <w:t>Supplied precision</w:t>
             </w:r>
           </w:p>
         </w:tc>
@@ -258,7 +332,7 @@
           </w:tcPr>
           <w:p>
             <w:r>
-              <w:t>Result and check</w:t>
+              <w:t>Pattern in the tested range</w:t>
             </w:r>
           </w:p>
         </w:tc>
@@ -269,7 +343,9 @@
             <w:tcW w:type="dxa" w:w="2556"/>
           </w:tcPr>
           <w:p>
-            <w:r/>
+            <w:r>
+              <w:t>1</w:t>
+            </w:r>
           </w:p>
         </w:tc>
         <w:tc>
@@ -277,7 +353,9 @@
             <w:tcW w:type="dxa" w:w="2556"/>
           </w:tcPr>
           <w:p>
-            <w:r/>
+            <w:r>
+              <w:t>0.4</w:t>
+            </w:r>
           </w:p>
         </w:tc>
         <w:tc>
@@ -285,7 +363,9 @@
             <w:tcW w:type="dxa" w:w="2556"/>
           </w:tcPr>
           <w:p>
-            <w:r/>
+            <w:r>
+              <w:t>0.9</w:t>
+            </w:r>
           </w:p>
         </w:tc>
         <w:tc>
@@ -293,17 +373,203 @@
             <w:tcW w:type="dxa" w:w="2556"/>
           </w:tcPr>
           <w:p>
-            <w:r/>
+            <w:r>
+              <w:t>Lowest recall; highest precision</w:t>
+            </w:r>
+          </w:p>
+        </w:tc>
+      </w:tr>
+      <w:tr>
+        <w:tc>
+          <w:tcPr>
+            <w:tcW w:type="dxa" w:w="2556"/>
+          </w:tcPr>
+          <w:p>
+            <w:r>
+              <w:t>3</w:t>
+            </w:r>
+          </w:p>
+        </w:tc>
+        <w:tc>
+          <w:tcPr>
+            <w:tcW w:type="dxa" w:w="2556"/>
+          </w:tcPr>
+          <w:p>
+            <w:r>
+              <w:t>0.7</w:t>
+            </w:r>
+          </w:p>
+        </w:tc>
+        <w:tc>
+          <w:tcPr>
+            <w:tcW w:type="dxa" w:w="2556"/>
+          </w:tcPr>
+          <w:p>
+            <w:r>
+              <w:t>0.7</w:t>
+            </w:r>
+          </w:p>
+        </w:tc>
+        <w:tc>
+          <w:tcPr>
+            <w:tcW w:type="dxa" w:w="2556"/>
+          </w:tcPr>
+          <w:p>
+            <w:r>
+              <w:t>Intermediate summaries</w:t>
+            </w:r>
+          </w:p>
+        </w:tc>
+      </w:tr>
+      <w:tr>
+        <w:tc>
+          <w:tcPr>
+            <w:tcW w:type="dxa" w:w="2556"/>
+          </w:tcPr>
+          <w:p>
+            <w:r>
+              <w:t>5</w:t>
+            </w:r>
+          </w:p>
+        </w:tc>
+        <w:tc>
+          <w:tcPr>
+            <w:tcW w:type="dxa" w:w="2556"/>
+          </w:tcPr>
+          <w:p>
+            <w:r>
+              <w:t>0.8</w:t>
+            </w:r>
+          </w:p>
+        </w:tc>
+        <w:tc>
+          <w:tcPr>
+            <w:tcW w:type="dxa" w:w="2556"/>
+          </w:tcPr>
+          <w:p>
+            <w:r>
+              <w:t>0.5</w:t>
+            </w:r>
+          </w:p>
+        </w:tc>
+        <w:tc>
+          <w:tcPr>
+            <w:tcW w:type="dxa" w:w="2556"/>
+          </w:tcPr>
+          <w:p>
+            <w:r>
+              <w:t>Highest recall; lowest precision</w:t>
+            </w:r>
+          </w:p>
+        </w:tc>
+      </w:tr>
+      <w:tr>
+        <w:tc>
+          <w:tcPr>
+            <w:tcW w:type="dxa" w:w="2556"/>
+          </w:tcPr>
+          <w:p>
+            <w:r>
+              <w:t>From k = 1 to k = 5</w:t>
+            </w:r>
+          </w:p>
+        </w:tc>
+        <w:tc>
+          <w:tcPr>
+            <w:tcW w:type="dxa" w:w="2556"/>
+          </w:tcPr>
+          <w:p>
+            <w:r>
+              <w:t>Increase 0.4, or 40 percentage points</w:t>
+            </w:r>
+          </w:p>
+        </w:tc>
+        <w:tc>
+          <w:tcPr>
+            <w:tcW w:type="dxa" w:w="2556"/>
+          </w:tcPr>
+          <w:p>
+            <w:r>
+              <w:t>Decrease 0.4, or 40 percentage points</w:t>
+            </w:r>
+          </w:p>
+        </w:tc>
+        <w:tc>
+          <w:tcPr>
+            <w:tcW w:type="dxa" w:w="2556"/>
+          </w:tcPr>
+          <w:p>
+            <w:r>
+              <w:t>Tradeoff; no universal best setting</w:t>
+            </w:r>
+          </w:p>
+        </w:tc>
+      </w:tr>
+      <w:tr>
+        <w:tc>
+          <w:tcPr>
+            <w:tcW w:type="dxa" w:w="2556"/>
+          </w:tcPr>
+          <w:p>
+            <w:r>
+              <w:t>What remains unknown</w:t>
+            </w:r>
+          </w:p>
+        </w:tc>
+        <w:tc>
+          <w:tcPr>
+            <w:tcW w:type="dxa" w:w="2556"/>
+          </w:tcPr>
+          <w:p>
+            <w:r>
+              <w:t>Raw labels/counts</w:t>
+            </w:r>
+          </w:p>
+        </w:tc>
+        <w:tc>
+          <w:tcPr>
+            <w:tcW w:type="dxa" w:w="2556"/>
+          </w:tcPr>
+          <w:p>
+            <w:r>
+              <w:t>Averaging convention</w:t>
+            </w:r>
+          </w:p>
+        </w:tc>
+        <w:tc>
+          <w:tcPr>
+            <w:tcW w:type="dxa" w:w="2556"/>
+          </w:tcPr>
+          <w:p>
+            <w:r>
+              <w:t>No invented per-query count or significance</w:t>
+            </w:r>
           </w:p>
         </w:tc>
       </w:tr>
     </w:tbl>
     <w:p>
       <w:pPr>
+        <w:pStyle w:val="ListBullet"/>
+      </w:pPr>
+      <w:r>
+        <w:t>Sensitivity analysis varies plausible choices across a declared range and preserves all results. It describes dependence on choices; choosing the best result becomes tuning and needs separately reserved evaluation for a fresh performance claim. Main retrieval depths 1, 3, 5 have stipulated recall 0.4, 0.7, 0.8 and precision 0.9, 0.7, 0.5. Recall rises and precision falls across this tested range; no universal best follows without an objective. Raw labels, counts and averaging convention are not supplied. Separate picture scores 0.4, 0.6, 0.8 stay fixed. Positive means score at least cutoff. Cutoffs 0.5 and 0.6 give negative/positive/positive, while 0.7 gives negative/negative/positive. Equality is included. Positive counts are two, two and one respectively, not correctness counts. No reference labels are supplied. Hypothetical alternative labels can favor either rule and must not be recorded as observed truth. Keep data roles and all tested settings visible; no actual model study, significance result or guarantee outside this range is supplied.</w:t>
+      </w:r>
+    </w:p>
+    <w:p>
+      <w:pPr>
+        <w:pStyle w:val="ListBullet"/>
+      </w:pPr>
+      <w:r>
+        <w:t>Retrieval cutoffs 1, 3, 5 yield recall .4, .7, .8 and precision .9, .7, .5. Show the intermediate steps and give the conclusion with its scope.</w:t>
+      </w:r>
+    </w:p>
+    <w:p>
+      <w:pPr>
         <w:pStyle w:val="Heading3"/>
       </w:pPr>
       <w:r>
-        <w:t>The step I completed without help, and the hint I needed</w:t>
+        <w:t>My reasoning and evidence</w:t>
       </w:r>
     </w:p>
     <w:p>
@@ -322,50 +588,60 @@
       </w:r>
     </w:p>
     <w:p>
+      <w:r>
+        <w:t>________________________________________________________________</w:t>
+      </w:r>
+    </w:p>
+    <w:p>
+      <w:r>
+        <w:t>________________________________________________________________</w:t>
+      </w:r>
+    </w:p>
+    <w:p>
+      <w:r>
+        <w:t>________________________________________________________________</w:t>
+      </w:r>
+    </w:p>
+    <w:p>
+      <w:r>
+        <w:t>________________________________________________________________</w:t>
+      </w:r>
+    </w:p>
+    <w:p>
       <w:pPr>
         <w:pStyle w:val="Heading1"/>
       </w:pPr>
       <w:r>
-        <w:t>03. Individual reasoning check</w:t>
-      </w:r>
-    </w:p>
-    <w:p>
-      <w:r>
-        <w:t>Check the proposed Sensitivity analysis explanation against the supplied facts before discussing it.</w:t>
-      </w:r>
-    </w:p>
-    <w:p>
-      <w:pPr>
-        <w:spacing w:line="336" w:lineRule="auto" w:after="180"/>
-      </w:pPr>
-      <w:r>
-        <w:rPr>
-          <w:b w:val="0"/>
-        </w:rPr>
-        <w:t xml:space="preserve">Use the worked case for </w:t>
-      </w:r>
-      <w:r>
-        <w:rPr>
-          <w:b/>
-        </w:rPr>
-        <w:t>Sensitivity analysis</w:t>
-      </w:r>
-      <w:r>
-        <w:rPr>
-          <w:b w:val="0"/>
-        </w:rPr>
-        <w:t>. Proposed explanation: “The worked result establishes every future case”. Decide whether this explanation is supported.</w:t>
-      </w:r>
-    </w:p>
-    <w:p>
-      <w:pPr>
-        <w:spacing w:line="336" w:lineRule="auto" w:after="180"/>
-      </w:pPr>
-      <w:r>
-        <w:rPr>
-          <w:b w:val="0"/>
-        </w:rPr>
-        <w:t>Point to the step or supplied fact that decides; explain your repair if needed.</w:t>
+        <w:t>07. W3 · Repair a misconception</w:t>
+      </w:r>
+    </w:p>
+    <w:p>
+      <w:r>
+        <w:t>Keep this task’s inputs,rule and response together.</w:t>
+      </w:r>
+    </w:p>
+    <w:p>
+      <w:pPr>
+        <w:pStyle w:val="Heading2"/>
+      </w:pPr>
+      <w:r>
+        <w:t>Complete task and evidence</w:t>
+      </w:r>
+    </w:p>
+    <w:p>
+      <w:pPr>
+        <w:pStyle w:val="ListBullet"/>
+      </w:pPr>
+      <w:r>
+        <w:t>Sensitivity analysis varies plausible choices across a declared range and preserves all results. It describes dependence on choices; choosing the best result becomes tuning and needs separately reserved evaluation for a fresh performance claim. Main retrieval depths 1, 3, 5 have stipulated recall 0.4, 0.7, 0.8 and precision 0.9, 0.7, 0.5. Recall rises and precision falls across this tested range; no universal best follows without an objective. Raw labels, counts and averaging convention are not supplied. Separate picture scores 0.4, 0.6, 0.8 stay fixed. Positive means score at least cutoff. Cutoffs 0.5 and 0.6 give negative/positive/positive, while 0.7 gives negative/negative/positive. Equality is included. Positive counts are two, two and one respectively, not correctness counts. No reference labels are supplied. Hypothetical alternative labels can favor either rule and must not be recorded as observed truth. Keep data roles and all tested settings visible; no actual model study, significance result or guarantee outside this range is supplied.</w:t>
+      </w:r>
+    </w:p>
+    <w:p>
+      <w:pPr>
+        <w:pStyle w:val="ListBullet"/>
+      </w:pPr>
+      <w:r>
+        <w:t>A report omits this qualification: A stable tested range does not establish stability under every parameter or dataset change. Explain how omitting it could change a reader's interpretation, and write an accurate replacement.</w:t>
       </w:r>
     </w:p>
     <w:p>
@@ -373,7 +649,7 @@
         <w:pStyle w:val="Heading3"/>
       </w:pPr>
       <w:r>
-        <w:t>My explanation before partner discussion</w:t>
+        <w:t>My reasoning and evidence</w:t>
       </w:r>
     </w:p>
     <w:p>
@@ -397,16 +673,50 @@
       </w:r>
     </w:p>
     <w:p>
+      <w:r>
+        <w:t>________________________________________________________________</w:t>
+      </w:r>
+    </w:p>
+    <w:p>
+      <w:r>
+        <w:t>________________________________________________________________</w:t>
+      </w:r>
+    </w:p>
+    <w:p>
       <w:pPr>
         <w:pStyle w:val="Heading1"/>
       </w:pPr>
       <w:r>
-        <w:t>04. Independent transfer case</w:t>
-      </w:r>
-    </w:p>
-    <w:p>
-      <w:r>
-        <w:t>Write one first attempt at the reserved independent case before feedback. Repeated copies of that case refer to the same recorded attempt.</w:t>
+        <w:t>09. W5 · Explain the limitation</w:t>
+      </w:r>
+    </w:p>
+    <w:p>
+      <w:r>
+        <w:t>Keep this task’s inputs,rule and response together.</w:t>
+      </w:r>
+    </w:p>
+    <w:p>
+      <w:pPr>
+        <w:pStyle w:val="Heading2"/>
+      </w:pPr>
+      <w:r>
+        <w:t>Complete task and evidence</w:t>
+      </w:r>
+    </w:p>
+    <w:p>
+      <w:pPr>
+        <w:pStyle w:val="ListBullet"/>
+      </w:pPr>
+      <w:r>
+        <w:t>Sensitivity analysis varies plausible choices across a declared range and preserves all results. It describes dependence on choices; choosing the best result becomes tuning and needs separately reserved evaluation for a fresh performance claim. Main retrieval depths 1, 3, 5 have stipulated recall 0.4, 0.7, 0.8 and precision 0.9, 0.7, 0.5. Recall rises and precision falls across this tested range; no universal best follows without an objective. Raw labels, counts and averaging convention are not supplied. Separate picture scores 0.4, 0.6, 0.8 stay fixed. Positive means score at least cutoff. Cutoffs 0.5 and 0.6 give negative/positive/positive, while 0.7 gives negative/negative/positive. Equality is included. Positive counts are two, two and one respectively, not correctness counts. No reference labels are supplied. Hypothetical alternative labels can favor either rule and must not be recorded as observed truth. Keep data roles and all tested settings visible; no actual model study, significance result or guarantee outside this range is supplied.</w:t>
+      </w:r>
+    </w:p>
+    <w:p>
+      <w:pPr>
+        <w:pStyle w:val="ListBullet"/>
+      </w:pPr>
+      <w:r>
+        <w:t>For the worked scenario, propose one additional case that could reveal a failure, describe its expected outcome before running it, and explain what would need to remain fixed for a fair comparison. Do not reuse W4 as a new final test after receiving feedback.</w:t>
       </w:r>
     </w:p>
     <w:p>
@@ -414,18 +724,79 @@
         <w:pStyle w:val="Heading3"/>
       </w:pPr>
       <w:r>
+        <w:t>My reasoning and evidence</w:t>
+      </w:r>
+    </w:p>
+    <w:p>
+      <w:r>
+        <w:t>________________________________________________________________</w:t>
+      </w:r>
+    </w:p>
+    <w:p>
+      <w:r>
+        <w:t>________________________________________________________________</w:t>
+      </w:r>
+    </w:p>
+    <w:p>
+      <w:r>
+        <w:t>________________________________________________________________</w:t>
+      </w:r>
+    </w:p>
+    <w:p>
+      <w:r>
+        <w:t>________________________________________________________________</w:t>
+      </w:r>
+    </w:p>
+    <w:p>
+      <w:r>
+        <w:t>________________________________________________________________</w:t>
+      </w:r>
+    </w:p>
+    <w:p>
+      <w:r>
+        <w:t>________________________________________________________________</w:t>
+      </w:r>
+    </w:p>
+    <w:p>
+      <w:r>
+        <w:t>________________________________________________________________</w:t>
+      </w:r>
+    </w:p>
+    <w:p>
+      <w:pPr>
+        <w:pStyle w:val="Heading1"/>
+      </w:pPr>
+      <w:r>
+        <w:t>04. Try alone · Selected transfer</w:t>
+      </w:r>
+    </w:p>
+    <w:p>
+      <w:r>
+        <w:t>Keep this task’s inputs,rule and response together.</w:t>
+      </w:r>
+    </w:p>
+    <w:p>
+      <w:pPr>
+        <w:pStyle w:val="Heading2"/>
+      </w:pPr>
+      <w:r>
+        <w:t>Complete task and evidence</w:t>
+      </w:r>
+    </w:p>
+    <w:p>
+      <w:pPr>
+        <w:pStyle w:val="Heading3"/>
+      </w:pPr>
+      <w:r>
         <w:t>Independent case: Apply a new case independently</w:t>
       </w:r>
     </w:p>
     <w:p>
       <w:pPr>
-        <w:spacing w:line="336" w:lineRule="auto" w:after="180"/>
-      </w:pPr>
-      <w:r>
-        <w:rPr>
-          <w:b w:val="0"/>
-        </w:rPr>
-        <w:t>Thresholds .4, .5, .6 give passes8, 9, 7 out of10. Report range and a selection limit.</w:t>
+        <w:pStyle w:val="ListBullet"/>
+      </w:pPr>
+      <w:r>
+        <w:t>Thresholds .4, .5, .6 give passes 8, 9, 7 out of 10. Report range and a selection limit.</w:t>
       </w:r>
     </w:p>
     <w:p>
@@ -473,12 +844,9 @@
     </w:p>
     <w:p>
       <w:pPr>
-        <w:spacing w:line="336" w:lineRule="auto" w:after="180"/>
-      </w:pPr>
-      <w:r>
-        <w:rPr>
-          <w:b w:val="0"/>
-        </w:rPr>
+        <w:pStyle w:val="ListBullet"/>
+      </w:pPr>
+      <w:r>
         <w:t>Attempt this case before feedback. Record any help. Earlier examples below are further practice; a case already practised with feedback cannot establish fresh transfer.</w:t>
       </w:r>
     </w:p>
@@ -487,59 +855,28 @@
         <w:pStyle w:val="Heading1"/>
       </w:pPr>
       <w:r>
-        <w:t>05. W1 Explain the mechanism</w:t>
-      </w:r>
-    </w:p>
-    <w:p>
-      <w:r>
-        <w:t>Explain the mechanism. Apply the supplied Sensitivity analysis facts and keep your reasoning.</w:t>
-      </w:r>
-    </w:p>
-    <w:p>
-      <w:pPr>
-        <w:spacing w:line="336" w:lineRule="auto" w:after="180"/>
-      </w:pPr>
-      <w:r>
-        <w:rPr>
-          <w:b w:val="0"/>
-        </w:rPr>
-        <w:t xml:space="preserve">Explain the weekly </w:t>
-      </w:r>
-      <w:r>
-        <w:rPr>
-          <w:b/>
-        </w:rPr>
-        <w:t>mechanism</w:t>
-      </w:r>
-      <w:r>
-        <w:rPr>
-          <w:b w:val="0"/>
-        </w:rPr>
-        <w:t xml:space="preserve"> in your own words. Use the worked scenario to name its </w:t>
-      </w:r>
-      <w:r>
-        <w:rPr>
-          <w:b/>
-        </w:rPr>
-        <w:t>input</w:t>
-      </w:r>
-      <w:r>
-        <w:rPr>
-          <w:b w:val="0"/>
-        </w:rPr>
-        <w:t xml:space="preserve">, decision rule and </w:t>
-      </w:r>
-      <w:r>
-        <w:rPr>
-          <w:b/>
-        </w:rPr>
-        <w:t>output</w:t>
-      </w:r>
-      <w:r>
-        <w:rPr>
-          <w:b w:val="0"/>
-        </w:rPr>
-        <w:t>.</w:t>
+        <w:t>10. Project · Keep the research evidence</w:t>
+      </w:r>
+    </w:p>
+    <w:p>
+      <w:r>
+        <w:t>Preserve the question, protocol, observations, analysis and limits.</w:t>
+      </w:r>
+    </w:p>
+    <w:p>
+      <w:pPr>
+        <w:pStyle w:val="Heading2"/>
+      </w:pPr>
+      <w:r>
+        <w:t>Complete task and evidence</w:t>
+      </w:r>
+    </w:p>
+    <w:p>
+      <w:pPr>
+        <w:pStyle w:val="ListBullet"/>
+      </w:pPr>
+      <w:r>
+        <w:t>Add a labelled sensitivity analysis evidence sheet to Reproducible AI Research Study. Show how you can explain the mechanism and terminology of sensitivity analysis. Use the supplied fictional case and keep its inputs, intermediate steps, calculation or prediction, and limitation. Connect this record to last week’s record; a matching answer without a trace is insufficient.</w:t>
       </w:r>
     </w:p>
     <w:p>
@@ -547,7 +884,7 @@
         <w:pStyle w:val="Heading3"/>
       </w:pPr>
       <w:r>
-        <w:t>My reasoning and evidence</w:t>
+        <w:t>My project change, supporting evidence and remaining limit</w:t>
       </w:r>
     </w:p>
     <w:p>
@@ -585,436 +922,20 @@
         <w:pStyle w:val="Heading1"/>
       </w:pPr>
       <w:r>
-        <w:t>06. W2 Trace the worked case</w:t>
-      </w:r>
-    </w:p>
-    <w:p>
-      <w:r>
-        <w:t>Trace the worked case. Apply the supplied Sensitivity analysis facts and keep your reasoning.</w:t>
-      </w:r>
-    </w:p>
-    <w:p>
-      <w:pPr>
-        <w:spacing w:line="336" w:lineRule="auto" w:after="180"/>
-      </w:pPr>
-      <w:r>
-        <w:rPr>
-          <w:b w:val="0"/>
-        </w:rPr>
-        <w:t>Retrieval cutoffs1, 3, 5 yield recall .4, .7, .8 and precision .9, .7, .5. Show the intermediate steps and give the conclusion with its scope.</w:t>
-      </w:r>
-    </w:p>
-    <w:p>
-      <w:pPr>
-        <w:pStyle w:val="Heading3"/>
-      </w:pPr>
-      <w:r>
-        <w:t>My reasoning and evidence</w:t>
-      </w:r>
-    </w:p>
-    <w:p>
-      <w:r>
-        <w:t>________________________________________________________________</w:t>
-      </w:r>
-    </w:p>
-    <w:p>
-      <w:r>
-        <w:t>________________________________________________________________</w:t>
-      </w:r>
-    </w:p>
-    <w:p>
-      <w:r>
-        <w:t>________________________________________________________________</w:t>
-      </w:r>
-    </w:p>
-    <w:p>
-      <w:r>
-        <w:t>________________________________________________________________</w:t>
-      </w:r>
-    </w:p>
-    <w:p>
-      <w:r>
-        <w:t>________________________________________________________________</w:t>
-      </w:r>
-    </w:p>
-    <w:p>
-      <w:r>
-        <w:t>________________________________________________________________</w:t>
-      </w:r>
-    </w:p>
-    <w:p>
-      <w:r>
-        <w:t>________________________________________________________________</w:t>
-      </w:r>
-    </w:p>
-    <w:p>
-      <w:pPr>
-        <w:pStyle w:val="Heading1"/>
-      </w:pPr>
-      <w:r>
-        <w:t>07. W3 Audit the limit</w:t>
-      </w:r>
-    </w:p>
-    <w:p>
-      <w:r>
-        <w:t>Audit the limit. Apply the supplied Sensitivity analysis facts and keep your reasoning.</w:t>
-      </w:r>
-    </w:p>
-    <w:p>
-      <w:pPr>
-        <w:spacing w:line="336" w:lineRule="auto" w:after="180"/>
-      </w:pPr>
-      <w:r>
-        <w:rPr>
-          <w:b w:val="0"/>
-        </w:rPr>
-        <w:t>A report omits this qualification: A stable tested range does not establish stability under every parameter or dataset change. Explain how omitting it could change a reader's interpretation, and write an accurate replacement.</w:t>
-      </w:r>
-    </w:p>
-    <w:p>
-      <w:pPr>
-        <w:pStyle w:val="Heading3"/>
-      </w:pPr>
-      <w:r>
-        <w:t>My reasoning and evidence</w:t>
-      </w:r>
-    </w:p>
-    <w:p>
-      <w:r>
-        <w:t>________________________________________________________________</w:t>
-      </w:r>
-    </w:p>
-    <w:p>
-      <w:r>
-        <w:t>________________________________________________________________</w:t>
-      </w:r>
-    </w:p>
-    <w:p>
-      <w:r>
-        <w:t>________________________________________________________________</w:t>
-      </w:r>
-    </w:p>
-    <w:p>
-      <w:r>
-        <w:t>________________________________________________________________</w:t>
-      </w:r>
-    </w:p>
-    <w:p>
-      <w:r>
-        <w:t>________________________________________________________________</w:t>
-      </w:r>
-    </w:p>
-    <w:p>
-      <w:r>
-        <w:t>________________________________________________________________</w:t>
-      </w:r>
-    </w:p>
-    <w:p>
-      <w:pPr>
-        <w:pStyle w:val="Heading1"/>
-      </w:pPr>
-      <w:r>
-        <w:t>08. W4 Apply a new case independently</w:t>
-      </w:r>
-    </w:p>
-    <w:p>
-      <w:r>
-        <w:t>Attempt before feedback. If this repeats the selected independent case, reuse that first attempt; otherwise keep a separate record. Apply a new case independently. Apply the supplied Sensitivity analysis facts and keep your reasoning.</w:t>
-      </w:r>
-    </w:p>
-    <w:p>
-      <w:pPr>
-        <w:spacing w:line="336" w:lineRule="auto" w:after="180"/>
-      </w:pPr>
-      <w:r>
-        <w:rPr>
-          <w:b w:val="0"/>
-        </w:rPr>
-        <w:t>Thresholds .4, .5, .6 give passes8, 9, 7 out of10. Report range and a selection limit.</w:t>
-      </w:r>
-    </w:p>
-    <w:p>
-      <w:pPr>
-        <w:pStyle w:val="Heading3"/>
-      </w:pPr>
-      <w:r>
-        <w:t>My reasoning and evidence</w:t>
-      </w:r>
-    </w:p>
-    <w:p>
-      <w:r>
-        <w:t>________________________________________________________________</w:t>
-      </w:r>
-    </w:p>
-    <w:p>
-      <w:r>
-        <w:t>________________________________________________________________</w:t>
-      </w:r>
-    </w:p>
-    <w:p>
-      <w:r>
-        <w:t>________________________________________________________________</w:t>
-      </w:r>
-    </w:p>
-    <w:p>
-      <w:r>
-        <w:t>________________________________________________________________</w:t>
-      </w:r>
-    </w:p>
-    <w:p>
-      <w:r>
-        <w:t>________________________________________________________________</w:t>
-      </w:r>
-    </w:p>
-    <w:p>
-      <w:r>
-        <w:t>________________________________________________________________</w:t>
-      </w:r>
-    </w:p>
-    <w:p>
-      <w:r>
-        <w:t>________________________________________________________________</w:t>
-      </w:r>
-    </w:p>
-    <w:p>
-      <w:r>
-        <w:t>________________________________________________________________</w:t>
-      </w:r>
-    </w:p>
-    <w:p>
-      <w:pPr>
-        <w:pStyle w:val="Heading1"/>
-      </w:pPr>
-      <w:r>
-        <w:t>09. W5 Design a revealing follow-up</w:t>
-      </w:r>
-    </w:p>
-    <w:p>
-      <w:r>
-        <w:t>Design a revealing follow-up. Apply the supplied Sensitivity analysis facts and keep your reasoning.</w:t>
-      </w:r>
-    </w:p>
-    <w:p>
-      <w:pPr>
-        <w:spacing w:line="336" w:lineRule="auto" w:after="180"/>
-      </w:pPr>
-      <w:r>
-        <w:rPr>
-          <w:b w:val="0"/>
-        </w:rPr>
-        <w:t>For the worked scenario, propose one additional case that could reveal a failure, describe its expected outcome before running it, and explain what would need to remain fixed for a fair comparison.</w:t>
-      </w:r>
-    </w:p>
-    <w:p>
-      <w:pPr>
-        <w:spacing w:line="336" w:lineRule="auto" w:after="180"/>
-      </w:pPr>
-      <w:r>
-        <w:rPr>
-          <w:b w:val="0"/>
-        </w:rPr>
-        <w:t>Do not reuse W4 as a new final test after receiving feedback.</w:t>
-      </w:r>
-    </w:p>
-    <w:p>
-      <w:pPr>
-        <w:pStyle w:val="Heading3"/>
-      </w:pPr>
-      <w:r>
-        <w:t>My reasoning and evidence</w:t>
-      </w:r>
-    </w:p>
-    <w:p>
-      <w:r>
-        <w:t>________________________________________________________________</w:t>
-      </w:r>
-    </w:p>
-    <w:p>
-      <w:r>
-        <w:t>________________________________________________________________</w:t>
-      </w:r>
-    </w:p>
-    <w:p>
-      <w:r>
-        <w:t>________________________________________________________________</w:t>
-      </w:r>
-    </w:p>
-    <w:p>
-      <w:r>
-        <w:t>________________________________________________________________</w:t>
-      </w:r>
-    </w:p>
-    <w:p>
-      <w:r>
-        <w:t>________________________________________________________________</w:t>
-      </w:r>
-    </w:p>
-    <w:p>
-      <w:r>
-        <w:t>________________________________________________________________</w:t>
-      </w:r>
-    </w:p>
-    <w:p>
-      <w:r>
-        <w:t>________________________________________________________________</w:t>
-      </w:r>
-    </w:p>
-    <w:p>
-      <w:pPr>
-        <w:pStyle w:val="Heading1"/>
-      </w:pPr>
-      <w:r>
-        <w:t>10. Project checkpoint and reflection</w:t>
-      </w:r>
-    </w:p>
-    <w:p>
-      <w:r>
-        <w:t>Connect Sensitivity analysis to Reproducible AI Research Study, identify a limit and choose the next useful test.</w:t>
-      </w:r>
-    </w:p>
-    <w:p>
-      <w:pPr>
-        <w:spacing w:line="336" w:lineRule="auto" w:after="180"/>
-      </w:pPr>
-      <w:r>
-        <w:rPr>
-          <w:b w:val="0"/>
-        </w:rPr>
-        <w:t xml:space="preserve">Add a labelled </w:t>
-      </w:r>
-      <w:r>
-        <w:rPr>
-          <w:b/>
-        </w:rPr>
-        <w:t>sensitivity analysis</w:t>
-      </w:r>
-      <w:r>
-        <w:rPr>
-          <w:b w:val="0"/>
-        </w:rPr>
-        <w:t xml:space="preserve"> </w:t>
-      </w:r>
-      <w:r>
-        <w:rPr>
-          <w:b/>
-        </w:rPr>
-        <w:t>evidence</w:t>
-      </w:r>
-      <w:r>
-        <w:rPr>
-          <w:b w:val="0"/>
-        </w:rPr>
-        <w:t xml:space="preserve"> sheet to Reproducible AI Research Study. Show how you can explain the </w:t>
-      </w:r>
-      <w:r>
-        <w:rPr>
-          <w:b/>
-        </w:rPr>
-        <w:t>mechanism</w:t>
-      </w:r>
-      <w:r>
-        <w:rPr>
-          <w:b w:val="0"/>
-        </w:rPr>
-        <w:t xml:space="preserve"> and terminology of </w:t>
-      </w:r>
-      <w:r>
-        <w:rPr>
-          <w:b/>
-        </w:rPr>
-        <w:t>sensitivity analysis</w:t>
-      </w:r>
-      <w:r>
-        <w:rPr>
-          <w:b w:val="0"/>
-        </w:rPr>
-        <w:t>.</w:t>
-      </w:r>
-    </w:p>
-    <w:p>
-      <w:pPr>
-        <w:spacing w:line="336" w:lineRule="auto" w:after="180"/>
-      </w:pPr>
-      <w:r>
-        <w:rPr>
-          <w:b w:val="0"/>
-        </w:rPr>
-        <w:t xml:space="preserve">Use the supplied fictional case and keep its </w:t>
-      </w:r>
-      <w:r>
-        <w:rPr>
-          <w:b/>
-        </w:rPr>
-        <w:t>input</w:t>
-      </w:r>
-      <w:r>
-        <w:rPr>
-          <w:b w:val="0"/>
-        </w:rPr>
-        <w:t xml:space="preserve">s, intermediate steps, calculation or </w:t>
-      </w:r>
-      <w:r>
-        <w:rPr>
-          <w:b/>
-        </w:rPr>
-        <w:t>prediction</w:t>
-      </w:r>
-      <w:r>
-        <w:rPr>
-          <w:b w:val="0"/>
-        </w:rPr>
-        <w:t>, and limitation. Connect this record to last week’s record; a matching answer without a trace is insufficient.</w:t>
-      </w:r>
-    </w:p>
-    <w:p>
-      <w:pPr>
-        <w:pStyle w:val="Heading3"/>
-      </w:pPr>
-      <w:r>
-        <w:t>My project change, supporting evidence and remaining limit</w:t>
-      </w:r>
-    </w:p>
-    <w:p>
-      <w:r>
-        <w:t>________________________________________________________________</w:t>
-      </w:r>
-    </w:p>
-    <w:p>
-      <w:r>
-        <w:t>________________________________________________________________</w:t>
-      </w:r>
-    </w:p>
-    <w:p>
-      <w:r>
-        <w:t>________________________________________________________________</w:t>
-      </w:r>
-    </w:p>
-    <w:p>
-      <w:r>
-        <w:t>________________________________________________________________</w:t>
-      </w:r>
-    </w:p>
-    <w:p>
-      <w:r>
-        <w:t>________________________________________________________________</w:t>
-      </w:r>
-    </w:p>
-    <w:p>
-      <w:r>
-        <w:t>________________________________________________________________</w:t>
-      </w:r>
-    </w:p>
-    <w:p>
-      <w:pPr>
-        <w:pStyle w:val="Heading1"/>
-      </w:pPr>
-      <w:r>
-        <w:t>11. Feedback, return check and learning record</w:t>
-      </w:r>
-    </w:p>
-    <w:p>
-      <w:r>
-        <w:t>Record the first repaired step and a different case to revisit after a delay.</w:t>
+        <w:t>11. Feedback · Repair and return</w:t>
+      </w:r>
+    </w:p>
+    <w:p>
+      <w:r>
+        <w:t>Keep this task’s inputs,rule and response together.</w:t>
+      </w:r>
+    </w:p>
+    <w:p>
+      <w:pPr>
+        <w:pStyle w:val="Heading2"/>
+      </w:pPr>
+      <w:r>
+        <w:t>Complete task and evidence</w:t>
       </w:r>
     </w:p>
     <w:tbl>
@@ -1155,12 +1076,9 @@
     </w:tbl>
     <w:p>
       <w:pPr>
-        <w:spacing w:line="336" w:lineRule="auto" w:after="180"/>
-      </w:pPr>
-      <w:r>
-        <w:rPr>
-          <w:b w:val="0"/>
-        </w:rPr>
+        <w:pStyle w:val="ListBullet"/>
+      </w:pPr>
+      <w:r>
         <w:t>Revisit this idea with your teacher after a delay. Familiarity is different from explaining and using it on a changed case.</w:t>
       </w:r>
     </w:p>
@@ -1169,33 +1087,357 @@
         <w:pStyle w:val="Heading1"/>
       </w:pPr>
       <w:r>
-        <w:t>12. Pictorial case practice: Sensitivity analysis</w:t>
-      </w:r>
-    </w:p>
-    <w:p>
-      <w:r>
-        <w:t>A decision sensitive to the cutoff. A toy score rule predicts positive when score is at least the chosen cutoff. Explain the labelled step before checking the changed condition.</w:t>
-      </w:r>
-    </w:p>
-    <w:p>
-      <w:pPr>
-        <w:spacing w:line="336" w:lineRule="auto" w:after="180"/>
-      </w:pPr>
-      <w:r>
-        <w:rPr>
-          <w:b w:val="0"/>
-        </w:rPr>
+        <w:t>Reference bank and extra practice</w:t>
+      </w:r>
+    </w:p>
+    <w:p>
+      <w:pPr>
+        <w:pStyle w:val="Heading1"/>
+      </w:pPr>
+      <w:r>
+        <w:t>02. Reference · Supported W2 record</w:t>
+      </w:r>
+    </w:p>
+    <w:p>
+      <w:r>
+        <w:t>Keep this task’s inputs,rule and response together.</w:t>
+      </w:r>
+    </w:p>
+    <w:p>
+      <w:pPr>
+        <w:pStyle w:val="Heading2"/>
+      </w:pPr>
+      <w:r>
+        <w:t>Complete task and evidence</w:t>
+      </w:r>
+    </w:p>
+    <w:p>
+      <w:pPr>
+        <w:pStyle w:val="ListBullet"/>
+      </w:pPr>
+      <w:r>
+        <w:t>Use W2: Trace the worked case for Sensitivity analysis. Record the answer once; the lesson and workbook refer to the same attempt.</w:t>
+      </w:r>
+    </w:p>
+    <w:tbl>
+      <w:tblPr>
+        <w:tblStyle w:val="LightShading-Accent1"/>
+        <w:tblW w:type="auto" w:w="0"/>
+        <w:tblLook w:firstColumn="1" w:firstRow="1" w:lastColumn="0" w:lastRow="0" w:noHBand="0" w:noVBand="1" w:val="04A0"/>
+      </w:tblPr>
+      <w:tblGrid>
+        <w:gridCol w:w="2556"/>
+        <w:gridCol w:w="2556"/>
+        <w:gridCol w:w="2556"/>
+        <w:gridCol w:w="2556"/>
+      </w:tblGrid>
+      <w:tr>
+        <w:trPr>
+          <w:tblHeader/>
+        </w:trPr>
+        <w:tc>
+          <w:tcPr>
+            <w:tcW w:type="dxa" w:w="2556"/>
+          </w:tcPr>
+          <w:p>
+            <w:r>
+              <w:t>Given inputs</w:t>
+            </w:r>
+          </w:p>
+        </w:tc>
+        <w:tc>
+          <w:tcPr>
+            <w:tcW w:type="dxa" w:w="2556"/>
+          </w:tcPr>
+          <w:p>
+            <w:r>
+              <w:t>Procedure I chose</w:t>
+            </w:r>
+          </w:p>
+        </w:tc>
+        <w:tc>
+          <w:tcPr>
+            <w:tcW w:type="dxa" w:w="2556"/>
+          </w:tcPr>
+          <w:p>
+            <w:r>
+              <w:t>Middle steps</w:t>
+            </w:r>
+          </w:p>
+        </w:tc>
+        <w:tc>
+          <w:tcPr>
+            <w:tcW w:type="dxa" w:w="2556"/>
+          </w:tcPr>
+          <w:p>
+            <w:r>
+              <w:t>Result and check</w:t>
+            </w:r>
+          </w:p>
+        </w:tc>
+      </w:tr>
+      <w:tr>
+        <w:tc>
+          <w:tcPr>
+            <w:tcW w:type="dxa" w:w="2556"/>
+          </w:tcPr>
+          <w:p>
+            <w:r/>
+          </w:p>
+        </w:tc>
+        <w:tc>
+          <w:tcPr>
+            <w:tcW w:type="dxa" w:w="2556"/>
+          </w:tcPr>
+          <w:p>
+            <w:r/>
+          </w:p>
+        </w:tc>
+        <w:tc>
+          <w:tcPr>
+            <w:tcW w:type="dxa" w:w="2556"/>
+          </w:tcPr>
+          <w:p>
+            <w:r/>
+          </w:p>
+        </w:tc>
+        <w:tc>
+          <w:tcPr>
+            <w:tcW w:type="dxa" w:w="2556"/>
+          </w:tcPr>
+          <w:p>
+            <w:r/>
+          </w:p>
+        </w:tc>
+      </w:tr>
+    </w:tbl>
+    <w:p>
+      <w:pPr>
+        <w:pStyle w:val="Heading3"/>
+      </w:pPr>
+      <w:r>
+        <w:t>The step I completed without help, and the hint I needed</w:t>
+      </w:r>
+    </w:p>
+    <w:p>
+      <w:r>
+        <w:t>________________________________________________________________</w:t>
+      </w:r>
+    </w:p>
+    <w:p>
+      <w:r>
+        <w:t>________________________________________________________________</w:t>
+      </w:r>
+    </w:p>
+    <w:p>
+      <w:r>
+        <w:t>________________________________________________________________</w:t>
+      </w:r>
+    </w:p>
+    <w:p>
+      <w:pPr>
+        <w:pStyle w:val="Heading1"/>
+      </w:pPr>
+      <w:r>
+        <w:t>03. Extra practice · Individual reasoning check</w:t>
+      </w:r>
+    </w:p>
+    <w:p>
+      <w:r>
+        <w:t>Keep this task’s inputs,rule and response together.</w:t>
+      </w:r>
+    </w:p>
+    <w:p>
+      <w:pPr>
+        <w:pStyle w:val="Heading2"/>
+      </w:pPr>
+      <w:r>
+        <w:t>Complete task and evidence</w:t>
+      </w:r>
+    </w:p>
+    <w:p>
+      <w:pPr>
+        <w:pStyle w:val="ListBullet"/>
+      </w:pPr>
+      <w:r>
+        <w:t>Use the worked case for Sensitivity analysis. Proposed explanation: “The worked result establishes every future case”. Decide whether this explanation is supported. Point to the step or supplied fact that decides; explain your repair if needed.</w:t>
+      </w:r>
+    </w:p>
+    <w:p>
+      <w:pPr>
+        <w:pStyle w:val="Heading3"/>
+      </w:pPr>
+      <w:r>
+        <w:t>My explanation before partner discussion</w:t>
+      </w:r>
+    </w:p>
+    <w:p>
+      <w:r>
+        <w:t>________________________________________________________________</w:t>
+      </w:r>
+    </w:p>
+    <w:p>
+      <w:r>
+        <w:t>________________________________________________________________</w:t>
+      </w:r>
+    </w:p>
+    <w:p>
+      <w:r>
+        <w:t>________________________________________________________________</w:t>
+      </w:r>
+    </w:p>
+    <w:p>
+      <w:r>
+        <w:t>________________________________________________________________</w:t>
+      </w:r>
+    </w:p>
+    <w:p>
+      <w:pPr>
+        <w:pStyle w:val="Heading1"/>
+      </w:pPr>
+      <w:r>
+        <w:t>08. Reference · Earlier W4 response copy</w:t>
+      </w:r>
+    </w:p>
+    <w:p>
+      <w:r>
+        <w:t>Keep this task’s inputs,rule and response together.</w:t>
+      </w:r>
+    </w:p>
+    <w:p>
+      <w:pPr>
+        <w:pStyle w:val="Heading2"/>
+      </w:pPr>
+      <w:r>
+        <w:t>Complete task and evidence</w:t>
+      </w:r>
+    </w:p>
+    <w:p>
+      <w:pPr>
+        <w:pStyle w:val="ListBullet"/>
+      </w:pPr>
+      <w:r>
+        <w:t>Thresholds .4, .5, .6 give passes 8, 9, 7 out of 10. Report range and a selection limit.</w:t>
+      </w:r>
+    </w:p>
+    <w:p>
+      <w:pPr>
+        <w:pStyle w:val="Heading3"/>
+      </w:pPr>
+      <w:r>
+        <w:t>My reasoning and evidence</w:t>
+      </w:r>
+    </w:p>
+    <w:p>
+      <w:r>
+        <w:t>________________________________________________________________</w:t>
+      </w:r>
+    </w:p>
+    <w:p>
+      <w:r>
+        <w:t>________________________________________________________________</w:t>
+      </w:r>
+    </w:p>
+    <w:p>
+      <w:r>
+        <w:t>________________________________________________________________</w:t>
+      </w:r>
+    </w:p>
+    <w:p>
+      <w:r>
+        <w:t>________________________________________________________________</w:t>
+      </w:r>
+    </w:p>
+    <w:p>
+      <w:r>
+        <w:t>________________________________________________________________</w:t>
+      </w:r>
+    </w:p>
+    <w:p>
+      <w:r>
+        <w:t>________________________________________________________________</w:t>
+      </w:r>
+    </w:p>
+    <w:p>
+      <w:r>
+        <w:t>________________________________________________________________</w:t>
+      </w:r>
+    </w:p>
+    <w:p>
+      <w:r>
+        <w:t>________________________________________________________________</w:t>
+      </w:r>
+    </w:p>
+    <w:p>
+      <w:pPr>
+        <w:pStyle w:val="Heading1"/>
+      </w:pPr>
+      <w:r>
+        <w:t>12. Extra practice · Pictured case</w:t>
+      </w:r>
+    </w:p>
+    <w:p>
+      <w:r>
+        <w:t>Keep this task’s inputs,rule and response together.</w:t>
+      </w:r>
+    </w:p>
+    <w:p>
+      <w:pPr>
+        <w:pStyle w:val="Heading2"/>
+      </w:pPr>
+      <w:r>
+        <w:t>Complete task and evidence</w:t>
+      </w:r>
+    </w:p>
+    <w:p>
+      <w:r>
+        <w:drawing>
+          <wp:inline xmlns:a="http://schemas.openxmlformats.org/drawingml/2006/main" xmlns:pic="http://schemas.openxmlformats.org/drawingml/2006/picture">
+            <wp:extent cx="5279292" cy="3200400"/>
+            <wp:docPr id="1" name="Picture 1" descr="Fixed scores 0.4, 0.6 and 0.8. At cutoff 0.5 the last two are positive. At cutoff 0.7 only 0.8 is positive. At cutoff 0.6 the last two are positive because equality is included. No reference labels are supplied, so accuracy is unknown."/>
+            <wp:cNvGraphicFramePr>
+              <a:graphicFrameLocks noChangeAspect="1"/>
+            </wp:cNvGraphicFramePr>
+            <a:graphic>
+              <a:graphicData uri="http://schemas.openxmlformats.org/drawingml/2006/picture">
+                <pic:pic>
+                  <pic:nvPicPr>
+                    <pic:cNvPr id="0" name="ai-7-17-cutoff-grid.png"/>
+                    <pic:cNvPicPr/>
+                  </pic:nvPicPr>
+                  <pic:blipFill>
+                    <a:blip r:embed="rId9"/>
+                    <a:stretch>
+                      <a:fillRect/>
+                    </a:stretch>
+                  </pic:blipFill>
+                  <pic:spPr>
+                    <a:xfrm>
+                      <a:off x="0" y="0"/>
+                      <a:ext cx="5279292" cy="3200400"/>
+                    </a:xfrm>
+                    <a:prstGeom prst="rect"/>
+                  </pic:spPr>
+                </pic:pic>
+              </a:graphicData>
+            </a:graphic>
+          </wp:inline>
+        </w:drawing>
+      </w:r>
+    </w:p>
+    <w:p>
+      <w:pPr>
+        <w:pStyle w:val="ListBullet"/>
+      </w:pPr>
+      <w:r>
         <w:t>A decision sensitive to the cutoff. A toy score rule predicts positive when score is at least the chosen cutoff.</w:t>
       </w:r>
     </w:p>
     <w:p>
       <w:pPr>
-        <w:spacing w:line="336" w:lineRule="auto" w:after="180"/>
-      </w:pPr>
-      <w:r>
-        <w:rPr>
-          <w:b w:val="0"/>
-        </w:rPr>
+        <w:pStyle w:val="ListBullet"/>
+      </w:pPr>
+      <w:r>
         <w:t>Scores are 0.4,0.6,0.8. Cutoff 0.5 marks the last two positive; cutoff 0.7 marks only 0.8 positive.</w:t>
       </w:r>
     </w:p>
@@ -1204,7 +1446,7 @@
         <w:drawing>
           <wp:inline xmlns:a="http://schemas.openxmlformats.org/drawingml/2006/main" xmlns:pic="http://schemas.openxmlformats.org/drawingml/2006/picture">
             <wp:extent cx="5486400" cy="3657600"/>
-            <wp:docPr id="1" name="Picture 1" descr="Score decisions under inclusive cutoffs"/>
+            <wp:docPr id="2" name="Picture 2" descr="Score decisions under inclusive cutoffs"/>
             <wp:cNvGraphicFramePr>
               <a:graphicFrameLocks noChangeAspect="1"/>
             </wp:cNvGraphicFramePr>
@@ -1216,7 +1458,7 @@
                     <pic:cNvPicPr/>
                   </pic:nvPicPr>
                   <pic:blipFill>
-                    <a:blip r:embed="rId9"/>
+                    <a:blip r:embed="rId10"/>
                     <a:stretch>
                       <a:fillRect/>
                     </a:stretch>
@@ -1240,7 +1482,7 @@
         <w:drawing>
           <wp:inline xmlns:a="http://schemas.openxmlformats.org/drawingml/2006/main" xmlns:pic="http://schemas.openxmlformats.org/drawingml/2006/picture">
             <wp:extent cx="5486400" cy="5145314"/>
-            <wp:docPr id="2" name="Picture 2" descr="Sensitivity analysis. Hold scores fixed: Keep the same three supplied scores.. Apply cutoff 0.5: 0.6 and 0.8 meet the boundary.. Apply cutoff 0.7: Only 0.8 meets the new boundary."/>
+            <wp:docPr id="3" name="Picture 3" descr="Sensitivity analysis. Hold scores fixed: Keep the same three supplied scores.. Apply cutoff 0.5: 0.6 and 0.8 meet the boundary.. Apply cutoff 0.7: Only 0.8 meets the new boundary."/>
             <wp:cNvGraphicFramePr>
               <a:graphicFrameLocks noChangeAspect="1"/>
             </wp:cNvGraphicFramePr>
@@ -1252,7 +1494,7 @@
                     <pic:cNvPicPr/>
                   </pic:nvPicPr>
                   <pic:blipFill>
-                    <a:blip r:embed="rId10"/>
+                    <a:blip r:embed="rId11"/>
                     <a:stretch>
                       <a:fillRect/>
                     </a:stretch>
@@ -1273,13 +1515,9 @@
     </w:p>
     <w:p>
       <w:pPr>
-        <w:spacing w:line="336" w:lineRule="auto" w:after="180"/>
-        <w:shd w:fill="F5F1FB"/>
-      </w:pPr>
-      <w:r>
-        <w:rPr>
-          <w:b w:val="0"/>
-        </w:rPr>
+        <w:pStyle w:val="ListBullet"/>
+      </w:pPr>
+      <w:r>
         <w:t>Classify 0.4, 0.6 and 0.8 at cutoffs 0.5, 0.7 and exactly 0.6. Which equality rule decides the boundary, and can these unlabelled scores identify the best cutoff?</w:t>
       </w:r>
     </w:p>
@@ -1323,56 +1561,18 @@
     </w:p>
     <w:p>
       <w:pPr>
-        <w:pStyle w:val="Heading3"/>
-      </w:pPr>
-      <w:r>
-        <w:t>Record the help used</w:t>
-      </w:r>
-    </w:p>
-    <w:p>
-      <w:pPr>
-        <w:spacing w:line="336" w:lineRule="auto" w:after="180"/>
-        <w:shd w:fill="F1F6F8"/>
-      </w:pPr>
-      <w:r>
-        <w:rPr>
-          <w:b w:val="0"/>
-        </w:rPr>
-        <w:t xml:space="preserve">Support used: alone / hint / worked example. This record is practice </w:t>
-      </w:r>
-      <w:r>
-        <w:rPr>
-          <w:b/>
-        </w:rPr>
-        <w:t>evidence</w:t>
-      </w:r>
-      <w:r>
-        <w:rPr>
-          <w:b w:val="0"/>
-        </w:rPr>
-        <w:t>.</w:t>
-      </w:r>
-    </w:p>
-    <w:p>
-      <w:pPr>
-        <w:spacing w:line="336" w:lineRule="auto" w:after="180"/>
-      </w:pPr>
-      <w:r>
-        <w:rPr>
-          <w:b w:val="0"/>
-        </w:rPr>
-        <w:t>Project connection: For the Reproducible AI Research Study, retain an annotated worked trace and the changed-case reasoning.</w:t>
-      </w:r>
-    </w:p>
-    <w:p>
-      <w:pPr>
-        <w:spacing w:line="336" w:lineRule="auto" w:after="180"/>
-      </w:pPr>
-      <w:r>
-        <w:rPr>
-          <w:b w:val="0"/>
-        </w:rPr>
-        <w:t>Connect the claim to its records, units and assumptions so another investigator can challenge or reproduce it.</w:t>
+        <w:pStyle w:val="ListBullet"/>
+      </w:pPr>
+      <w:r>
+        <w:t>Support used: alone / hint / worked example. This record is practice evidence.</w:t>
+      </w:r>
+    </w:p>
+    <w:p>
+      <w:pPr>
+        <w:pStyle w:val="ListBullet"/>
+      </w:pPr>
+      <w:r>
+        <w:t>Project connection: For the Reproducible AI Research Study, retain an annotated worked trace and the changed-case reasoning. Connect the claim to its records, units and assumptions so another investigator can challenge or reproduce it.</w:t>
       </w:r>
     </w:p>
     <w:p>
@@ -1380,44 +1580,43 @@
         <w:pStyle w:val="Heading1"/>
       </w:pPr>
       <w:r>
-        <w:t>13. Project portfolio milestone</w:t>
-      </w:r>
-    </w:p>
-    <w:p>
-      <w:r>
-        <w:t>Keep this week’s input, deciding step, result and limit together in the Reproducible AI Research Study record.</w:t>
-      </w:r>
-    </w:p>
-    <w:p>
-      <w:pPr>
-        <w:spacing w:line="336" w:lineRule="auto" w:after="180"/>
-      </w:pPr>
-      <w:r>
-        <w:rPr>
-          <w:b w:val="0"/>
-        </w:rPr>
+        <w:t>13. Reference · Project milestone</w:t>
+      </w:r>
+    </w:p>
+    <w:p>
+      <w:r>
+        <w:t>Keep this task’s inputs,rule and response together.</w:t>
+      </w:r>
+    </w:p>
+    <w:p>
+      <w:pPr>
+        <w:pStyle w:val="Heading2"/>
+      </w:pPr>
+      <w:r>
+        <w:t>Complete task and evidence</w:t>
+      </w:r>
+    </w:p>
+    <w:p>
+      <w:pPr>
+        <w:pStyle w:val="ListBullet"/>
+      </w:pPr>
+      <w:r>
         <w:t>Project: Reproducible AI Research Study</w:t>
       </w:r>
     </w:p>
     <w:p>
       <w:pPr>
-        <w:spacing w:line="336" w:lineRule="auto" w:after="180"/>
-      </w:pPr>
-      <w:r>
-        <w:rPr>
-          <w:b w:val="0"/>
-        </w:rPr>
+        <w:pStyle w:val="ListBullet"/>
+      </w:pPr>
+      <w:r>
         <w:t>Current milestone: Test changed cases. Keep normal, boundary and failure cases; compare expected and observed results.</w:t>
       </w:r>
     </w:p>
     <w:p>
       <w:pPr>
-        <w:spacing w:line="336" w:lineRule="auto" w:after="180"/>
-      </w:pPr>
-      <w:r>
-        <w:rPr>
-          <w:b w:val="0"/>
-        </w:rPr>
+        <w:pStyle w:val="ListBullet"/>
+      </w:pPr>
+      <w:r>
         <w:t>For the Reproducible AI Research Study, retain an annotated worked trace and the changed-case reasoning. Connect the claim to its records, units and assumptions so another investigator can challenge or reproduce it.</w:t>
       </w:r>
     </w:p>
@@ -1575,12 +1774,444 @@
         <w:pStyle w:val="Heading1"/>
       </w:pPr>
       <w:r>
-        <w:t>14. Supported practice and learning evidence</w:t>
-      </w:r>
-    </w:p>
-    <w:p>
-      <w:r>
-        <w:t>Try the supported questions before comparing with hints and feedback. Record what you repaired and the evidence you retained.</w:t>
+        <w:t>14. Extra practice · Predict,check and repair</w:t>
+      </w:r>
+    </w:p>
+    <w:p>
+      <w:r>
+        <w:t>Keep supported feedback separate from the independent case.</w:t>
+      </w:r>
+    </w:p>
+    <w:p>
+      <w:pPr>
+        <w:pStyle w:val="Heading2"/>
+      </w:pPr>
+      <w:r>
+        <w:t>First supported question and optional hint</w:t>
+      </w:r>
+    </w:p>
+    <w:p>
+      <w:pPr>
+        <w:pStyle w:val="ListBullet"/>
+      </w:pPr>
+      <w:r>
+        <w:t>A decision sensitive to the cutoff. A toy score rule predicts positive when score is at least the chosen cutoff.</w:t>
+      </w:r>
+    </w:p>
+    <w:p>
+      <w:pPr>
+        <w:pStyle w:val="Heading3"/>
+      </w:pPr>
+      <w:r>
+        <w:t>Practice 1: explain the deciding evidence</w:t>
+      </w:r>
+    </w:p>
+    <w:p>
+      <w:pPr>
+        <w:pStyle w:val="ListBullet"/>
+      </w:pPr>
+      <w:r>
+        <w:t>Which labelled step matches this detail? Only 0.8 meets the new boundary.</w:t>
+      </w:r>
+    </w:p>
+    <w:p>
+      <w:pPr>
+        <w:pStyle w:val="ListBullet"/>
+      </w:pPr>
+      <w:r>
+        <w:t>1. Hold scores fixed</w:t>
+      </w:r>
+    </w:p>
+    <w:p>
+      <w:pPr>
+        <w:pStyle w:val="ListBullet"/>
+      </w:pPr>
+      <w:r>
+        <w:t>2. Apply cutoff 0.7</w:t>
+      </w:r>
+    </w:p>
+    <w:p>
+      <w:pPr>
+        <w:pStyle w:val="ListBullet"/>
+      </w:pPr>
+      <w:r>
+        <w:t>3. Apply cutoff 0.5</w:t>
+      </w:r>
+    </w:p>
+    <w:p>
+      <w:pPr>
+        <w:pStyle w:val="Heading3"/>
+      </w:pPr>
+      <w:r>
+        <w:t>My selected conclusion, deciding fact and explanation</w:t>
+      </w:r>
+    </w:p>
+    <w:p>
+      <w:r>
+        <w:t>________________________________________________________________</w:t>
+      </w:r>
+    </w:p>
+    <w:p>
+      <w:r>
+        <w:t>________________________________________________________________</w:t>
+      </w:r>
+    </w:p>
+    <w:p>
+      <w:r>
+        <w:t>________________________________________________________________</w:t>
+      </w:r>
+    </w:p>
+    <w:p>
+      <w:r>
+        <w:t>________________________________________________________________</w:t>
+      </w:r>
+    </w:p>
+    <w:p>
+      <w:r>
+        <w:t>________________________________________________________________</w:t>
+      </w:r>
+    </w:p>
+    <w:p>
+      <w:pPr>
+        <w:pStyle w:val="ListBullet"/>
+      </w:pPr>
+      <w:r>
+        <w:t>Hint if needed: Read the steps in the pictorial case. Match the supplied detail to the stage that performs or records it.</w:t>
+      </w:r>
+    </w:p>
+    <w:p>
+      <w:pPr>
+        <w:pStyle w:val="Heading2"/>
+      </w:pPr>
+      <w:r>
+        <w:t>Check after the first attempt · reference / check after trying</w:t>
+      </w:r>
+    </w:p>
+    <w:p>
+      <w:pPr>
+        <w:spacing w:line="336" w:lineRule="auto" w:after="180"/>
+      </w:pPr>
+      <w:r>
+        <w:rPr>
+          <w:b w:val="0"/>
+        </w:rPr>
+        <w:t xml:space="preserve">After your attempt, compare with the supported explanation: Apply cutoff 0.7 Only 0.8 meets the new boundary. </w:t>
+      </w:r>
+      <w:r>
+        <w:rPr>
+          <w:b/>
+        </w:rPr>
+        <w:t>Sensitivity analysis</w:t>
+      </w:r>
+      <w:r>
+        <w:rPr>
+          <w:b w:val="0"/>
+        </w:rPr>
+        <w:t xml:space="preserve"> checks how conclusions change under plausible choices.</w:t>
+      </w:r>
+    </w:p>
+    <w:p>
+      <w:pPr>
+        <w:spacing w:line="336" w:lineRule="auto" w:after="180"/>
+      </w:pPr>
+      <w:r>
+        <w:rPr>
+          <w:b w:val="0"/>
+        </w:rPr>
+        <w:t>Changing a cutoff changes the decision rule, not the recorded scores or their accuracy.</w:t>
+      </w:r>
+    </w:p>
+    <w:p>
+      <w:pPr>
+        <w:pStyle w:val="Heading2"/>
+      </w:pPr>
+      <w:r>
+        <w:t>Changed-case question and optional hint</w:t>
+      </w:r>
+    </w:p>
+    <w:p>
+      <w:pPr>
+        <w:pStyle w:val="Heading3"/>
+      </w:pPr>
+      <w:r>
+        <w:t>Practice 2: explain the deciding evidence</w:t>
+      </w:r>
+    </w:p>
+    <w:p>
+      <w:pPr>
+        <w:pStyle w:val="ListBullet"/>
+      </w:pPr>
+      <w:r>
+        <w:t>Changed-case practice: Set the cutoff to exactly 0.6. Which conclusion is supported by the supplied facts?</w:t>
+      </w:r>
+    </w:p>
+    <w:p>
+      <w:pPr>
+        <w:pStyle w:val="ListBullet"/>
+      </w:pPr>
+      <w:r>
+        <w:t>1. We can decide the result without examining the changed input or the procedure.</w:t>
+      </w:r>
+    </w:p>
+    <w:p>
+      <w:pPr>
+        <w:pStyle w:val="ListBullet"/>
+      </w:pPr>
+      <w:r>
+        <w:t>2. This one example guarantees correct results for every future input.</w:t>
+      </w:r>
+    </w:p>
+    <w:p>
+      <w:pPr>
+        <w:pStyle w:val="ListBullet"/>
+      </w:pPr>
+      <w:r>
+        <w:t>3. 0.6 and 0.8 are positive because the rule includes equality.</w:t>
+      </w:r>
+    </w:p>
+    <w:p>
+      <w:pPr>
+        <w:pStyle w:val="Heading3"/>
+      </w:pPr>
+      <w:r>
+        <w:t>My selected conclusion, deciding fact and explanation</w:t>
+      </w:r>
+    </w:p>
+    <w:p>
+      <w:r>
+        <w:t>________________________________________________________________</w:t>
+      </w:r>
+    </w:p>
+    <w:p>
+      <w:r>
+        <w:t>________________________________________________________________</w:t>
+      </w:r>
+    </w:p>
+    <w:p>
+      <w:r>
+        <w:t>________________________________________________________________</w:t>
+      </w:r>
+    </w:p>
+    <w:p>
+      <w:r>
+        <w:t>________________________________________________________________</w:t>
+      </w:r>
+    </w:p>
+    <w:p>
+      <w:r>
+        <w:t>________________________________________________________________</w:t>
+      </w:r>
+    </w:p>
+    <w:p>
+      <w:pPr>
+        <w:pStyle w:val="ListBullet"/>
+      </w:pPr>
+      <w:r>
+        <w:t>Hint if needed: Use the changed condition and the deciding step in the pictorial trace. The answer must say what follows from those facts.</w:t>
+      </w:r>
+    </w:p>
+    <w:p>
+      <w:pPr>
+        <w:pStyle w:val="Heading2"/>
+      </w:pPr>
+      <w:r>
+        <w:t>Check after the changed attempt · reference / check after trying</w:t>
+      </w:r>
+    </w:p>
+    <w:p>
+      <w:pPr>
+        <w:spacing w:line="336" w:lineRule="auto" w:after="180"/>
+      </w:pPr>
+      <w:r>
+        <w:rPr>
+          <w:b w:val="0"/>
+        </w:rPr>
+        <w:t>After your attempt, compare with the supported explanation: 0.6 and 0.8 are positive because the rule includes equality. The declared at-least boundary includes the threshold value.</w:t>
+      </w:r>
+    </w:p>
+    <w:p>
+      <w:pPr>
+        <w:pStyle w:val="Heading2"/>
+      </w:pPr>
+      <w:r>
+        <w:t>Repair and retain the record</w:t>
+      </w:r>
+    </w:p>
+    <w:p>
+      <w:pPr>
+        <w:spacing w:line="336" w:lineRule="auto" w:after="180"/>
+      </w:pPr>
+      <w:r>
+        <w:rPr>
+          <w:b w:val="0"/>
+        </w:rPr>
+        <w:t xml:space="preserve">Review Ablation studies (ai-7/16). Goal: Explain the </w:t>
+      </w:r>
+      <w:r>
+        <w:rPr>
+          <w:b/>
+        </w:rPr>
+        <w:t>mechanism</w:t>
+      </w:r>
+      <w:r>
+        <w:rPr>
+          <w:b w:val="0"/>
+        </w:rPr>
+        <w:t xml:space="preserve"> and terminology of ablation studies. Short practice: Calculate the filter ablation’s two rates and count change.</w:t>
+      </w:r>
+    </w:p>
+    <w:p>
+      <w:pPr>
+        <w:spacing w:line="336" w:lineRule="auto" w:after="180"/>
+      </w:pPr>
+      <w:r>
+        <w:rPr>
+          <w:b w:val="0"/>
+        </w:rPr>
+        <w:t>Which single component is altered, and why does also changing the model prevent isolating the filter?. Return to this week and explain what you changed.</w:t>
+      </w:r>
+    </w:p>
+    <w:p>
+      <w:pPr>
+        <w:spacing w:line="336" w:lineRule="auto" w:after="180"/>
+      </w:pPr>
+      <w:r>
+        <w:rPr>
+          <w:b w:val="0"/>
+        </w:rPr>
+        <w:t xml:space="preserve">Review Statistical tests and assumptions (ai-7/14). Goal: Explain the </w:t>
+      </w:r>
+      <w:r>
+        <w:rPr>
+          <w:b/>
+        </w:rPr>
+        <w:t>mechanism</w:t>
+      </w:r>
+      <w:r>
+        <w:rPr>
+          <w:b w:val="0"/>
+        </w:rPr>
+        <w:t xml:space="preserve"> and terminology of statistical tests and assumptions. Short practice: Calculate each paired difference and the observed sum.</w:t>
+      </w:r>
+    </w:p>
+    <w:p>
+      <w:pPr>
+        <w:spacing w:line="336" w:lineRule="auto" w:after="180"/>
+      </w:pPr>
+      <w:r>
+        <w:rPr>
+          <w:b w:val="0"/>
+        </w:rPr>
+        <w:t>Count null arrangements with absolute sum at least four, compute p, and explain the decision at threshold 0.05.. Return to this week and explain what you changed.</w:t>
+      </w:r>
+    </w:p>
+    <w:p>
+      <w:pPr>
+        <w:spacing w:line="336" w:lineRule="auto" w:after="180"/>
+      </w:pPr>
+      <w:r>
+        <w:rPr>
+          <w:b w:val="0"/>
+        </w:rPr>
+        <w:t xml:space="preserve">Review Sampling variability (ai-7/11). Goal: Explain the </w:t>
+      </w:r>
+      <w:r>
+        <w:rPr>
+          <w:b/>
+        </w:rPr>
+        <w:t>mechanism</w:t>
+      </w:r>
+      <w:r>
+        <w:rPr>
+          <w:b w:val="0"/>
+        </w:rPr>
+        <w:t xml:space="preserve"> and terminology of sampling variability. Short practice: Calculate the two four-case rates and their difference.</w:t>
+      </w:r>
+    </w:p>
+    <w:p>
+      <w:pPr>
+        <w:spacing w:line="336" w:lineRule="auto" w:after="180"/>
+      </w:pPr>
+      <w:r>
+        <w:rPr>
+          <w:b w:val="0"/>
+        </w:rPr>
+        <w:t>Explain how changed included cases can affect a fixed model, and why identical deterministic records should not differ on a rerun.. Return to this week and explain what you changed.</w:t>
+      </w:r>
+    </w:p>
+    <w:p>
+      <w:pPr>
+        <w:spacing w:line="336" w:lineRule="auto" w:after="180"/>
+      </w:pPr>
+      <w:r>
+        <w:rPr>
+          <w:b w:val="0"/>
+        </w:rPr>
+        <w:t xml:space="preserve">Use Download completed work in the hosted lesson to export your answers, reflections, practice feedback and code-run </w:t>
+      </w:r>
+      <w:r>
+        <w:rPr>
+          <w:b/>
+        </w:rPr>
+        <w:t>evidence</w:t>
+      </w:r>
+      <w:r>
+        <w:rPr>
+          <w:b w:val="0"/>
+        </w:rPr>
+        <w:t>. Open the HTML copy to read or print it.</w:t>
+      </w:r>
+    </w:p>
+    <w:p>
+      <w:pPr>
+        <w:spacing w:line="336" w:lineRule="auto" w:after="180"/>
+      </w:pPr>
+      <w:r>
+        <w:rPr>
+          <w:b w:val="0"/>
+        </w:rPr>
+        <w:t>Drafts stay in this browser when storage is available; clear drafts on a shared device.</w:t>
+      </w:r>
+    </w:p>
+    <w:p>
+      <w:pPr>
+        <w:pStyle w:val="Heading3"/>
+      </w:pPr>
+      <w:r>
+        <w:t>What I repaired, the evidence I kept and the next test</w:t>
+      </w:r>
+    </w:p>
+    <w:p>
+      <w:r>
+        <w:t>________________________________________________________________</w:t>
+      </w:r>
+    </w:p>
+    <w:p>
+      <w:r>
+        <w:t>________________________________________________________________</w:t>
+      </w:r>
+    </w:p>
+    <w:p>
+      <w:r>
+        <w:t>________________________________________________________________</w:t>
+      </w:r>
+    </w:p>
+    <w:p>
+      <w:r>
+        <w:t>________________________________________________________________</w:t>
+      </w:r>
+    </w:p>
+    <w:p>
+      <w:r>
+        <w:t>________________________________________________________________</w:t>
+      </w:r>
+    </w:p>
+    <w:p>
+      <w:pPr>
+        <w:pStyle w:val="Heading2"/>
+      </w:pPr>
+      <w:r>
+        <w:t>Earlier wording, alternatives and picture transcripts · reference / check after trying</w:t>
       </w:r>
     </w:p>
     <w:p>
@@ -1596,68 +2227,10 @@
     </w:p>
     <w:p>
       <w:pPr>
-        <w:spacing w:line="336" w:lineRule="auto" w:after="180"/>
-      </w:pPr>
-      <w:r>
-        <w:rPr>
-          <w:b w:val="0"/>
-        </w:rPr>
-        <w:t>A decision sensitive to the cutoff. A toy score rule predicts positive when score is at least the chosen cutoff.</w:t>
-      </w:r>
-    </w:p>
-    <w:p>
-      <w:pPr>
         <w:pStyle w:val="Heading3"/>
       </w:pPr>
       <w:r>
-        <w:t>Practice 1: explain the deciding evidence</w:t>
-      </w:r>
-    </w:p>
-    <w:p>
-      <w:pPr>
-        <w:spacing w:line="336" w:lineRule="auto" w:after="180"/>
-      </w:pPr>
-      <w:r>
-        <w:rPr>
-          <w:b w:val="0"/>
-        </w:rPr>
-        <w:t>Which labelled step matches this detail? Only 0.8 meets the new boundary.</w:t>
-      </w:r>
-    </w:p>
-    <w:p>
-      <w:pPr>
-        <w:spacing w:line="336" w:lineRule="auto" w:after="180"/>
-        <w:shd w:fill="F4F9FC"/>
-      </w:pPr>
-      <w:r>
-        <w:rPr>
-          <w:b w:val="0"/>
-        </w:rPr>
-        <w:t>1. Hold scores fixed</w:t>
-      </w:r>
-    </w:p>
-    <w:p>
-      <w:pPr>
-        <w:spacing w:line="336" w:lineRule="auto" w:after="180"/>
-        <w:shd w:fill="F4F9FC"/>
-      </w:pPr>
-      <w:r>
-        <w:rPr>
-          <w:b w:val="0"/>
-        </w:rPr>
-        <w:t>2. Apply cutoff 0.7</w:t>
-      </w:r>
-    </w:p>
-    <w:p>
-      <w:pPr>
-        <w:spacing w:line="336" w:lineRule="auto" w:after="180"/>
-        <w:shd w:fill="F4F9FC"/>
-      </w:pPr>
-      <w:r>
-        <w:rPr>
-          <w:b w:val="0"/>
-        </w:rPr>
-        <w:t>3. Apply cutoff 0.5</w:t>
+        <w:t>Repair a missing building block</w:t>
       </w:r>
     </w:p>
     <w:p>
@@ -1665,460 +2238,25 @@
         <w:pStyle w:val="Heading3"/>
       </w:pPr>
       <w:r>
-        <w:t>My selected conclusion, deciding fact and explanation</w:t>
-      </w:r>
-    </w:p>
-    <w:p>
-      <w:r>
-        <w:t>________________________________________________________________</w:t>
-      </w:r>
-    </w:p>
-    <w:p>
-      <w:r>
-        <w:t>________________________________________________________________</w:t>
-      </w:r>
-    </w:p>
-    <w:p>
-      <w:r>
-        <w:t>________________________________________________________________</w:t>
-      </w:r>
-    </w:p>
-    <w:p>
-      <w:r>
-        <w:t>________________________________________________________________</w:t>
-      </w:r>
-    </w:p>
-    <w:p>
-      <w:r>
-        <w:t>________________________________________________________________</w:t>
-      </w:r>
-    </w:p>
-    <w:p>
-      <w:pPr>
-        <w:pStyle w:val="Heading3"/>
-      </w:pPr>
-      <w:r>
-        <w:t>Hint · try first</w:t>
-      </w:r>
-    </w:p>
-    <w:p>
-      <w:pPr>
-        <w:spacing w:line="336" w:lineRule="auto" w:after="180"/>
-        <w:shd w:fill="F1F6F8"/>
-      </w:pPr>
-      <w:r>
-        <w:rPr>
-          <w:b w:val="0"/>
-        </w:rPr>
-        <w:t>Hint if needed: Read the steps in the pictorial case. Match the supplied detail to the stage that performs or records it.</w:t>
-      </w:r>
-    </w:p>
-    <w:p>
-      <w:pPr>
-        <w:pStyle w:val="Heading3"/>
-      </w:pPr>
-      <w:r>
-        <w:t>Feedback · compare after trying</w:t>
-      </w:r>
-    </w:p>
-    <w:p>
-      <w:pPr>
-        <w:spacing w:line="336" w:lineRule="auto" w:after="180"/>
-        <w:shd w:fill="F1F6FC"/>
-      </w:pPr>
-      <w:r>
-        <w:rPr>
-          <w:b w:val="0"/>
-        </w:rPr>
-        <w:t xml:space="preserve">After your attempt, compare with the supported explanation: Apply cutoff 0.7 Only 0.8 meets the new boundary. </w:t>
-      </w:r>
-      <w:r>
-        <w:rPr>
-          <w:b/>
-        </w:rPr>
-        <w:t>Sensitivity analysis</w:t>
-      </w:r>
-      <w:r>
-        <w:rPr>
-          <w:b w:val="0"/>
-        </w:rPr>
-        <w:t xml:space="preserve"> checks how conclusions change under plausible choices.</w:t>
-      </w:r>
-    </w:p>
-    <w:p>
-      <w:pPr>
-        <w:spacing w:line="336" w:lineRule="auto" w:after="180"/>
-        <w:shd w:fill="F1F6FC"/>
-      </w:pPr>
-      <w:r>
-        <w:rPr>
-          <w:b w:val="0"/>
-        </w:rPr>
-        <w:t>Changing a cutoff changes the decision rule, not the recorded scores or their accuracy.</w:t>
-      </w:r>
-    </w:p>
-    <w:p>
-      <w:pPr>
-        <w:pStyle w:val="Heading3"/>
-      </w:pPr>
-      <w:r>
-        <w:t>Practice 2: explain the deciding evidence</w:t>
-      </w:r>
-    </w:p>
-    <w:p>
-      <w:pPr>
-        <w:pStyle w:val="Heading3"/>
-      </w:pPr>
-      <w:r>
-        <w:t>Changed case · predict first</w:t>
-      </w:r>
-    </w:p>
-    <w:p>
-      <w:pPr>
-        <w:spacing w:line="336" w:lineRule="auto" w:after="180"/>
-        <w:shd w:fill="F5F1FB"/>
-      </w:pPr>
-      <w:r>
-        <w:rPr>
-          <w:b w:val="0"/>
-        </w:rPr>
-        <w:t>Changed-case practice: Set the cutoff to exactly 0.6. Which conclusion is supported by the supplied facts?</w:t>
-      </w:r>
-    </w:p>
-    <w:p>
-      <w:pPr>
-        <w:spacing w:line="336" w:lineRule="auto" w:after="180"/>
-        <w:shd w:fill="F4F9FC"/>
-      </w:pPr>
-      <w:r>
-        <w:rPr>
-          <w:b w:val="0"/>
-        </w:rPr>
-        <w:t xml:space="preserve">1. We can decide the result without examining the changed </w:t>
-      </w:r>
-      <w:r>
-        <w:rPr>
-          <w:b/>
-        </w:rPr>
-        <w:t>input</w:t>
-      </w:r>
-      <w:r>
-        <w:rPr>
-          <w:b w:val="0"/>
-        </w:rPr>
-        <w:t xml:space="preserve"> or the procedure.</w:t>
-      </w:r>
-    </w:p>
-    <w:p>
-      <w:pPr>
-        <w:spacing w:line="336" w:lineRule="auto" w:after="180"/>
-        <w:shd w:fill="F4F9FC"/>
-      </w:pPr>
-      <w:r>
-        <w:rPr>
-          <w:b w:val="0"/>
-        </w:rPr>
-        <w:t xml:space="preserve">2. This one example guarantees correct results for every future </w:t>
-      </w:r>
-      <w:r>
-        <w:rPr>
-          <w:b/>
-        </w:rPr>
-        <w:t>input</w:t>
-      </w:r>
-      <w:r>
-        <w:rPr>
-          <w:b w:val="0"/>
-        </w:rPr>
-        <w:t>.</w:t>
-      </w:r>
-    </w:p>
-    <w:p>
-      <w:pPr>
-        <w:spacing w:line="336" w:lineRule="auto" w:after="180"/>
-        <w:shd w:fill="F4F9FC"/>
-      </w:pPr>
-      <w:r>
-        <w:rPr>
-          <w:b w:val="0"/>
-        </w:rPr>
-        <w:t>3. 0.6 and 0.8 are positive because the rule includes equality.</w:t>
-      </w:r>
-    </w:p>
-    <w:p>
-      <w:pPr>
-        <w:pStyle w:val="Heading3"/>
-      </w:pPr>
-      <w:r>
-        <w:t>My selected conclusion, deciding fact and explanation</w:t>
-      </w:r>
-    </w:p>
-    <w:p>
-      <w:r>
-        <w:t>________________________________________________________________</w:t>
-      </w:r>
-    </w:p>
-    <w:p>
-      <w:r>
-        <w:t>________________________________________________________________</w:t>
-      </w:r>
-    </w:p>
-    <w:p>
-      <w:r>
-        <w:t>________________________________________________________________</w:t>
-      </w:r>
-    </w:p>
-    <w:p>
-      <w:r>
-        <w:t>________________________________________________________________</w:t>
-      </w:r>
-    </w:p>
-    <w:p>
-      <w:r>
-        <w:t>________________________________________________________________</w:t>
-      </w:r>
-    </w:p>
-    <w:p>
-      <w:pPr>
-        <w:pStyle w:val="Heading3"/>
-      </w:pPr>
-      <w:r>
-        <w:t>Hint · try first</w:t>
-      </w:r>
-    </w:p>
-    <w:p>
-      <w:pPr>
-        <w:spacing w:line="336" w:lineRule="auto" w:after="180"/>
-        <w:shd w:fill="F1F6F8"/>
-      </w:pPr>
-      <w:r>
-        <w:rPr>
-          <w:b w:val="0"/>
-        </w:rPr>
-        <w:t>Hint if needed: Use the changed condition and the deciding step in the pictorial trace. The answer must say what follows from those facts.</w:t>
-      </w:r>
-    </w:p>
-    <w:p>
-      <w:pPr>
-        <w:pStyle w:val="Heading3"/>
-      </w:pPr>
-      <w:r>
-        <w:t>Feedback · compare after trying</w:t>
-      </w:r>
-    </w:p>
-    <w:p>
-      <w:pPr>
-        <w:spacing w:line="336" w:lineRule="auto" w:after="180"/>
-        <w:shd w:fill="F1F6FC"/>
-      </w:pPr>
-      <w:r>
-        <w:rPr>
-          <w:b w:val="0"/>
-        </w:rPr>
-        <w:t>After your attempt, compare with the supported explanation: 0.6 and 0.8 are positive because the rule includes equality. The declared at-least boundary includes the threshold value.</w:t>
-      </w:r>
-    </w:p>
-    <w:p>
-      <w:pPr>
-        <w:pStyle w:val="Heading3"/>
-      </w:pPr>
-      <w:r>
-        <w:t>Repair a missing building block</w:t>
-      </w:r>
-    </w:p>
-    <w:p>
-      <w:pPr>
-        <w:spacing w:line="336" w:lineRule="auto" w:after="180"/>
-      </w:pPr>
-      <w:r>
-        <w:rPr>
-          <w:b w:val="0"/>
-        </w:rPr>
-        <w:t xml:space="preserve">Review Ablation studies (ai-7/16). Goal: Explain the </w:t>
-      </w:r>
-      <w:r>
-        <w:rPr>
-          <w:b/>
-        </w:rPr>
-        <w:t>mechanism</w:t>
-      </w:r>
-      <w:r>
-        <w:rPr>
-          <w:b w:val="0"/>
-        </w:rPr>
-        <w:t xml:space="preserve"> and terminology of ablation studies. Short practice: Calculate the filter ablation’s two rates and count change.</w:t>
-      </w:r>
-    </w:p>
-    <w:p>
-      <w:pPr>
-        <w:spacing w:line="336" w:lineRule="auto" w:after="180"/>
-      </w:pPr>
-      <w:r>
-        <w:rPr>
-          <w:b w:val="0"/>
-        </w:rPr>
-        <w:t>Which single component is altered, and why does also changing the model prevent isolating the filter?. Return to this week and explain what you changed.</w:t>
-      </w:r>
-    </w:p>
-    <w:p>
-      <w:pPr>
-        <w:spacing w:line="336" w:lineRule="auto" w:after="180"/>
-      </w:pPr>
-      <w:r>
-        <w:rPr>
-          <w:b w:val="0"/>
-        </w:rPr>
-        <w:t xml:space="preserve">Review Statistical tests and assumptions (ai-7/14). Goal: Explain the </w:t>
-      </w:r>
-      <w:r>
-        <w:rPr>
-          <w:b/>
-        </w:rPr>
-        <w:t>mechanism</w:t>
-      </w:r>
-      <w:r>
-        <w:rPr>
-          <w:b w:val="0"/>
-        </w:rPr>
-        <w:t xml:space="preserve"> and terminology of statistical tests and assumptions. Short practice: Calculate each paired difference and the observed sum.</w:t>
-      </w:r>
-    </w:p>
-    <w:p>
-      <w:pPr>
-        <w:spacing w:line="336" w:lineRule="auto" w:after="180"/>
-      </w:pPr>
-      <w:r>
-        <w:rPr>
-          <w:b w:val="0"/>
-        </w:rPr>
-        <w:t>Count null arrangements with absolute sum at least four, compute p, and explain the decision at threshold 0.05.. Return to this week and explain what you changed.</w:t>
-      </w:r>
-    </w:p>
-    <w:p>
-      <w:pPr>
-        <w:spacing w:line="336" w:lineRule="auto" w:after="180"/>
-      </w:pPr>
-      <w:r>
-        <w:rPr>
-          <w:b w:val="0"/>
-        </w:rPr>
-        <w:t xml:space="preserve">Review Sampling variability (ai-7/11). Goal: Explain the </w:t>
-      </w:r>
-      <w:r>
-        <w:rPr>
-          <w:b/>
-        </w:rPr>
-        <w:t>mechanism</w:t>
-      </w:r>
-      <w:r>
-        <w:rPr>
-          <w:b w:val="0"/>
-        </w:rPr>
-        <w:t xml:space="preserve"> and terminology of sampling variability. Short practice: Calculate the two four-case rates and their difference.</w:t>
-      </w:r>
-    </w:p>
-    <w:p>
-      <w:pPr>
-        <w:spacing w:line="336" w:lineRule="auto" w:after="180"/>
-      </w:pPr>
-      <w:r>
-        <w:rPr>
-          <w:b w:val="0"/>
-        </w:rPr>
-        <w:t>Explain how changed included cases can affect a fixed model, and why identical deterministic records should not differ on a rerun.. Return to this week and explain what you changed.</w:t>
-      </w:r>
-    </w:p>
-    <w:p>
-      <w:pPr>
-        <w:pStyle w:val="Heading3"/>
-      </w:pPr>
-      <w:r>
         <w:t>Keep your completed work</w:t>
       </w:r>
     </w:p>
     <w:p>
       <w:pPr>
-        <w:spacing w:line="336" w:lineRule="auto" w:after="180"/>
-      </w:pPr>
-      <w:r>
-        <w:rPr>
-          <w:b w:val="0"/>
-        </w:rPr>
-        <w:t xml:space="preserve">Use Download completed work in the hosted lesson to export your answers, reflections, practice feedback and code-run </w:t>
-      </w:r>
-      <w:r>
-        <w:rPr>
-          <w:b/>
-        </w:rPr>
-        <w:t>evidence</w:t>
-      </w:r>
-      <w:r>
-        <w:rPr>
-          <w:b w:val="0"/>
-        </w:rPr>
-        <w:t>. Open the HTML copy to read or print it.</w:t>
-      </w:r>
-    </w:p>
-    <w:p>
-      <w:pPr>
-        <w:spacing w:line="336" w:lineRule="auto" w:after="180"/>
-      </w:pPr>
-      <w:r>
-        <w:rPr>
-          <w:b w:val="0"/>
-        </w:rPr>
-        <w:t>Drafts stay in this browser when storage is available; clear drafts on a shared device.</w:t>
-      </w:r>
-    </w:p>
-    <w:p>
-      <w:pPr>
-        <w:pStyle w:val="Heading3"/>
-      </w:pPr>
-      <w:r>
-        <w:t>What I repaired, the evidence I kept and the next test</w:t>
-      </w:r>
-    </w:p>
-    <w:p>
-      <w:r>
-        <w:t>________________________________________________________________</w:t>
-      </w:r>
-    </w:p>
-    <w:p>
-      <w:r>
-        <w:t>________________________________________________________________</w:t>
-      </w:r>
-    </w:p>
-    <w:p>
-      <w:r>
-        <w:t>________________________________________________________________</w:t>
-      </w:r>
-    </w:p>
-    <w:p>
-      <w:r>
-        <w:t>________________________________________________________________</w:t>
-      </w:r>
-    </w:p>
-    <w:p>
-      <w:r>
-        <w:t>________________________________________________________________</w:t>
-      </w:r>
-    </w:p>
-    <w:p>
-      <w:pPr>
         <w:pStyle w:val="Heading1"/>
       </w:pPr>
       <w:r>
-        <w:t>15. Visual concept journey</w:t>
-      </w:r>
-    </w:p>
-    <w:p>
-      <w:r>
-        <w:t>Explain each Sensitivity analysis picture from its labels, then record a relevant limit.</w:t>
-      </w:r>
-    </w:p>
-    <w:p>
-      <w:pPr>
-        <w:pStyle w:val="Heading3"/>
+        <w:t>15. Reference · Six-picture response sheets</w:t>
+      </w:r>
+    </w:p>
+    <w:p>
+      <w:r>
+        <w:t>Choose the picture that helps explain the current step.</w:t>
+      </w:r>
+    </w:p>
+    <w:p>
+      <w:pPr>
+        <w:pStyle w:val="Heading2"/>
       </w:pPr>
       <w:r>
         <w:t>01. Sensitivity analysis: the case</w:t>
@@ -2129,7 +2267,7 @@
         <w:drawing>
           <wp:inline xmlns:a="http://schemas.openxmlformats.org/drawingml/2006/main" xmlns:pic="http://schemas.openxmlformats.org/drawingml/2006/picture">
             <wp:extent cx="5486400" cy="2834640"/>
-            <wp:docPr id="3" name="Picture 3" descr="A decision sensitive to the cutoff. A toy score rule predicts positive when score is at least the chosen cutoff. Supplied facts: Scores are 0.4,0.6,0.8. Cutoff 0.5 marks the last two positive; cutoff 0.7 marks only 0.8 positive."/>
+            <wp:docPr id="4" name="Picture 4" descr="A decision sensitive to the cutoff. A toy score rule predicts positive when score is at least the chosen cutoff. Supplied facts: Scores are 0.4,0.6,0.8. Cutoff 0.5 marks the last two positive; cutoff 0.7 marks only 0.8 positive."/>
             <wp:cNvGraphicFramePr>
               <a:graphicFrameLocks noChangeAspect="1"/>
             </wp:cNvGraphicFramePr>
@@ -2141,7 +2279,7 @@
                     <pic:cNvPicPr/>
                   </pic:nvPicPr>
                   <pic:blipFill>
-                    <a:blip r:embed="rId11"/>
+                    <a:blip r:embed="rId12"/>
                     <a:stretch>
                       <a:fillRect/>
                     </a:stretch>
@@ -2185,7 +2323,6 @@
     <w:p>
       <w:pPr>
         <w:spacing w:line="336" w:lineRule="auto" w:after="180"/>
-        <w:shd w:fill="F5F1FB"/>
       </w:pPr>
       <w:r>
         <w:rPr>
@@ -2224,7 +2361,7 @@
     </w:p>
     <w:p>
       <w:pPr>
-        <w:pStyle w:val="Heading3"/>
+        <w:pStyle w:val="Heading2"/>
       </w:pPr>
       <w:r>
         <w:t>02. Follow the deciding steps</w:t>
@@ -2235,7 +2372,7 @@
         <w:drawing>
           <wp:inline xmlns:a="http://schemas.openxmlformats.org/drawingml/2006/main" xmlns:pic="http://schemas.openxmlformats.org/drawingml/2006/picture">
             <wp:extent cx="5486400" cy="3182112"/>
-            <wp:docPr id="4" name="Picture 4" descr="Hold scores fixed: Keep the same three supplied scores. → Apply cutoff 0.5: 0.6 and 0.8 meet the boundary. → Apply cutoff 0.7: Only 0.8 meets the new boundary."/>
+            <wp:docPr id="5" name="Picture 5" descr="Hold scores fixed: Keep the same three supplied scores. → Apply cutoff 0.5: 0.6 and 0.8 meet the boundary. → Apply cutoff 0.7: Only 0.8 meets the new boundary."/>
             <wp:cNvGraphicFramePr>
               <a:graphicFrameLocks noChangeAspect="1"/>
             </wp:cNvGraphicFramePr>
@@ -2247,7 +2384,7 @@
                     <pic:cNvPicPr/>
                   </pic:nvPicPr>
                   <pic:blipFill>
-                    <a:blip r:embed="rId12"/>
+                    <a:blip r:embed="rId13"/>
                     <a:stretch>
                       <a:fillRect/>
                     </a:stretch>
@@ -2280,7 +2417,6 @@
     <w:p>
       <w:pPr>
         <w:spacing w:line="336" w:lineRule="auto" w:after="180"/>
-        <w:shd w:fill="F5F1FB"/>
       </w:pPr>
       <w:r>
         <w:rPr>
@@ -2331,7 +2467,7 @@
     </w:p>
     <w:p>
       <w:pPr>
-        <w:pStyle w:val="Heading3"/>
+        <w:pStyle w:val="Heading2"/>
       </w:pPr>
       <w:r>
         <w:t>03. Score decisions under inclusive cutoffs</w:t>
@@ -2342,7 +2478,7 @@
         <w:drawing>
           <wp:inline xmlns:a="http://schemas.openxmlformats.org/drawingml/2006/main" xmlns:pic="http://schemas.openxmlformats.org/drawingml/2006/picture">
             <wp:extent cx="5486400" cy="3617976"/>
-            <wp:docPr id="5" name="Picture 5" descr="Score decisions under inclusive cutoffs. Cutoff 0.5: Score 0.4 = No, Score 0.6 = Yes, Score 0.8 = Yes. Cutoff 0.7: Score 0.4 = No, Score 0.6 = No, Score 0.8 = Yes. Cutoff 0.6: Score 0.4 = No, Score 0.6 = Yes, Score 0.8 = Yes."/>
+            <wp:docPr id="6" name="Picture 6" descr="Score decisions under inclusive cutoffs. Cutoff 0.5: Score 0.4 = No, Score 0.6 = Yes, Score 0.8 = Yes. Cutoff 0.7: Score 0.4 = No, Score 0.6 = No, Score 0.8 = Yes. Cutoff 0.6: Score 0.4 = No, Score 0.6 = Yes, Score 0.8 = Yes."/>
             <wp:cNvGraphicFramePr>
               <a:graphicFrameLocks noChangeAspect="1"/>
             </wp:cNvGraphicFramePr>
@@ -2354,7 +2490,7 @@
                     <pic:cNvPicPr/>
                   </pic:nvPicPr>
                   <pic:blipFill>
-                    <a:blip r:embed="rId13"/>
+                    <a:blip r:embed="rId14"/>
                     <a:stretch>
                       <a:fillRect/>
                     </a:stretch>
@@ -2387,7 +2523,6 @@
     <w:p>
       <w:pPr>
         <w:spacing w:line="336" w:lineRule="auto" w:after="180"/>
-        <w:shd w:fill="F5F1FB"/>
       </w:pPr>
       <w:r>
         <w:rPr>
@@ -2426,7 +2561,7 @@
     </w:p>
     <w:p>
       <w:pPr>
-        <w:pStyle w:val="Heading3"/>
+        <w:pStyle w:val="Heading2"/>
       </w:pPr>
       <w:r>
         <w:t>04. Change one thing. Trace what follows.</w:t>
@@ -2437,7 +2572,7 @@
         <w:drawing>
           <wp:inline xmlns:a="http://schemas.openxmlformats.org/drawingml/2006/main" xmlns:pic="http://schemas.openxmlformats.org/drawingml/2006/picture">
             <wp:extent cx="5486400" cy="3026664"/>
-            <wp:docPr id="6" name="Picture 6" descr="Original case: Only 0.8 meets the new boundary. Changed condition: Set the cutoff to exactly 0.6. Expected result: 0.6 and 0.8 are positive because the rule includes equality. Reason: The declared at-least boundary includes the threshold value."/>
+            <wp:docPr id="7" name="Picture 7" descr="Original case: Only 0.8 meets the new boundary. Changed condition: Set the cutoff to exactly 0.6. Expected result: 0.6 and 0.8 are positive because the rule includes equality. Reason: The declared at-least boundary includes the threshold value."/>
             <wp:cNvGraphicFramePr>
               <a:graphicFrameLocks noChangeAspect="1"/>
             </wp:cNvGraphicFramePr>
@@ -2449,7 +2584,7 @@
                     <pic:cNvPicPr/>
                   </pic:nvPicPr>
                   <pic:blipFill>
-                    <a:blip r:embed="rId14"/>
+                    <a:blip r:embed="rId15"/>
                     <a:stretch>
                       <a:fillRect/>
                     </a:stretch>
@@ -2493,7 +2628,6 @@
     <w:p>
       <w:pPr>
         <w:spacing w:line="336" w:lineRule="auto" w:after="180"/>
-        <w:shd w:fill="F5F1FB"/>
       </w:pPr>
       <w:r>
         <w:rPr>
@@ -2532,7 +2666,7 @@
     </w:p>
     <w:p>
       <w:pPr>
-        <w:pStyle w:val="Heading3"/>
+        <w:pStyle w:val="Heading2"/>
       </w:pPr>
       <w:r>
         <w:t>05. Connect the explanation to its limit</w:t>
@@ -2543,7 +2677,7 @@
         <w:drawing>
           <wp:inline xmlns:a="http://schemas.openxmlformats.org/drawingml/2006/main" xmlns:pic="http://schemas.openxmlformats.org/drawingml/2006/picture">
             <wp:extent cx="5486400" cy="2834640"/>
-            <wp:docPr id="7" name="Picture 7" descr="Sensitivity analysis checks how conclusions change under plausible choices. Changing a cutoff changes the decision rule, not the recorded scores or their accuracy. Limit: Without reference labels, these counts do not identify the best cutoff or establish correctness."/>
+            <wp:docPr id="8" name="Picture 8" descr="Sensitivity analysis checks how conclusions change under plausible choices. Changing a cutoff changes the decision rule, not the recorded scores or their accuracy. Limit: Without reference labels, these counts do not identify the best cutoff or establish correctness."/>
             <wp:cNvGraphicFramePr>
               <a:graphicFrameLocks noChangeAspect="1"/>
             </wp:cNvGraphicFramePr>
@@ -2555,7 +2689,7 @@
                     <pic:cNvPicPr/>
                   </pic:nvPicPr>
                   <pic:blipFill>
-                    <a:blip r:embed="rId15"/>
+                    <a:blip r:embed="rId16"/>
                     <a:stretch>
                       <a:fillRect/>
                     </a:stretch>
@@ -2605,7 +2739,6 @@
     <w:p>
       <w:pPr>
         <w:spacing w:line="336" w:lineRule="auto" w:after="180"/>
-        <w:shd w:fill="F5F1FB"/>
       </w:pPr>
       <w:r>
         <w:rPr>
@@ -2644,7 +2777,7 @@
     </w:p>
     <w:p>
       <w:pPr>
-        <w:pStyle w:val="Heading3"/>
+        <w:pStyle w:val="Heading2"/>
       </w:pPr>
       <w:r>
         <w:t>06. Make the idea visible in your project</w:t>
@@ -2655,7 +2788,7 @@
         <w:drawing>
           <wp:inline xmlns:a="http://schemas.openxmlformats.org/drawingml/2006/main" xmlns:pic="http://schemas.openxmlformats.org/drawingml/2006/picture">
             <wp:extent cx="5486400" cy="3681984"/>
-            <wp:docPr id="8" name="Picture 8" descr="For the Reproducible AI Research Study, retain an annotated worked trace and the changed-case reasoning. Connect the claim to its records, units and assumptions so another investigator can challenge or reproduce it. Draw your input, deciding step, result and limit. Supported question: Classify 0.4, 0.6 and 0.8 at cutoffs 0.5, 0.7 and exactly 0.6. Which equality rule decides the boundary, and can these unlabelled scores identify the best cutoff?"/>
+            <wp:docPr id="9" name="Picture 9" descr="For the Reproducible AI Research Study, retain an annotated worked trace and the changed-case reasoning. Connect the claim to its records, units and assumptions so another investigator can challenge or reproduce it. Draw your input, deciding step, result and limit. Supported question: Classify 0.4, 0.6 and 0.8 at cutoffs 0.5, 0.7 and exactly 0.6. Which equality rule decides the boundary, and can these unlabelled scores identify the best cutoff?"/>
             <wp:cNvGraphicFramePr>
               <a:graphicFrameLocks noChangeAspect="1"/>
             </wp:cNvGraphicFramePr>
@@ -2667,7 +2800,7 @@
                     <pic:cNvPicPr/>
                   </pic:nvPicPr>
                   <pic:blipFill>
-                    <a:blip r:embed="rId16"/>
+                    <a:blip r:embed="rId17"/>
                     <a:stretch>
                       <a:fillRect/>
                     </a:stretch>
@@ -2734,7 +2867,6 @@
     <w:p>
       <w:pPr>
         <w:spacing w:line="336" w:lineRule="auto" w:after="180"/>
-        <w:shd w:fill="F5F1FB"/>
       </w:pPr>
       <w:r>
         <w:rPr>
@@ -2781,6 +2913,62 @@
     <w:p>
       <w:r>
         <w:t>________________________________________________________________</w:t>
+      </w:r>
+    </w:p>
+    <w:p>
+      <w:pPr>
+        <w:pStyle w:val="Heading2"/>
+      </w:pPr>
+      <w:r>
+        <w:t>Earlier wording, alternatives and picture transcripts · reference / check after trying</w:t>
+      </w:r>
+    </w:p>
+    <w:p>
+      <w:pPr>
+        <w:pStyle w:val="Heading3"/>
+      </w:pPr>
+      <w:r>
+        <w:t>01. Sensitivity analysis: the case</w:t>
+      </w:r>
+    </w:p>
+    <w:p>
+      <w:pPr>
+        <w:pStyle w:val="Heading3"/>
+      </w:pPr>
+      <w:r>
+        <w:t>02. Follow the deciding steps</w:t>
+      </w:r>
+    </w:p>
+    <w:p>
+      <w:pPr>
+        <w:pStyle w:val="Heading3"/>
+      </w:pPr>
+      <w:r>
+        <w:t>03. Score decisions under inclusive cutoffs</w:t>
+      </w:r>
+    </w:p>
+    <w:p>
+      <w:pPr>
+        <w:pStyle w:val="Heading3"/>
+      </w:pPr>
+      <w:r>
+        <w:t>04. Change one thing. Trace what follows.</w:t>
+      </w:r>
+    </w:p>
+    <w:p>
+      <w:pPr>
+        <w:pStyle w:val="Heading3"/>
+      </w:pPr>
+      <w:r>
+        <w:t>05. Connect the explanation to its limit</w:t>
+      </w:r>
+    </w:p>
+    <w:p>
+      <w:pPr>
+        <w:pStyle w:val="Heading3"/>
+      </w:pPr>
+      <w:r>
+        <w:t>06. Make the idea visible in your project</w:t>
       </w:r>
     </w:p>
     <w:sectPr>
